--- a/public/abcd_manuscript.docx
+++ b/public/abcd_manuscript.docx
@@ -1068,25 +1068,61 @@
           <w:sz w:val="22"/>
           <w:szCs w:val="22"/>
         </w:rPr>
-        <w:t xml:space="preserve">The size and scope of the ABCD Study data allow the research community to perform a large variety of developmental analyses of both substantive and methodological interest, presenting a unique opportunity to significantly advance our understanding of how a multitude of biopsychosocial processes unfold across critical periods of development. In this paper, we describe models and methods for longitudinal analysis of ABCD Study data that can address these fundamental scientific aims, including: 1) characterization of the genetic and environmental factors associated with variation in developmental trajectories; 2) assessment of how the level and timing of exposures may impact subsequent neurodevelopment; 3) quantification of how variation in developmental domains may be associated with outcomes, including mediation models and reciprocal relationships. We instantiate these longitudinal analyses in worked examples using the ABCD Release 5.1 data with accompanying R scripts. Worked examples are available in </w:t>
-      </w:r>
-      <w:r>
-        <w:rPr>
-          <w:rFonts w:ascii="Arial" w:hAnsi="Arial" w:cs="Arial"/>
-          <w:color w:val="000000" w:themeColor="text1"/>
-          <w:sz w:val="22"/>
-          <w:szCs w:val="22"/>
-        </w:rPr>
-        <w:t xml:space="preserve">markdown </w:t>
-      </w:r>
-      <w:r>
-        <w:rPr>
-          <w:rFonts w:ascii="Arial" w:hAnsi="Arial" w:cs="Arial"/>
-          <w:color w:val="000000" w:themeColor="text1"/>
-          <w:sz w:val="22"/>
-          <w:szCs w:val="22"/>
-        </w:rPr>
-        <w:t xml:space="preserve">files, accessible in </w:t>
+        <w:t>The size and scope of the ABCD Study data allow the research community to perform a large variety of developmental analyses of both substantive and methodological interest, presenting a unique opportunity to significantly advance our understanding of how a multitude of biopsychosocial processes unfold across critical periods of development. In this paper, we describe models and methods for longitudinal analysis of ABCD Study data that can address these fundamental scientific aims, including: 1) characterization of the genetic and environmental factors associated with variation in developmental trajectories; 2) assessment of how the level and timing of exposures may impact subsequent neurodevelopment; 3) quantification of how variation in developmental domains may be associated with outcomes, including mediation models and reciprocal relationships. We instantiate these longitudinal analyses in worked examples</w:t>
+      </w:r>
+      <w:r>
+        <w:rPr>
+          <w:rFonts w:ascii="Arial" w:hAnsi="Arial" w:cs="Arial"/>
+          <w:color w:val="000000" w:themeColor="text1"/>
+          <w:sz w:val="22"/>
+          <w:szCs w:val="22"/>
+        </w:rPr>
+        <w:t xml:space="preserve"> which are </w:t>
+      </w:r>
+      <w:r>
+        <w:rPr>
+          <w:rFonts w:ascii="Arial" w:hAnsi="Arial" w:cs="Arial"/>
+          <w:color w:val="000000" w:themeColor="text1"/>
+          <w:sz w:val="22"/>
+          <w:szCs w:val="22"/>
+        </w:rPr>
+        <w:t>accessible</w:t>
+      </w:r>
+      <w:r>
+        <w:rPr>
+          <w:rFonts w:ascii="Arial" w:hAnsi="Arial" w:cs="Arial"/>
+          <w:color w:val="000000" w:themeColor="text1"/>
+          <w:sz w:val="22"/>
+          <w:szCs w:val="22"/>
+        </w:rPr>
+        <w:t xml:space="preserve"> along </w:t>
+      </w:r>
+      <w:r>
+        <w:rPr>
+          <w:rFonts w:ascii="Arial" w:hAnsi="Arial" w:cs="Arial"/>
+          <w:color w:val="000000" w:themeColor="text1"/>
+          <w:sz w:val="22"/>
+          <w:szCs w:val="22"/>
+        </w:rPr>
+        <w:t>with accompanying scripts</w:t>
+      </w:r>
+      <w:r>
+        <w:rPr>
+          <w:rFonts w:ascii="Arial" w:hAnsi="Arial" w:cs="Arial"/>
+          <w:color w:val="000000" w:themeColor="text1"/>
+          <w:sz w:val="22"/>
+          <w:szCs w:val="22"/>
+        </w:rPr>
+        <w:t xml:space="preserve"> and code, at</w:t>
+      </w:r>
+      <w:r>
+        <w:rPr>
+          <w:rFonts w:ascii="Arial" w:hAnsi="Arial" w:cs="Arial"/>
+          <w:color w:val="000000" w:themeColor="text1"/>
+          <w:sz w:val="22"/>
+          <w:szCs w:val="22"/>
+        </w:rPr>
+        <w:t xml:space="preserve"> </w:t>
       </w:r>
       <w:r>
         <w:rPr>
@@ -1097,93 +1133,59 @@
         </w:rPr>
         <w:t xml:space="preserve">the project’s </w:t>
       </w:r>
-      <w:hyperlink r:id="rId8">
-        <w:r>
-          <w:rPr>
-            <w:rStyle w:val="Hyperlink"/>
-            <w:rFonts w:ascii="Arial" w:hAnsi="Arial" w:cs="Arial"/>
-            <w:color w:val="000000" w:themeColor="text1"/>
-            <w:sz w:val="22"/>
-            <w:szCs w:val="22"/>
-          </w:rPr>
-          <w:t>GitHub repository</w:t>
-        </w:r>
-      </w:hyperlink>
-      <w:r>
-        <w:rPr>
-          <w:rStyle w:val="Hyperlink"/>
-          <w:rFonts w:ascii="Arial" w:hAnsi="Arial" w:cs="Arial"/>
-          <w:color w:val="000000" w:themeColor="text1"/>
+      <w:r>
+        <w:rPr>
+          <w:rFonts w:ascii="Arial" w:hAnsi="Arial" w:cs="Arial"/>
+          <w:color w:val="000000" w:themeColor="text1"/>
+          <w:sz w:val="22"/>
+          <w:szCs w:val="22"/>
+        </w:rPr>
+        <w:t>web</w:t>
+      </w:r>
+      <w:r>
+        <w:rPr>
+          <w:rFonts w:ascii="Arial" w:hAnsi="Arial" w:cs="Arial"/>
+          <w:color w:val="000000" w:themeColor="text1"/>
+          <w:sz w:val="22"/>
+          <w:szCs w:val="22"/>
+        </w:rPr>
+        <w:t>site</w:t>
+      </w:r>
+      <w:r>
+        <w:rPr>
+          <w:rFonts w:ascii="Arial" w:hAnsi="Arial" w:cs="Arial"/>
+          <w:color w:val="000000" w:themeColor="text1"/>
+          <w:sz w:val="22"/>
+          <w:szCs w:val="22"/>
+        </w:rPr>
+        <w:t>,</w:t>
+      </w:r>
+      <w:r>
+        <w:rPr>
+          <w:rFonts w:ascii="Arial" w:hAnsi="Arial" w:cs="Arial"/>
+          <w:color w:val="000000" w:themeColor="text1"/>
+          <w:sz w:val="22"/>
+          <w:szCs w:val="22"/>
+        </w:rPr>
+        <w:t xml:space="preserve"> </w:t>
+      </w:r>
+      <w:r>
+        <w:rPr>
+          <w:rFonts w:ascii="Arial" w:hAnsi="Arial" w:cs="Arial"/>
+          <w:sz w:val="22"/>
+          <w:szCs w:val="22"/>
+        </w:rPr>
+        <w:t>longitudinal.dev</w:t>
+      </w:r>
+      <w:r>
+        <w:rPr>
+          <w:rFonts w:ascii="Arial" w:hAnsi="Arial" w:cs="Arial"/>
           <w:sz w:val="22"/>
           <w:szCs w:val="22"/>
         </w:rPr>
         <w:t xml:space="preserve"> (</w:t>
       </w:r>
-      <w:hyperlink r:id="rId9" w:history="1">
-        <w:r>
-          <w:rPr>
-            <w:rStyle w:val="Hyperlink"/>
-            <w:rFonts w:ascii="Arial" w:hAnsi="Arial" w:cs="Arial"/>
-            <w:sz w:val="22"/>
-            <w:szCs w:val="22"/>
-          </w:rPr>
-          <w:t>https://github.com/</w:t>
-        </w:r>
-        <w:r>
-          <w:rPr>
-            <w:rStyle w:val="Hyperlink"/>
-            <w:rFonts w:ascii="Arial" w:hAnsi="Arial" w:cs="Arial"/>
-            <w:sz w:val="22"/>
-            <w:szCs w:val="22"/>
-          </w:rPr>
-          <w:t>begin</w:t>
-        </w:r>
-        <w:r>
-          <w:rPr>
-            <w:rStyle w:val="Hyperlink"/>
-            <w:rFonts w:ascii="Arial" w:hAnsi="Arial" w:cs="Arial"/>
-            <w:sz w:val="22"/>
-            <w:szCs w:val="22"/>
-          </w:rPr>
-          <w:t>DevSci/longitudinal-dev</w:t>
-        </w:r>
-      </w:hyperlink>
-      <w:r>
-        <w:rPr>
-          <w:rStyle w:val="Hyperlink"/>
-          <w:rFonts w:ascii="Arial" w:hAnsi="Arial" w:cs="Arial"/>
-          <w:color w:val="000000" w:themeColor="text1"/>
-          <w:sz w:val="22"/>
-          <w:szCs w:val="22"/>
-        </w:rPr>
-        <w:t>)</w:t>
-      </w:r>
-      <w:r>
-        <w:rPr>
-          <w:rFonts w:ascii="Arial" w:hAnsi="Arial" w:cs="Arial"/>
-          <w:color w:val="000000" w:themeColor="text1"/>
-          <w:sz w:val="22"/>
-          <w:szCs w:val="22"/>
-        </w:rPr>
-        <w:t xml:space="preserve"> and accompanying site </w:t>
-      </w:r>
-      <w:r>
-        <w:rPr>
-          <w:rFonts w:ascii="Arial" w:hAnsi="Arial" w:cs="Arial"/>
-          <w:sz w:val="22"/>
-          <w:szCs w:val="22"/>
-        </w:rPr>
-        <w:t>longitudinal.dev</w:t>
-      </w:r>
-      <w:r>
-        <w:rPr>
-          <w:rFonts w:ascii="Arial" w:hAnsi="Arial" w:cs="Arial"/>
-          <w:sz w:val="22"/>
-          <w:szCs w:val="22"/>
-        </w:rPr>
-        <w:t xml:space="preserve"> (</w:t>
-      </w:r>
-      <w:hyperlink r:id="rId10" w:history="1">
+      <w:hyperlink r:id="rId8" w:history="1">
         <w:r>
           <w:rPr>
             <w:rStyle w:val="Hyperlink"/>
@@ -1431,7 +1433,43 @@
           <w:sz w:val="22"/>
           <w:szCs w:val="22"/>
         </w:rPr>
-        <w:t xml:space="preserve">Casey et al. 2018; </w:t>
+        <w:t xml:space="preserve">Casey et al. 2018; Hagler et al. 2019; Palmer et al. 2022); 8) geolocation-based environmental exposure data </w:t>
+      </w:r>
+      <w:r>
+        <w:rPr>
+          <w:rFonts w:ascii="Arial" w:hAnsi="Arial" w:cs="Arial"/>
+          <w:color w:val="000000" w:themeColor="text1"/>
+          <w:sz w:val="22"/>
+          <w:szCs w:val="22"/>
+        </w:rPr>
+        <w:t>(</w:t>
+      </w:r>
+      <w:r>
+        <w:rPr>
+          <w:rFonts w:ascii="Arial" w:hAnsi="Arial" w:cs="Arial"/>
+          <w:color w:val="000000" w:themeColor="text1"/>
+          <w:sz w:val="22"/>
+          <w:szCs w:val="22"/>
+        </w:rPr>
+        <w:t xml:space="preserve">Fan et al. 2021); 9) wearables and mobile technology </w:t>
+      </w:r>
+      <w:r>
+        <w:rPr>
+          <w:rFonts w:ascii="Arial" w:hAnsi="Arial" w:cs="Arial"/>
+          <w:color w:val="000000" w:themeColor="text1"/>
+          <w:sz w:val="22"/>
+          <w:szCs w:val="22"/>
+        </w:rPr>
+        <w:t>(</w:t>
+      </w:r>
+      <w:r>
+        <w:rPr>
+          <w:rFonts w:ascii="Arial" w:hAnsi="Arial" w:cs="Arial"/>
+          <w:color w:val="000000" w:themeColor="text1"/>
+          <w:sz w:val="22"/>
+          <w:szCs w:val="22"/>
+        </w:rPr>
+        <w:t xml:space="preserve">Bagot et al. 2018); and 10) whole-genome </w:t>
       </w:r>
       <w:r>
         <w:rPr>
@@ -1441,7 +1479,7 @@
           <w:szCs w:val="22"/>
         </w:rPr>
         <w:lastRenderedPageBreak/>
-        <w:t xml:space="preserve">Hagler et al. 2019; Palmer et al. 2022); 8) geolocation-based environmental exposure data </w:t>
+        <w:t xml:space="preserve">genotyping </w:t>
       </w:r>
       <w:r>
         <w:rPr>
@@ -1459,42 +1497,6 @@
           <w:sz w:val="22"/>
           <w:szCs w:val="22"/>
         </w:rPr>
-        <w:t xml:space="preserve">Fan et al. 2021); 9) wearables and mobile technology </w:t>
-      </w:r>
-      <w:r>
-        <w:rPr>
-          <w:rFonts w:ascii="Arial" w:hAnsi="Arial" w:cs="Arial"/>
-          <w:color w:val="000000" w:themeColor="text1"/>
-          <w:sz w:val="22"/>
-          <w:szCs w:val="22"/>
-        </w:rPr>
-        <w:t>(</w:t>
-      </w:r>
-      <w:r>
-        <w:rPr>
-          <w:rFonts w:ascii="Arial" w:hAnsi="Arial" w:cs="Arial"/>
-          <w:color w:val="000000" w:themeColor="text1"/>
-          <w:sz w:val="22"/>
-          <w:szCs w:val="22"/>
-        </w:rPr>
-        <w:t xml:space="preserve">Bagot et al. 2018); and 10) whole-genome genotyping </w:t>
-      </w:r>
-      <w:r>
-        <w:rPr>
-          <w:rFonts w:ascii="Arial" w:hAnsi="Arial" w:cs="Arial"/>
-          <w:color w:val="000000" w:themeColor="text1"/>
-          <w:sz w:val="22"/>
-          <w:szCs w:val="22"/>
-        </w:rPr>
-        <w:t>(</w:t>
-      </w:r>
-      <w:r>
-        <w:rPr>
-          <w:rFonts w:ascii="Arial" w:hAnsi="Arial" w:cs="Arial"/>
-          <w:color w:val="000000" w:themeColor="text1"/>
-          <w:sz w:val="22"/>
-          <w:szCs w:val="22"/>
-        </w:rPr>
         <w:t>Loughnan et al. 2020). Many of these measures are collected at in-person annual visits, with brain imaging collected at baseline and every other year going forward. A limited number of assessments are collected in semi-annual brief telephone or online assessments.</w:t>
       </w:r>
     </w:p>
@@ -1515,7 +1517,61 @@
           <w:sz w:val="22"/>
           <w:szCs w:val="22"/>
         </w:rPr>
-        <w:t>Data are publicly released approximately annually, currently through the NIMH Data Archive (NDA). The study’s earliest data releases consisted primarily of one or two visits per participant. However, the most recent public release as of the writing of this paper (Release 5.1) contains data collected across five annual visits, including three brain imaging assessments (baseline, year 2 follow-up, and year 4 follow-up visits) for at least a subset of the cohort. Hence, starting with Release 5.0, it is feasible for researchers to begin focusing on the characterization of neurodevelopmental and other trajectories.</w:t>
+        <w:t xml:space="preserve">Data are publicly released approximately annually. The study’s earliest data releases consisted primarily of one or two visits per participant. However, the most recent public release as of the writing of this paper (Release </w:t>
+      </w:r>
+      <w:r>
+        <w:rPr>
+          <w:rFonts w:ascii="Arial" w:hAnsi="Arial" w:cs="Arial"/>
+          <w:color w:val="000000" w:themeColor="text1"/>
+          <w:sz w:val="22"/>
+          <w:szCs w:val="22"/>
+        </w:rPr>
+        <w:t>6.0</w:t>
+      </w:r>
+      <w:r>
+        <w:rPr>
+          <w:rFonts w:ascii="Arial" w:hAnsi="Arial" w:cs="Arial"/>
+          <w:color w:val="000000" w:themeColor="text1"/>
+          <w:sz w:val="22"/>
+          <w:szCs w:val="22"/>
+        </w:rPr>
+        <w:t xml:space="preserve">) contains data collected across </w:t>
+      </w:r>
+      <w:r>
+        <w:rPr>
+          <w:rFonts w:ascii="Arial" w:hAnsi="Arial" w:cs="Arial"/>
+          <w:color w:val="000000" w:themeColor="text1"/>
+          <w:sz w:val="22"/>
+          <w:szCs w:val="22"/>
+        </w:rPr>
+        <w:t>six</w:t>
+      </w:r>
+      <w:r>
+        <w:rPr>
+          <w:rFonts w:ascii="Arial" w:hAnsi="Arial" w:cs="Arial"/>
+          <w:color w:val="000000" w:themeColor="text1"/>
+          <w:sz w:val="22"/>
+          <w:szCs w:val="22"/>
+        </w:rPr>
+        <w:t xml:space="preserve"> annual visits, including three brain imaging assessments (baseline, year 2 follow-up, and year 4 follow-up visits). Hence, starting with Release </w:t>
+      </w:r>
+      <w:r>
+        <w:rPr>
+          <w:rFonts w:ascii="Arial" w:hAnsi="Arial" w:cs="Arial"/>
+          <w:color w:val="000000" w:themeColor="text1"/>
+          <w:sz w:val="22"/>
+          <w:szCs w:val="22"/>
+        </w:rPr>
+        <w:t>6</w:t>
+      </w:r>
+      <w:r>
+        <w:rPr>
+          <w:rFonts w:ascii="Arial" w:hAnsi="Arial" w:cs="Arial"/>
+          <w:color w:val="000000" w:themeColor="text1"/>
+          <w:sz w:val="22"/>
+          <w:szCs w:val="22"/>
+        </w:rPr>
+        <w:t>.0, it is feasible for researchers to begin focusing on the characterization of neurodevelopmental and other trajectories.</w:t>
       </w:r>
     </w:p>
     <w:p>
@@ -1945,7 +2001,7 @@
           <w:sz w:val="22"/>
           <w:szCs w:val="22"/>
         </w:rPr>
-        <w:t xml:space="preserve">For example, collecting two or more within-person observations on the same construct at different times enables estimation of individual rates of change (slopes) where more observations allow for more precise estimates of individual slopes (random slopes), as well as characterization of non-linear development. Rate of change </w:t>
+        <w:t xml:space="preserve">For example, collecting two or more within-person observations on the same construct at different times enables estimation of individual rates of change (slopes) where more observations allow for more precise estimates of individual slopes (random slopes), as well as characterization of non-linear development. Rate of change or other trajectory characteristics may be more informative about individuals than the simple snapshots of level differences that cross-sectional data are limited to informing about. Cross-sectional age-related differences across individuals are poor substitutes for longitudinal </w:t>
       </w:r>
       <w:r>
         <w:rPr>
@@ -1955,7 +2011,7 @@
           <w:szCs w:val="22"/>
         </w:rPr>
         <w:lastRenderedPageBreak/>
-        <w:t>or other trajectory characteristics may be more informative about individuals than the simple snapshots of level differences that cross-sectional data are limited to informing about. Cross-sectional age-related differences across individuals are poor substitutes for longitudinal trajectory estimates, except under highly restrictive assumptions</w:t>
+        <w:t>trajectory estimates, except under highly restrictive assumptions</w:t>
       </w:r>
       <w:r>
         <w:rPr>
@@ -2318,7 +2374,7 @@
           <w:sz w:val="22"/>
           <w:szCs w:val="22"/>
         </w:rPr>
-        <w:t xml:space="preserve">2010). Although conceptually distinct from vulnerable periods, both types of developmental considerations highlight the importance of viewing behavior in the context of development and attempting to determine how </w:t>
+        <w:t xml:space="preserve">2010). Although conceptually distinct from vulnerable periods, both types of developmental considerations highlight the importance of viewing behavior in the context of development and attempting to determine how various developmental pathways unfold. Longitudinal data are crucial in this context to assess individual levels of development prior to and following onset of experiences or other </w:t>
       </w:r>
       <w:r>
         <w:rPr>
@@ -2328,7 +2384,7 @@
           <w:szCs w:val="22"/>
         </w:rPr>
         <w:lastRenderedPageBreak/>
-        <w:t xml:space="preserve">various developmental pathways unfold. Longitudinal data are crucial in this context to assess individual levels of development prior to and following onset of experiences or other environmental factors (e.g., the ABCD Study collected data starting at </w:t>
+        <w:t xml:space="preserve">environmental factors (e.g., the ABCD Study collected data starting at </w:t>
       </w:r>
       <w:r>
         <w:rPr>
@@ -2850,7 +2906,25 @@
           <w:sz w:val="22"/>
           <w:szCs w:val="22"/>
         </w:rPr>
-        <w:t xml:space="preserve">These sentiments are reflected in more contemporary recommendations regarding best-practice guidelines for prospective data, which increasingly emphasize the benefits of additional measurement occasions for trajectory estimation, model identification and accurate parameter inferences. This is also consistent with recommendations that developmental studies include three or more assessment points, given it is impossible for data based on two-time points to </w:t>
+        <w:t xml:space="preserve">These sentiments are reflected in more contemporary recommendations regarding best-practice guidelines for prospective data, which increasingly emphasize the benefits of additional measurement occasions for trajectory estimation, model identification and accurate parameter inferences. This is also consistent with recommendations that developmental studies include three or more assessment points, given it is impossible for data based on two-time points to determine the shape of development (given that linear change is the only estimable form for two assessment waves; (see Duncan </w:t>
+      </w:r>
+      <w:r>
+        <w:rPr>
+          <w:rFonts w:ascii="Arial" w:hAnsi="Arial" w:cs="Arial"/>
+          <w:color w:val="000000" w:themeColor="text1"/>
+          <w:sz w:val="22"/>
+          <w:szCs w:val="22"/>
+        </w:rPr>
+        <w:t>&amp;</w:t>
+      </w:r>
+      <w:r>
+        <w:rPr>
+          <w:rFonts w:ascii="Arial" w:hAnsi="Arial" w:cs="Arial"/>
+          <w:color w:val="000000" w:themeColor="text1"/>
+          <w:sz w:val="22"/>
+          <w:szCs w:val="22"/>
+        </w:rPr>
+        <w:t xml:space="preserve"> Duncan 2009). Research designs that include three (but </w:t>
       </w:r>
       <w:r>
         <w:rPr>
@@ -2860,25 +2934,7 @@
           <w:szCs w:val="22"/>
         </w:rPr>
         <w:lastRenderedPageBreak/>
-        <w:t xml:space="preserve">determine the shape of development (given that linear change is the only estimable form for two assessment waves; (see Duncan </w:t>
-      </w:r>
-      <w:r>
-        <w:rPr>
-          <w:rFonts w:ascii="Arial" w:hAnsi="Arial" w:cs="Arial"/>
-          <w:color w:val="000000" w:themeColor="text1"/>
-          <w:sz w:val="22"/>
-          <w:szCs w:val="22"/>
-        </w:rPr>
-        <w:t>&amp;</w:t>
-      </w:r>
-      <w:r>
-        <w:rPr>
-          <w:rFonts w:ascii="Arial" w:hAnsi="Arial" w:cs="Arial"/>
-          <w:color w:val="000000" w:themeColor="text1"/>
-          <w:sz w:val="22"/>
-          <w:szCs w:val="22"/>
-        </w:rPr>
-        <w:t xml:space="preserve"> Duncan 2009). Research designs that include three (but preferably more) time points allow for non-linear trajectory estimation and increasingly nuanced analyses that more adequately tease apart sources of variation and covariation among the repeated assessments </w:t>
+        <w:t xml:space="preserve">preferably more) time points allow for non-linear trajectory estimation and increasingly nuanced analyses that more adequately tease apart sources of variation and covariation among the repeated assessments </w:t>
       </w:r>
       <w:r>
         <w:rPr>
@@ -3052,8 +3108,17 @@
           <w:sz w:val="22"/>
           <w:szCs w:val="22"/>
         </w:rPr>
+        <w:t xml:space="preserve">Both types of stability and change are important. Mean-level change in certain traits might help to explain why, in general, populations of individuals tend to be particularly vulnerable to the effects of environmental factors in specific age ranges; rank-order stability might help to quantify </w:t>
+      </w:r>
+      <w:r>
+        <w:rPr>
+          <w:rFonts w:ascii="Arial" w:hAnsi="Arial" w:cs="Arial"/>
+          <w:color w:val="000000" w:themeColor="text1"/>
+          <w:sz w:val="22"/>
+          <w:szCs w:val="22"/>
+        </w:rPr>
         <w:lastRenderedPageBreak/>
-        <w:t xml:space="preserve">Both types of stability and change are important. Mean-level change in certain traits might help to explain why, in general, populations of individuals tend to be particularly vulnerable to the effects of environmental factors in specific age ranges; rank-order stability might help to quantify the extent to which certain characteristics of the individual are </w:t>
+        <w:t xml:space="preserve">the extent to which certain characteristics of the individual are </w:t>
       </w:r>
       <w:proofErr w:type="gramStart"/>
       <w:r>
@@ -3241,7 +3306,7 @@
                           </pic:cNvPicPr>
                         </pic:nvPicPr>
                         <pic:blipFill>
-                          <a:blip r:embed="rId11"/>
+                          <a:blip r:embed="rId9"/>
                           <a:stretch>
                             <a:fillRect/>
                           </a:stretch>
@@ -3331,7 +3396,7 @@
           <w:sz w:val="22"/>
           <w:szCs w:val="22"/>
         </w:rPr>
-        <w:t xml:space="preserve">There is growing recognition that statistical models commonly applied to longitudinal data often fail to align with the developmental theory they are being used to assess (Curran and Bauer 2011; Hoffman 2015; Littlefield et al. 2021). First, developmental studies typically involve the use of prospective data to inform theories that are concerned with clear within-person processes (e.g., how phenotypes change or remain stable within individuals over time, (Curran and Bauer </w:t>
+        <w:t xml:space="preserve">There is growing recognition that statistical models commonly applied to longitudinal data often fail to align with the developmental theory they are being used to assess (Curran and Bauer 2011; Hoffman 2015; Littlefield et al. 2021). First, developmental studies typically involve the use of prospective data to inform theories that are concerned with clear within-person processes (e.g., how phenotypes change or remain stable within individuals over time, (Curran and Bauer 2011). Despite this, methods generally unsuited for disaggregating between- and within-person effects (e.g., cross-lagged panel models [CLPM]) remain common within various extant literatures. Fortunately, there exists a range of models that have been proposed to tease apart </w:t>
       </w:r>
       <w:r>
         <w:rPr>
@@ -3341,7 +3406,7 @@
           <w:szCs w:val="22"/>
         </w:rPr>
         <w:lastRenderedPageBreak/>
-        <w:t>2011). Despite this, methods generally unsuited for disaggregating between- and within-person effects (e.g., cross-lagged panel models [CLPM]) remain common within various extant literatures. Fortunately, there exists a range of models that have been proposed to tease apart between- and within-person sources of variance across time (see Littlefield et al. 2021; Orth et al. 2021). Most of these contemporary alternatives incorporate time-specific latent variables to capture between-person sources of variance and model within-person deviations around an individual’s mean (or trait) level across time (e.g., random-intercept cross-lagged panel model [RI-CLPM]</w:t>
+        <w:t>between- and within-person sources of variance across time (see Littlefield et al. 2021; Orth et al. 2021). Most of these contemporary alternatives incorporate time-specific latent variables to capture between-person sources of variance and model within-person deviations around an individual’s mean (or trait) level across time (e.g., random-intercept cross-lagged panel model [RI-CLPM]</w:t>
       </w:r>
       <w:r>
         <w:rPr>
@@ -3578,7 +3643,7 @@
           <w:sz w:val="22"/>
           <w:szCs w:val="22"/>
         </w:rPr>
-        <w:t xml:space="preserve">Ren et al. 2022). These models account for issues that may occur when working with discrete outcomes, including </w:t>
+        <w:t xml:space="preserve">Ren et al. 2022). These models account for issues that may occur when working with discrete outcomes, including overdispersion, i.e., when the variance is higher than would be expected based on a given parametric distribution (see Lenz 2016). Given the sheer breadth of issues relevant to determining adequate models for discrete outcomes, it is not uncommon for texts on LDA to </w:t>
       </w:r>
       <w:r>
         <w:rPr>
@@ -3588,7 +3653,7 @@
           <w:szCs w:val="22"/>
         </w:rPr>
         <w:lastRenderedPageBreak/>
-        <w:t>overdispersion, i.e., when the variance is higher than would be expected based on a given parametric distribution (see Lenz 2016). Given the sheer breadth of issues relevant to determining adequate models for discrete outcomes, it is not uncommon for texts on LDA to only cover models and approaches that assume continuous variables (e.g., Little 2013). However, some textbooks on categorical data analysis provide more detailed coverage of the myriad issues and modeling choices to consider when working with discrete outcomes: Lenz (2016), Chapter 11 for matched pair/two-assessment designs; Chapter 12 for marginal and transitional models for repeated designs, such as generalized estimating equations, and Chapter 13 for random effects models for discrete outcomes.</w:t>
+        <w:t>only cover models and approaches that assume continuous variables (e.g., Little 2013). However, some textbooks on categorical data analysis provide more detailed coverage of the myriad issues and modeling choices to consider when working with discrete outcomes: Lenz (2016), Chapter 11 for matched pair/two-assessment designs; Chapter 12 for marginal and transitional models for repeated designs, such as generalized estimating equations, and Chapter 13 for random effects models for discrete outcomes.</w:t>
       </w:r>
     </w:p>
     <w:p>
@@ -3943,7 +4008,7 @@
           <w:sz w:val="22"/>
           <w:szCs w:val="22"/>
         </w:rPr>
-        <w:t xml:space="preserve"> analytically. In the case of performance-based measures (e.g., matrix reasoning related to neurocognitive functioning; see </w:t>
+        <w:t xml:space="preserve"> analytically. In the case of performance-based measures (e.g., matrix reasoning related to neurocognitive functioning; see Salthouse 2014), this can be due to “learning” the task from previous test administrations (e.g., someone taking the test a second time performs better than they did the first time simply as a function of having taken it before). Even in the case of non-performance-based measures (e.g., </w:t>
       </w:r>
       <w:r>
         <w:rPr>
@@ -3953,7 +4018,7 @@
           <w:szCs w:val="22"/>
         </w:rPr>
         <w:lastRenderedPageBreak/>
-        <w:t xml:space="preserve">Salthouse 2014), this can be due to “learning” the task from previous test administrations (e.g., someone taking the test a second time performs better than they did the first time simply as a function of having taken it before). Even in the case of non-performance-based measures (e.g., levels of depression), where one cannot easily make the argument that one has acquired some task-specific skill through learning, it has been observed that respondents tend to endorse lower levels on subsequent assessments (e.g., Beck et al. 1961; French and Sutton 2010) and this phenomenon has been well documented in research using structured diagnostic interviews </w:t>
+        <w:t xml:space="preserve">levels of depression), where one cannot easily make the argument that one has acquired some task-specific skill through learning, it has been observed that respondents tend to endorse lower levels on subsequent assessments (e.g., Beck et al. 1961; French and Sutton 2010) and this phenomenon has been well documented in research using structured diagnostic interviews </w:t>
       </w:r>
       <w:r>
         <w:rPr>
@@ -4111,7 +4176,7 @@
           <w:sz w:val="22"/>
           <w:szCs w:val="22"/>
         </w:rPr>
-        <w:t xml:space="preserve">The most common approach is to use random effects. Essentially, random effects allow for covariance estimates around fixed effects. A classic example (from Bryk and Raudenbush 1992; Singer 1998) involves math achievement measured among students nested within schools. In a basic, intercept-only model with no covariates (i.e., an unconditional growth model), there would be one fixed effect (the grand mean, or intercept, of math achievement), one school random effect (representing variation in the intercept between schools) and the within-school student residuals (variation left over after accounting for fixed and random effects). In this framework, each student’s score would be the sum of the fixed effect (the grand mean), the school random effect and the student’s within-school residual. Assumptions about the variance and covariance </w:t>
+        <w:t xml:space="preserve">The most common approach is to use random effects. Essentially, random effects allow for covariance estimates around fixed effects. A classic example (from Bryk and Raudenbush 1992; Singer 1998) involves math achievement measured among students nested within schools. In a basic, intercept-only model with no covariates (i.e., an unconditional growth model), there would be one fixed effect (the grand mean, or intercept, of math achievement), one school random effect (representing variation in the intercept between schools) and the within-school student residuals (variation left over after accounting for fixed and random effects). In this framework, each student’s score would be the sum of the fixed effect (the grand mean), the school random effect and the student’s within-school residual. Assumptions about the variance and covariance components of this model dictate the form of the variance/covariance structure. For example, if we assume the random effects are independent and identically distributed, the implied structure would be compound symmetry, where it is assumed the covariance of any two students in a </w:t>
       </w:r>
       <w:r>
         <w:rPr>
@@ -4121,7 +4186,7 @@
           <w:szCs w:val="22"/>
         </w:rPr>
         <w:lastRenderedPageBreak/>
-        <w:t>components of this model dictate the form of the variance/covariance structure. For example, if we assume the random effects are independent and identically distributed, the implied structure would be compound symmetry, where it is assumed the covariance of any two students in a single school is captured by a school random intercept and the covariance of any two students in different schools is zero. The assumptions of this relatively simple covariance structure can be relaxed depending on the nesting structure of the data, resulting in different covariance structures with additional parameters (see Singer 1998).</w:t>
+        <w:t>single school is captured by a school random intercept and the covariance of any two students in different schools is zero. The assumptions of this relatively simple covariance structure can be relaxed depending on the nesting structure of the data, resulting in different covariance structures with additional parameters (see Singer 1998).</w:t>
       </w:r>
     </w:p>
     <w:p>
@@ -4710,7 +4775,7 @@
           <w:sz w:val="22"/>
           <w:szCs w:val="22"/>
         </w:rPr>
-        <w:t xml:space="preserve">1) structure may involve a more realistic set of assumptions compared to compound symmetry, in that the AR(1) model allows for diminishing correlations across time, </w:t>
+        <w:t xml:space="preserve">1) structure may involve a more realistic set of assumptions compared to compound symmetry, in that the AR(1) model allows for diminishing correlations across time, the basic AR(1) model, as well as autoregressive models more generally, can also suffer from several limitations in contexts that are common in prospective designs. In particular, recent work demonstrates that if a construct being assessed prospectively across time is trait-like in nature, </w:t>
       </w:r>
       <w:r>
         <w:rPr>
@@ -4720,7 +4785,7 @@
           <w:szCs w:val="22"/>
         </w:rPr>
         <w:lastRenderedPageBreak/>
-        <w:t xml:space="preserve">the basic AR(1) model, as well as autoregressive models more generally, can also suffer from several limitations in contexts that are common in prospective designs. In particular, recent work demonstrates that if a construct being assessed prospectively across time is trait-like in nature, then a simple AR(1) process fail to adequately account for this trait-like structure, with the downstream consequence that estimates derived from models based on AR structures (such as the CLPM) can be misleading and fail to adequately demarcate between- vs. within-person sources of variance </w:t>
+        <w:t xml:space="preserve">then a simple AR(1) process fail to adequately account for this trait-like structure, with the downstream consequence that estimates derived from models based on AR structures (such as the CLPM) can be misleading and fail to adequately demarcate between- vs. within-person sources of variance </w:t>
       </w:r>
       <w:r>
         <w:rPr>
@@ -4988,26 +5053,34 @@
           <w:sz w:val="22"/>
           <w:szCs w:val="22"/>
         </w:rPr>
-        <w:t xml:space="preserve">Modern approaches for handling missing data, such as full-information maximum likelihood, propensity weighting, auxiliary variables and multiple imputation avoid the biases of older approaches (see Enders 2010; Graham 2009). Graham (2009) noted several “myths” regarding missing data. For example, Graham notes many assume the data must be minimally MAR to permit estimating procedures (such as maximum likelihood or multiple imputation) compared to other, more traditional approaches (e.g., using only complete case data). Violations of MAR impact both traditional and more modern data estimation procedures, though as noted by Graham, violations of MAR tend to have a greater effect on older methods. Graham thus suggests that imputing missing data is a better approach compared to listwise deletion in most circumstances, regardless of the model of missingness (i.e., MCAR, MAR, MNAR; see Graham 2009; but also see Twisk et al. 2013). The ABCD Biostatistics Workgroup is currently </w:t>
-      </w:r>
-      <w:r>
-        <w:rPr>
-          <w:rFonts w:ascii="Arial" w:hAnsi="Arial" w:cs="Arial"/>
-          <w:color w:val="000000" w:themeColor="text1"/>
-          <w:sz w:val="22"/>
-          <w:szCs w:val="22"/>
-        </w:rPr>
-        <w:lastRenderedPageBreak/>
-        <w:t xml:space="preserve">implementing several missing data approaches which are being implemented and compared to </w:t>
-      </w:r>
-      <w:r>
-        <w:rPr>
-          <w:rFonts w:ascii="Arial" w:hAnsi="Arial" w:cs="Arial"/>
-          <w:color w:val="000000" w:themeColor="text1"/>
-          <w:sz w:val="22"/>
-          <w:szCs w:val="22"/>
-        </w:rPr>
-        <w:t>each other (and listwise deletion) in the 5.0 data release, including, propensity score weighting, and multiple (multilevel) imputation.</w:t>
+        <w:t xml:space="preserve">Modern approaches for handling missing data, such as full-information maximum likelihood, propensity weighting, auxiliary variables and multiple imputation avoid the biases of older approaches (see Enders 2010; Graham 2009). Graham (2009) noted several “myths” regarding missing data. For example, Graham notes many assume the data must be minimally MAR to permit estimating procedures (such as maximum likelihood or multiple imputation) compared to other, more traditional approaches (e.g., using only complete case data). Violations of MAR impact both traditional and more modern data estimation procedures, though as noted by Graham, violations of MAR tend to have a greater effect on older methods. Graham thus suggests that imputing missing data is a better approach compared to listwise deletion in most circumstances, regardless of the model of missingness (i.e., MCAR, MAR, MNAR; see Graham 2009; but also see Twisk et al. 2013). The ABCD Biostatistics Workgroup is currently implementing several missing data approaches which are being implemented and compared to </w:t>
+      </w:r>
+      <w:r>
+        <w:rPr>
+          <w:rFonts w:ascii="Arial" w:hAnsi="Arial" w:cs="Arial"/>
+          <w:color w:val="000000" w:themeColor="text1"/>
+          <w:sz w:val="22"/>
+          <w:szCs w:val="22"/>
+        </w:rPr>
+        <w:t xml:space="preserve">each other (and listwise deletion) in the </w:t>
+      </w:r>
+      <w:r>
+        <w:rPr>
+          <w:rFonts w:ascii="Arial" w:hAnsi="Arial" w:cs="Arial"/>
+          <w:color w:val="000000" w:themeColor="text1"/>
+          <w:sz w:val="22"/>
+          <w:szCs w:val="22"/>
+        </w:rPr>
+        <w:t>6</w:t>
+      </w:r>
+      <w:r>
+        <w:rPr>
+          <w:rFonts w:ascii="Arial" w:hAnsi="Arial" w:cs="Arial"/>
+          <w:color w:val="000000" w:themeColor="text1"/>
+          <w:sz w:val="22"/>
+          <w:szCs w:val="22"/>
+        </w:rPr>
+        <w:t>.0 data release, including, propensity score weighting, and multiple (multilevel) imputation.</w:t>
       </w:r>
     </w:p>
     <w:p>
@@ -5031,6 +5104,7 @@
           <w:sz w:val="22"/>
           <w:szCs w:val="22"/>
         </w:rPr>
+        <w:lastRenderedPageBreak/>
         <w:t>3.1.</w:t>
       </w:r>
       <w:r>
@@ -5265,60 +5339,7 @@
           <w:sz w:val="22"/>
           <w:szCs w:val="22"/>
         </w:rPr>
-        <w:t xml:space="preserve">An essential aspect of longitudinal analysis is the careful selection and modeling of covariates, as these choices can significantly influence </w:t>
-      </w:r>
-      <w:r>
-        <w:rPr>
-          <w:rFonts w:ascii="Arial" w:hAnsi="Arial" w:cs="Arial"/>
-          <w:color w:val="000000" w:themeColor="text1"/>
-          <w:sz w:val="22"/>
-          <w:szCs w:val="22"/>
-        </w:rPr>
-        <w:t>study</w:t>
-      </w:r>
-      <w:r>
-        <w:rPr>
-          <w:rFonts w:ascii="Arial" w:hAnsi="Arial" w:cs="Arial"/>
-          <w:color w:val="000000" w:themeColor="text1"/>
-          <w:sz w:val="22"/>
-          <w:szCs w:val="22"/>
-        </w:rPr>
-        <w:t xml:space="preserve"> results and interpretations. In the context of the ABCD Study, covariates can be categorized as either time-invariant (e.g., demographic variables such as race, ethnicity, and sex) or time-varying (e.g., measures of stress, family environment, or substance use over time). Time-invariant covariates are typically measured at baseline and do not change over the study period, making them useful for controlling for stable characteristics that may influence outcomes. Conversely, time-varying covariates, which are repeatedly measured throughout the study, allow for the examination of how changes in these variables correlate with changes in outcomes over time</w:t>
-      </w:r>
-      <w:r>
-        <w:rPr>
-          <w:rFonts w:ascii="Arial" w:hAnsi="Arial" w:cs="Arial"/>
-          <w:color w:val="000000" w:themeColor="text1"/>
-          <w:sz w:val="22"/>
-          <w:szCs w:val="22"/>
-        </w:rPr>
-        <w:t xml:space="preserve"> (</w:t>
-      </w:r>
-      <w:r>
-        <w:rPr>
-          <w:rFonts w:ascii="Arial" w:hAnsi="Arial" w:cs="Arial"/>
-          <w:sz w:val="22"/>
-          <w:szCs w:val="22"/>
-        </w:rPr>
-        <w:t xml:space="preserve">Fitzmaurice et al., 2012; </w:t>
-      </w:r>
-      <w:r>
-        <w:rPr>
-          <w:rFonts w:ascii="Arial" w:hAnsi="Arial" w:cs="Arial"/>
-          <w:color w:val="000000" w:themeColor="text1"/>
-          <w:sz w:val="22"/>
-          <w:szCs w:val="22"/>
-        </w:rPr>
-        <w:t>Singer &amp; Willett, 2003)</w:t>
-      </w:r>
-      <w:r>
-        <w:rPr>
-          <w:rFonts w:ascii="Arial" w:hAnsi="Arial" w:cs="Arial"/>
-          <w:color w:val="000000" w:themeColor="text1"/>
-          <w:sz w:val="22"/>
-          <w:szCs w:val="22"/>
-        </w:rPr>
-        <w:t xml:space="preserve">. </w:t>
+        <w:t>An essential aspect of longitudinal analysis is the careful selection and modeling of covariates, as these choices can significantly influence study results and interpretations. In the context of the ABCD Study, covariates can be categorized as either time-invariant (e.g., demographic variables such as race, ethnicity, and sex) or time-varying (e.g., measures of stress, family environment, or substance use over time). Time-invariant covariates are typically measured at baseline and do not change over the study period, making them useful for controlling for stable characteristics that may influence outcomes. Conversely, time-varying covariates, which are repeatedly measured throughout the study, allow for the examination of how changes in these variables correlate with changes in outcomes over time (Fitzmaurice et al., 2012; Singer &amp; Willett, 2003).</w:t>
       </w:r>
     </w:p>
     <w:p>
@@ -5338,7 +5359,7 @@
           <w:sz w:val="22"/>
           <w:szCs w:val="22"/>
         </w:rPr>
-        <w:t>When selecting covariates, it is crucial to consider both the theoretical framework guiding the study and empirical evidence from prior research, as well as the appropriate statistical modeling techniques. Mixed-effects models, for example, are particularly well-suited for longitudinal data as they can handle both fixed effects (time-invariant covariates) and random effects (time-varying covariates), allowing for a more nuanced understanding of how different covariates impact the outcome variable over time. Covariate adjustment is also a critical consideration, as it aims to control for confounding variables that could influence the relationship between primary predictors and outcomes. However, improper or excessive adjustment can distort relationships, masking true associations or introducing biases (</w:t>
+        <w:t xml:space="preserve">When selecting covariates, it is crucial to base decisions on both the theoretical framework guiding the study and empirical evidence from prior research, alongside appropriate statistical modeling techniques. Theoretical frameworks can help differentiate between confounders, mediators, and other variables that may influence the relationships being studied. This can be critical, as for example, including a mediator as a covariate may obscure causal pathways (van </w:t>
       </w:r>
       <w:proofErr w:type="spellStart"/>
       <w:r>
@@ -5348,6 +5369,26 @@
           <w:sz w:val="22"/>
           <w:szCs w:val="22"/>
         </w:rPr>
+        <w:t>Zwieten</w:t>
+      </w:r>
+      <w:proofErr w:type="spellEnd"/>
+      <w:r>
+        <w:rPr>
+          <w:rFonts w:ascii="Arial" w:hAnsi="Arial" w:cs="Arial"/>
+          <w:color w:val="000000" w:themeColor="text1"/>
+          <w:sz w:val="22"/>
+          <w:szCs w:val="22"/>
+        </w:rPr>
+        <w:t xml:space="preserve"> et al., 2022). Modeling approaches, such as mixed-effects models are particularly well-suited for longitudinal data, as they can accommodate both fixed effects (time-invariant covariates) and random effects (time-varying covariates), offering a nuanced understanding of how different covariates influence the outcome over time. Moreover, while covariate adjustment aims to control for confounding variables, improper or excessive adjustment can distort relationships, mask true associations, and lead to biased estimates (</w:t>
+      </w:r>
+      <w:proofErr w:type="spellStart"/>
+      <w:r>
+        <w:rPr>
+          <w:rFonts w:ascii="Arial" w:hAnsi="Arial" w:cs="Arial"/>
+          <w:color w:val="000000" w:themeColor="text1"/>
+          <w:sz w:val="22"/>
+          <w:szCs w:val="22"/>
+        </w:rPr>
         <w:t>Meehl</w:t>
       </w:r>
       <w:proofErr w:type="spellEnd"/>
@@ -5378,7 +5419,27 @@
           <w:sz w:val="22"/>
           <w:szCs w:val="22"/>
         </w:rPr>
-        <w:t xml:space="preserve"> et al., 2006). This is especially important in longitudinal studies, where both time-invariant and time-varying covariates must be carefully handled to avoid over-adjustment, which could lead to misleading inferences. Thoughtful selection and modeling of covariates, as emphasized by </w:t>
+        <w:t xml:space="preserve"> et al., 2006). </w:t>
+      </w:r>
+    </w:p>
+    <w:p>
+      <w:pPr>
+        <w:pStyle w:val="BodyText"/>
+        <w:rPr>
+          <w:rFonts w:ascii="Arial" w:hAnsi="Arial" w:cs="Arial"/>
+          <w:color w:val="000000" w:themeColor="text1"/>
+          <w:sz w:val="22"/>
+          <w:szCs w:val="22"/>
+        </w:rPr>
+      </w:pPr>
+      <w:r>
+        <w:rPr>
+          <w:rFonts w:ascii="Arial" w:hAnsi="Arial" w:cs="Arial"/>
+          <w:color w:val="000000" w:themeColor="text1"/>
+          <w:sz w:val="22"/>
+          <w:szCs w:val="22"/>
+        </w:rPr>
+        <w:t xml:space="preserve">One recommended approach for covariate selection is to compare a minimally adjusted model with a small set of essential covariates to a fully adjusted model that includes all potential confounders and covariates (van </w:t>
       </w:r>
       <w:proofErr w:type="spellStart"/>
       <w:r>
@@ -5388,6 +5449,56 @@
           <w:sz w:val="22"/>
           <w:szCs w:val="22"/>
         </w:rPr>
+        <w:t>Zwieten</w:t>
+      </w:r>
+      <w:proofErr w:type="spellEnd"/>
+      <w:r>
+        <w:rPr>
+          <w:rFonts w:ascii="Arial" w:hAnsi="Arial" w:cs="Arial"/>
+          <w:color w:val="000000" w:themeColor="text1"/>
+          <w:sz w:val="22"/>
+          <w:szCs w:val="22"/>
+        </w:rPr>
+        <w:t xml:space="preserve"> et al., 2022). The minimally adjusted model can help assess the baseline relationship between the predictors and outcomes, while the fully adjusted model controls for additional variables. This comparison provides insight into whether over-adjustment might be distorting the results. Researchers should be cautious when adding more covariates to a model, as doing so can sometimes lead to diminishing returns in terms of model precision and reliability. Additionally, performing sensitivity analyses to test the robustness of </w:t>
+      </w:r>
+      <w:r>
+        <w:rPr>
+          <w:rFonts w:ascii="Arial" w:hAnsi="Arial" w:cs="Arial"/>
+          <w:color w:val="000000" w:themeColor="text1"/>
+          <w:sz w:val="22"/>
+          <w:szCs w:val="22"/>
+        </w:rPr>
+        <w:lastRenderedPageBreak/>
+        <w:t>the results in both the minimally adjusted and fully adjusted models can help identify any significant changes or potential biases introduced by including specific covariates.</w:t>
+      </w:r>
+    </w:p>
+    <w:p>
+      <w:pPr>
+        <w:pStyle w:val="BodyText"/>
+        <w:rPr>
+          <w:rFonts w:ascii="Arial" w:hAnsi="Arial" w:cs="Arial"/>
+          <w:color w:val="000000" w:themeColor="text1"/>
+          <w:sz w:val="22"/>
+          <w:szCs w:val="22"/>
+        </w:rPr>
+      </w:pPr>
+      <w:r>
+        <w:rPr>
+          <w:rFonts w:ascii="Arial" w:hAnsi="Arial" w:cs="Arial"/>
+          <w:color w:val="000000" w:themeColor="text1"/>
+          <w:sz w:val="22"/>
+          <w:szCs w:val="22"/>
+        </w:rPr>
+        <w:t xml:space="preserve">Thoughtful selection and modeling of covariates, as emphasized by </w:t>
+      </w:r>
+      <w:proofErr w:type="spellStart"/>
+      <w:r>
+        <w:rPr>
+          <w:rFonts w:ascii="Arial" w:hAnsi="Arial" w:cs="Arial"/>
+          <w:color w:val="000000" w:themeColor="text1"/>
+          <w:sz w:val="22"/>
+          <w:szCs w:val="22"/>
+        </w:rPr>
         <w:t>Saragosa</w:t>
       </w:r>
       <w:proofErr w:type="spellEnd"/>
@@ -5398,7 +5509,7 @@
           <w:sz w:val="22"/>
           <w:szCs w:val="22"/>
         </w:rPr>
-        <w:t>-Harris et al. (2022), can enhance the robustness and interpretability of results, ultimately leading to more accurate and meaningful conclusions regarding developmental trajectories in studies like ABCD.</w:t>
+        <w:t>-Harris et al. (2022), is essential for enhancing the robustness and interpretability of results, ultimately leading to more accurate conclusions regarding developmental trajectories. Failure to recognize the appropriate relationships between covariates can lead to misleading conclusions, introducing biases that distort the true dynamics at play. Therefore, covariates must be carefully handled to ensure that observed relationships accurately reflect the underlying processes.</w:t>
       </w:r>
     </w:p>
     <w:p>
@@ -5420,7 +5531,6 @@
           <w:sz w:val="22"/>
           <w:szCs w:val="22"/>
         </w:rPr>
-        <w:lastRenderedPageBreak/>
         <w:t>3.1.</w:t>
       </w:r>
       <w:r>
@@ -5631,7 +5741,17 @@
           <w:sz w:val="22"/>
           <w:szCs w:val="22"/>
         </w:rPr>
-        <w:t xml:space="preserve">2006). To accommodate various research questions and contexts, different types of longitudinal data and data structures have emerged (see Figure 1). An understanding of these data structures is helpful, as they can warrant different types of LDA. Given that identifying a starting point for making comparisons is somewhat arbitrary, Curran and Bauer (2019) provide a nice on-ramp in first distinguishing between the use of “time-to-event” and “repeated measures” data. Although both model time, the former is concerned with whether and when an event occurs, whereas the later is focused on growth and change </w:t>
+        <w:t xml:space="preserve">2006). To accommodate various research questions and contexts, different types of longitudinal data and data structures have emerged (see Figure 1). An understanding of these data structures is helpful, as they can warrant different types of LDA. Given that identifying a starting point for making comparisons is somewhat arbitrary, Curran and </w:t>
+      </w:r>
+      <w:r>
+        <w:rPr>
+          <w:rFonts w:ascii="Arial" w:hAnsi="Arial" w:cs="Arial"/>
+          <w:color w:val="000000" w:themeColor="text1"/>
+          <w:sz w:val="22"/>
+          <w:szCs w:val="22"/>
+        </w:rPr>
+        <w:lastRenderedPageBreak/>
+        <w:t xml:space="preserve">Bauer (2019) provide a nice on-ramp in first distinguishing between the use of “time-to-event” and “repeated measures” data. Although both model time, the former is concerned with whether and when an event occurs, whereas the later is focused on growth and change </w:t>
       </w:r>
       <w:r>
         <w:rPr>
@@ -5721,17 +5841,7 @@
           <w:sz w:val="22"/>
           <w:szCs w:val="22"/>
         </w:rPr>
-        <w:t xml:space="preserve">2008; Rizopoulos 2012), including a recent analysis examining exclusionary discipline in </w:t>
-      </w:r>
-      <w:r>
-        <w:rPr>
-          <w:rFonts w:ascii="Arial" w:hAnsi="Arial" w:cs="Arial"/>
-          <w:color w:val="000000" w:themeColor="text1"/>
-          <w:sz w:val="22"/>
-          <w:szCs w:val="22"/>
-        </w:rPr>
-        <w:lastRenderedPageBreak/>
-        <w:t xml:space="preserve">schools using data from the ABCD Study </w:t>
+        <w:t xml:space="preserve">2008; Rizopoulos 2012), including a recent analysis examining exclusionary discipline in schools using data from the ABCD Study </w:t>
       </w:r>
       <w:r>
         <w:rPr>
@@ -5814,7 +5924,7 @@
                     </pic:cNvPicPr>
                   </pic:nvPicPr>
                   <pic:blipFill>
-                    <a:blip r:embed="rId12"/>
+                    <a:blip r:embed="rId10"/>
                     <a:stretch>
                       <a:fillRect/>
                     </a:stretch>
@@ -5850,7 +5960,7 @@
         </w:rPr>
         <w:t xml:space="preserve"> </w:t>
       </w:r>
-      <w:hyperlink r:id="rId13">
+      <w:hyperlink r:id="rId11">
         <w:r>
           <w:rPr>
             <w:rStyle w:val="Hyperlink"/>
@@ -6007,7 +6117,17 @@
           <w:sz w:val="22"/>
           <w:szCs w:val="22"/>
         </w:rPr>
-        <w:t>) (Gates et al., 2010) are becoming increasingly relevant. DSEM, for instance, extends traditional SEM by allowing for the modeling of time-varying processes and latent variables within ILD, making it possible to disentangle within-person and between-person variations over time (</w:t>
+        <w:t xml:space="preserve">) (Gates et al., 2010) are becoming increasingly relevant. DSEM, for instance, extends traditional SEM by allowing for the </w:t>
+      </w:r>
+      <w:r>
+        <w:rPr>
+          <w:rFonts w:ascii="Arial" w:hAnsi="Arial" w:cs="Arial"/>
+          <w:color w:val="000000" w:themeColor="text1"/>
+          <w:sz w:val="22"/>
+          <w:szCs w:val="22"/>
+        </w:rPr>
+        <w:lastRenderedPageBreak/>
+        <w:t>modeling of time-varying processes and latent variables within ILD, making it possible to disentangle within-person and between-person variations over time (</w:t>
       </w:r>
       <w:proofErr w:type="spellStart"/>
       <w:r>
@@ -6047,17 +6167,7 @@
           <w:sz w:val="22"/>
           <w:szCs w:val="22"/>
         </w:rPr>
-        <w:t xml:space="preserve">, on the other hand, integrates multiple types of data (e.g., time-series, multilevel, and latent variable models) within a unified framework, offering a flexible approach to model complex, dynamic processes in ILD (Gates et al., 2010). The application of these techniques to ABCD data not only enhances the ability to model developmental trajectories with greater precision but also opens avenues for integrating </w:t>
-      </w:r>
-      <w:r>
-        <w:rPr>
-          <w:rFonts w:ascii="Arial" w:hAnsi="Arial" w:cs="Arial"/>
-          <w:color w:val="000000" w:themeColor="text1"/>
-          <w:sz w:val="22"/>
-          <w:szCs w:val="22"/>
-        </w:rPr>
-        <w:lastRenderedPageBreak/>
-        <w:t>multiple data sources, such as neuroimaging, behavioral, and mobile data. These methods provide powerful tools for researchers to investigate the interplay between various factors affecting adolescent development, offering deeper insights into the mechanisms underlying observed behaviors and outcomes.</w:t>
+        <w:t>, on the other hand, integrates multiple types of data (e.g., time-series, multilevel, and latent variable models) within a unified framework, offering a flexible approach to model complex, dynamic processes in ILD (Gates et al., 2010). The application of these techniques to ABCD data not only enhances the ability to model developmental trajectories with greater precision but also opens avenues for integrating multiple data sources, such as neuroimaging, behavioral, and mobile data. These methods provide powerful tools for researchers to investigate the interplay between various factors affecting adolescent development, offering deeper insights into the mechanisms underlying observed behaviors and outcomes.</w:t>
       </w:r>
     </w:p>
     <w:p>
@@ -6307,7 +6417,62 @@
           <w:sz w:val="22"/>
           <w:szCs w:val="22"/>
         </w:rPr>
-        <w:t xml:space="preserve"> various analytical approaches. In the following sections, we briefly summarize the advantages/disadvantages of a series of longitudinal models organized into the following groupings: Traditional Models, Modern GLM Extensions, Structural Equation Models (SEM), and Advanced SEM (see Figure 2). We note that this is not an exhaustive review of each of these methods, and for more in-depth detail we do provide the reader with relevant resources. As aptly summarized by Bauer and Curran (2019), “…there are many exceptions, alternatives, nuances, ‘what ifs’, and ’but couldn’t you’s that aren’t addressed here.”</w:t>
+        <w:t xml:space="preserve"> various analytical approaches</w:t>
+      </w:r>
+      <w:r>
+        <w:rPr>
+          <w:rFonts w:ascii="Arial" w:hAnsi="Arial" w:cs="Arial"/>
+          <w:color w:val="000000" w:themeColor="text1"/>
+          <w:sz w:val="22"/>
+          <w:szCs w:val="22"/>
+        </w:rPr>
+        <w:t xml:space="preserve"> (see </w:t>
+      </w:r>
+      <w:r>
+        <w:rPr>
+          <w:rFonts w:ascii="Arial" w:hAnsi="Arial" w:cs="Arial"/>
+          <w:color w:val="000000" w:themeColor="text1"/>
+          <w:sz w:val="22"/>
+          <w:szCs w:val="22"/>
+        </w:rPr>
+        <w:t>McCormick, Byrne, Flournoy, Mills, &amp; Pfeifer</w:t>
+      </w:r>
+      <w:r>
+        <w:rPr>
+          <w:rFonts w:ascii="Arial" w:hAnsi="Arial" w:cs="Arial"/>
+          <w:color w:val="000000" w:themeColor="text1"/>
+          <w:sz w:val="22"/>
+          <w:szCs w:val="22"/>
+        </w:rPr>
+        <w:t xml:space="preserve">, </w:t>
+      </w:r>
+      <w:r>
+        <w:rPr>
+          <w:rFonts w:ascii="Arial" w:hAnsi="Arial" w:cs="Arial"/>
+          <w:color w:val="000000" w:themeColor="text1"/>
+          <w:sz w:val="22"/>
+          <w:szCs w:val="22"/>
+        </w:rPr>
+        <w:t>2023)</w:t>
+      </w:r>
+      <w:r>
+        <w:rPr>
+          <w:rFonts w:ascii="Arial" w:hAnsi="Arial" w:cs="Arial"/>
+          <w:color w:val="000000" w:themeColor="text1"/>
+          <w:sz w:val="22"/>
+          <w:szCs w:val="22"/>
+        </w:rPr>
+        <w:t xml:space="preserve">. In the following sections, we briefly summarize the advantages/disadvantages of a series of longitudinal models organized into the following groupings: Traditional Models, Modern GLM Extensions, Structural Equation Models </w:t>
+      </w:r>
+      <w:r>
+        <w:rPr>
+          <w:rFonts w:ascii="Arial" w:hAnsi="Arial" w:cs="Arial"/>
+          <w:color w:val="000000" w:themeColor="text1"/>
+          <w:sz w:val="22"/>
+          <w:szCs w:val="22"/>
+        </w:rPr>
+        <w:lastRenderedPageBreak/>
+        <w:t>(SEM), and Advanced SEM (see Figure 2). We note that this is not an exhaustive review of each of these methods, and for more in-depth detail we do provide the reader with relevant resources. As aptly summarized by Bauer and Curran (2019), “…there are many exceptions, alternatives, nuances, ‘what ifs’, and ’but couldn’t you’s that aren’t addressed here.”</w:t>
       </w:r>
     </w:p>
     <w:tbl>
@@ -6344,7 +6509,6 @@
                 <w:sz w:val="22"/>
                 <w:szCs w:val="22"/>
               </w:rPr>
-              <w:lastRenderedPageBreak/>
               <w:drawing>
                 <wp:inline distT="0" distB="0" distL="0" distR="0" wp14:anchorId="2AA748BD" wp14:editId="7D6993BF">
                   <wp:extent cx="4358355" cy="3605530"/>
@@ -6361,7 +6525,7 @@
                           </pic:cNvPicPr>
                         </pic:nvPicPr>
                         <pic:blipFill>
-                          <a:blip r:embed="rId14"/>
+                          <a:blip r:embed="rId12"/>
                           <a:stretch>
                             <a:fillRect/>
                           </a:stretch>
@@ -6555,7 +6719,7 @@
           <w:sz w:val="22"/>
           <w:szCs w:val="22"/>
         </w:rPr>
-        <w:t xml:space="preserve">2021) regressed cortico-limbic connectivity at the year 2 follow-up on baseline cortico-limbic connectivity, which allowed the authors to examine the associations between negative life events and the variance of cortico-limbic connectivity unexplained by baseline connectivity. Similarly, Romer and Pizzagalli (2021) used a residualized-change model to examine the bidirectional influences of executive functioning and a general psychopathology factor ‘p’ across the first two years of the ABCD Study. Both studies were able to conclude </w:t>
+        <w:t xml:space="preserve">2021) regressed cortico-limbic connectivity at the year 2 follow-up on baseline cortico-limbic connectivity, which allowed the authors to examine the associations between </w:t>
       </w:r>
       <w:r>
         <w:rPr>
@@ -6565,7 +6729,7 @@
           <w:szCs w:val="22"/>
         </w:rPr>
         <w:lastRenderedPageBreak/>
-        <w:t>associations between their constructs of interest that could not be accounted for by prior frequencies at baseline.</w:t>
+        <w:t>negative life events and the variance of cortico-limbic connectivity unexplained by baseline connectivity. Similarly, Romer and Pizzagalli (2021) used a residualized-change model to examine the bidirectional influences of executive functioning and a general psychopathology factor ‘p’ across the first two years of the ABCD Study. Both studies were able to conclude associations between their constructs of interest that could not be accounted for by prior frequencies at baseline.</w:t>
       </w:r>
     </w:p>
     <w:p>
@@ -6839,17 +7003,8 @@
           <w:sz w:val="22"/>
           <w:szCs w:val="22"/>
         </w:rPr>
-        <w:t xml:space="preserve">The strengths of these modern methods lie in their ability to account for individual differences, within-person change, and time-varying predictors, thereby providing a more comprehensive understanding of complex relationships in longitudinal data. Despite these advantages, modern approaches may require more complex modeling assumptions and higher computational </w:t>
-      </w:r>
-      <w:r>
-        <w:rPr>
-          <w:rFonts w:ascii="Arial" w:hAnsi="Arial" w:cs="Arial"/>
-          <w:color w:val="000000" w:themeColor="text1"/>
-          <w:sz w:val="22"/>
-          <w:szCs w:val="22"/>
-        </w:rPr>
         <w:lastRenderedPageBreak/>
-        <w:t>demands compared to traditional methods. Additionally, proper model specification and the interpretation of results can be more challenging, especially in cases of high multicollinearity or missing data. However, modern longitudinal analysis methods have generally surpassed traditional methods in addressing a wider range of research questions, accommodating diverse data structures, and elucidating the intricate dynamics of developmental processes.</w:t>
+        <w:t>The strengths of these modern methods lie in their ability to account for individual differences, within-person change, and time-varying predictors, thereby providing a more comprehensive understanding of complex relationships in longitudinal data. Despite these advantages, modern approaches may require more complex modeling assumptions and higher computational demands compared to traditional methods. Additionally, proper model specification and the interpretation of results can be more challenging, especially in cases of high multicollinearity or missing data. However, modern longitudinal analysis methods have generally surpassed traditional methods in addressing a wider range of research questions, accommodating diverse data structures, and elucidating the intricate dynamics of developmental processes.</w:t>
       </w:r>
     </w:p>
     <w:p>
@@ -7424,6 +7579,7 @@
           <w:sz w:val="22"/>
           <w:szCs w:val="22"/>
         </w:rPr>
+        <w:lastRenderedPageBreak/>
         <w:t>4.5 Variable-centered models</w:t>
       </w:r>
     </w:p>
@@ -7462,7 +7618,414 @@
           <w:sz w:val="22"/>
           <w:szCs w:val="22"/>
         </w:rPr>
-        <w:t xml:space="preserve">Curran </w:t>
+        <w:t xml:space="preserve">Curran 2003). These models are </w:t>
+      </w:r>
+      <w:proofErr w:type="gramStart"/>
+      <w:r>
+        <w:rPr>
+          <w:rFonts w:ascii="Arial" w:hAnsi="Arial" w:cs="Arial"/>
+          <w:color w:val="000000" w:themeColor="text1"/>
+          <w:sz w:val="22"/>
+          <w:szCs w:val="22"/>
+        </w:rPr>
+        <w:t>similar to</w:t>
+      </w:r>
+      <w:proofErr w:type="gramEnd"/>
+      <w:r>
+        <w:rPr>
+          <w:rFonts w:ascii="Arial" w:hAnsi="Arial" w:cs="Arial"/>
+          <w:color w:val="000000" w:themeColor="text1"/>
+          <w:sz w:val="22"/>
+          <w:szCs w:val="22"/>
+        </w:rPr>
+        <w:t xml:space="preserve"> their linear mixed effects counterpart in many ways, with the main conceptual difference being that LGCM includes a repeatedly measured outcome in the model as a function of time (closely resembling a standard CFA approach), rather than as an explanatory variable (as in a standard regression approach</w:t>
+      </w:r>
+      <w:r>
+        <w:rPr>
+          <w:rFonts w:ascii="Arial" w:hAnsi="Arial" w:cs="Arial"/>
+          <w:color w:val="000000" w:themeColor="text1"/>
+          <w:sz w:val="22"/>
+          <w:szCs w:val="22"/>
+        </w:rPr>
+        <w:t xml:space="preserve">; </w:t>
+      </w:r>
+      <w:r>
+        <w:rPr>
+          <w:rFonts w:ascii="Arial" w:hAnsi="Arial" w:cs="Arial"/>
+          <w:color w:val="000000" w:themeColor="text1"/>
+          <w:sz w:val="22"/>
+          <w:szCs w:val="22"/>
+        </w:rPr>
+        <w:t>McNeish and Matta 2018). Specifically, observed scores at each time point are treated as indicator variables with their factors loading scaled to reflect a hypothesized pattern of change (e.g., loadings of 0, 1, and 2 would assume equidistant, linear change). Latent intercepts (initial levels) and slopes (rates of change) are estimated, along with their variances and covariance to capture common trends and individual deviations over time. This method was used in a recent study by Trevino et al. (2023) to show a decreasing trajectory of parent-reported externalizing behaviors from ages 9-12 among youth taking part in the ABCD Study. This study also examined hypothesized predictors of the growth trajectory intercept and slope factors, highlighting a particular strength of these models–– their flexibility and extensibility. As an example, Roy et al. (2024) used publicly available data from the ABCD Study and several other large-scale datasets to explore bivariate (parallel process) relationships between white matter pathways and literacy over time. Beyond these examples, LGCMs can be extended in numerous ways, including to compare rates of growth across groups, investigate the consequences of change, and incorporate time-invariant or time-varying covariates, to highlight only a few (for a more detailed treatment of LGCM applications and methodologies</w:t>
+      </w:r>
+      <w:r>
+        <w:rPr>
+          <w:rFonts w:ascii="Arial" w:hAnsi="Arial" w:cs="Arial"/>
+          <w:color w:val="000000" w:themeColor="text1"/>
+          <w:sz w:val="22"/>
+          <w:szCs w:val="22"/>
+        </w:rPr>
+        <w:t xml:space="preserve"> (</w:t>
+      </w:r>
+      <w:r>
+        <w:rPr>
+          <w:rFonts w:ascii="Arial" w:hAnsi="Arial" w:cs="Arial"/>
+          <w:color w:val="000000" w:themeColor="text1"/>
+          <w:sz w:val="22"/>
+          <w:szCs w:val="22"/>
+        </w:rPr>
+        <w:t>refer to Preacher</w:t>
+      </w:r>
+      <w:r>
+        <w:rPr>
+          <w:rFonts w:ascii="Arial" w:hAnsi="Arial" w:cs="Arial"/>
+          <w:color w:val="000000" w:themeColor="text1"/>
+          <w:sz w:val="22"/>
+          <w:szCs w:val="22"/>
+        </w:rPr>
+        <w:t xml:space="preserve"> et al. </w:t>
+      </w:r>
+      <w:r>
+        <w:rPr>
+          <w:rFonts w:ascii="Arial" w:hAnsi="Arial" w:cs="Arial"/>
+          <w:color w:val="000000" w:themeColor="text1"/>
+          <w:sz w:val="22"/>
+          <w:szCs w:val="22"/>
+        </w:rPr>
+        <w:t>2010</w:t>
+      </w:r>
+      <w:r>
+        <w:rPr>
+          <w:rFonts w:ascii="Arial" w:hAnsi="Arial" w:cs="Arial"/>
+          <w:color w:val="000000" w:themeColor="text1"/>
+          <w:sz w:val="22"/>
+          <w:szCs w:val="22"/>
+        </w:rPr>
+        <w:t>;</w:t>
+      </w:r>
+      <w:r>
+        <w:rPr>
+          <w:rFonts w:ascii="Arial" w:hAnsi="Arial" w:cs="Arial"/>
+          <w:color w:val="000000" w:themeColor="text1"/>
+          <w:sz w:val="22"/>
+          <w:szCs w:val="22"/>
+        </w:rPr>
+        <w:t xml:space="preserve"> Preacher 2018; Curran</w:t>
+      </w:r>
+      <w:r>
+        <w:rPr>
+          <w:rFonts w:ascii="Arial" w:hAnsi="Arial" w:cs="Arial"/>
+          <w:color w:val="000000" w:themeColor="text1"/>
+          <w:sz w:val="22"/>
+          <w:szCs w:val="22"/>
+        </w:rPr>
+        <w:t xml:space="preserve"> et al. </w:t>
+      </w:r>
+      <w:r>
+        <w:rPr>
+          <w:rFonts w:ascii="Arial" w:hAnsi="Arial" w:cs="Arial"/>
+          <w:color w:val="000000" w:themeColor="text1"/>
+          <w:sz w:val="22"/>
+          <w:szCs w:val="22"/>
+        </w:rPr>
+        <w:t>2010).</w:t>
+      </w:r>
+    </w:p>
+    <w:p>
+      <w:pPr>
+        <w:pStyle w:val="BodyText"/>
+        <w:rPr>
+          <w:rFonts w:ascii="Arial" w:hAnsi="Arial" w:cs="Arial"/>
+          <w:color w:val="000000" w:themeColor="text1"/>
+          <w:sz w:val="22"/>
+          <w:szCs w:val="22"/>
+        </w:rPr>
+      </w:pPr>
+      <w:r>
+        <w:rPr>
+          <w:rFonts w:ascii="Arial" w:hAnsi="Arial" w:cs="Arial"/>
+          <w:color w:val="000000" w:themeColor="text1"/>
+          <w:sz w:val="22"/>
+          <w:szCs w:val="22"/>
+        </w:rPr>
+        <w:t xml:space="preserve">The latent change score model (LCSM) is a variable-centered approach uniquely tailored for analyzing temporal variations in how a construct changes over time </w:t>
+      </w:r>
+      <w:r>
+        <w:rPr>
+          <w:rFonts w:ascii="Arial" w:hAnsi="Arial" w:cs="Arial"/>
+          <w:color w:val="000000" w:themeColor="text1"/>
+          <w:sz w:val="22"/>
+          <w:szCs w:val="22"/>
+        </w:rPr>
+        <w:t>(</w:t>
+      </w:r>
+      <w:r>
+        <w:rPr>
+          <w:rFonts w:ascii="Arial" w:hAnsi="Arial" w:cs="Arial"/>
+          <w:color w:val="000000" w:themeColor="text1"/>
+          <w:sz w:val="22"/>
+          <w:szCs w:val="22"/>
+        </w:rPr>
+        <w:t xml:space="preserve">McArdle and Nesselroade 1994; McArdle and </w:t>
+      </w:r>
+      <w:proofErr w:type="spellStart"/>
+      <w:r>
+        <w:rPr>
+          <w:rFonts w:ascii="Arial" w:hAnsi="Arial" w:cs="Arial"/>
+          <w:color w:val="000000" w:themeColor="text1"/>
+          <w:sz w:val="22"/>
+          <w:szCs w:val="22"/>
+        </w:rPr>
+        <w:t>Hamagami</w:t>
+      </w:r>
+      <w:proofErr w:type="spellEnd"/>
+      <w:r>
+        <w:rPr>
+          <w:rFonts w:ascii="Arial" w:hAnsi="Arial" w:cs="Arial"/>
+          <w:color w:val="000000" w:themeColor="text1"/>
+          <w:sz w:val="22"/>
+          <w:szCs w:val="22"/>
+        </w:rPr>
+        <w:t xml:space="preserve"> 2001). These models share many features with growth curve analysis, but with a more explicit focus on how change occurs between measurement occasions </w:t>
+      </w:r>
+      <w:r>
+        <w:rPr>
+          <w:rFonts w:ascii="Arial" w:hAnsi="Arial" w:cs="Arial"/>
+          <w:color w:val="000000" w:themeColor="text1"/>
+          <w:sz w:val="22"/>
+          <w:szCs w:val="22"/>
+        </w:rPr>
+        <w:t>(</w:t>
+      </w:r>
+      <w:proofErr w:type="spellStart"/>
+      <w:r>
+        <w:rPr>
+          <w:rFonts w:ascii="Arial" w:hAnsi="Arial" w:cs="Arial"/>
+          <w:color w:val="000000" w:themeColor="text1"/>
+          <w:sz w:val="22"/>
+          <w:szCs w:val="22"/>
+        </w:rPr>
+        <w:t>Serang</w:t>
+      </w:r>
+      <w:proofErr w:type="spellEnd"/>
+      <w:r>
+        <w:rPr>
+          <w:rFonts w:ascii="Arial" w:hAnsi="Arial" w:cs="Arial"/>
+          <w:color w:val="000000" w:themeColor="text1"/>
+          <w:sz w:val="22"/>
+          <w:szCs w:val="22"/>
+        </w:rPr>
+        <w:t xml:space="preserve">, Grimm, and Zhang 2019; McArdle 2009). Specifically, LCSM estimates a series of latent variables to model change in an outcome from one time point to the next, as a function of scores on that outcome at prior time points </w:t>
+      </w:r>
+      <w:r>
+        <w:rPr>
+          <w:rFonts w:ascii="Arial" w:hAnsi="Arial" w:cs="Arial"/>
+          <w:color w:val="000000" w:themeColor="text1"/>
+          <w:sz w:val="22"/>
+          <w:szCs w:val="22"/>
+        </w:rPr>
+        <w:t>(</w:t>
+      </w:r>
+      <w:r>
+        <w:rPr>
+          <w:rFonts w:ascii="Arial" w:hAnsi="Arial" w:cs="Arial"/>
+          <w:color w:val="000000" w:themeColor="text1"/>
+          <w:sz w:val="22"/>
+          <w:szCs w:val="22"/>
+        </w:rPr>
+        <w:t xml:space="preserve">McArdle and </w:t>
+      </w:r>
+      <w:proofErr w:type="spellStart"/>
+      <w:r>
+        <w:rPr>
+          <w:rFonts w:ascii="Arial" w:hAnsi="Arial" w:cs="Arial"/>
+          <w:color w:val="000000" w:themeColor="text1"/>
+          <w:sz w:val="22"/>
+          <w:szCs w:val="22"/>
+        </w:rPr>
+        <w:t>Hamagami</w:t>
+      </w:r>
+      <w:proofErr w:type="spellEnd"/>
+      <w:r>
+        <w:rPr>
+          <w:rFonts w:ascii="Arial" w:hAnsi="Arial" w:cs="Arial"/>
+          <w:color w:val="000000" w:themeColor="text1"/>
+          <w:sz w:val="22"/>
+          <w:szCs w:val="22"/>
+        </w:rPr>
+        <w:t xml:space="preserve"> 2001; </w:t>
+      </w:r>
+      <w:proofErr w:type="spellStart"/>
+      <w:r>
+        <w:rPr>
+          <w:rFonts w:ascii="Arial" w:hAnsi="Arial" w:cs="Arial"/>
+          <w:color w:val="000000" w:themeColor="text1"/>
+          <w:sz w:val="22"/>
+          <w:szCs w:val="22"/>
+        </w:rPr>
+        <w:t>Ghisletta</w:t>
+      </w:r>
+      <w:proofErr w:type="spellEnd"/>
+      <w:r>
+        <w:rPr>
+          <w:rFonts w:ascii="Arial" w:hAnsi="Arial" w:cs="Arial"/>
+          <w:color w:val="000000" w:themeColor="text1"/>
+          <w:sz w:val="22"/>
+          <w:szCs w:val="22"/>
+        </w:rPr>
+        <w:t xml:space="preserve"> and McArdle 2012). Some types of LCSM estimate two underlying latent factors: a constant change factor that remains fixed over time, and a proportional change factor that adjusts for previous scores. By disaggregating change into constant and proportional components, this approach facilitates a more nuanced understanding of whether prior changes </w:t>
+      </w:r>
+      <w:proofErr w:type="gramStart"/>
+      <w:r>
+        <w:rPr>
+          <w:rFonts w:ascii="Arial" w:hAnsi="Arial" w:cs="Arial"/>
+          <w:color w:val="000000" w:themeColor="text1"/>
+          <w:sz w:val="22"/>
+          <w:szCs w:val="22"/>
+        </w:rPr>
+        <w:t>in a given</w:t>
+      </w:r>
+      <w:proofErr w:type="gramEnd"/>
+      <w:r>
+        <w:rPr>
+          <w:rFonts w:ascii="Arial" w:hAnsi="Arial" w:cs="Arial"/>
+          <w:color w:val="000000" w:themeColor="text1"/>
+          <w:sz w:val="22"/>
+          <w:szCs w:val="22"/>
+        </w:rPr>
+        <w:t xml:space="preserve"> process are related to future changes in the same process </w:t>
+      </w:r>
+      <w:r>
+        <w:rPr>
+          <w:rFonts w:ascii="Arial" w:hAnsi="Arial" w:cs="Arial"/>
+          <w:color w:val="000000" w:themeColor="text1"/>
+          <w:sz w:val="22"/>
+          <w:szCs w:val="22"/>
+        </w:rPr>
+        <w:t>(</w:t>
+      </w:r>
+      <w:proofErr w:type="spellStart"/>
+      <w:r>
+        <w:rPr>
+          <w:rFonts w:ascii="Arial" w:hAnsi="Arial" w:cs="Arial"/>
+          <w:color w:val="000000" w:themeColor="text1"/>
+          <w:sz w:val="22"/>
+          <w:szCs w:val="22"/>
+        </w:rPr>
+        <w:t>Serang</w:t>
+      </w:r>
+      <w:proofErr w:type="spellEnd"/>
+      <w:r>
+        <w:rPr>
+          <w:rFonts w:ascii="Arial" w:hAnsi="Arial" w:cs="Arial"/>
+          <w:color w:val="000000" w:themeColor="text1"/>
+          <w:sz w:val="22"/>
+          <w:szCs w:val="22"/>
+        </w:rPr>
+        <w:t xml:space="preserve"> et al., </w:t>
+      </w:r>
+      <w:r>
+        <w:rPr>
+          <w:rFonts w:ascii="Arial" w:hAnsi="Arial" w:cs="Arial"/>
+          <w:color w:val="000000" w:themeColor="text1"/>
+          <w:sz w:val="22"/>
+          <w:szCs w:val="22"/>
+        </w:rPr>
+        <w:t xml:space="preserve">2019; Kievit et al. 2018). Expanding upon the capabilities of this framework, LCSM also allows for comprehensive multivariate analyses that can facilitate investigations into how change in one construct is associated with change in another construct. The appeal of this approach is evidenced by several recent studies that have used data from the ABCD Study to explore bivariate associations between brain development and changes in several mental and physical health indicators </w:t>
+      </w:r>
+      <w:r>
+        <w:rPr>
+          <w:rFonts w:ascii="Arial" w:hAnsi="Arial" w:cs="Arial"/>
+          <w:color w:val="000000" w:themeColor="text1"/>
+          <w:sz w:val="22"/>
+          <w:szCs w:val="22"/>
+        </w:rPr>
+        <w:t xml:space="preserve">(e.g., </w:t>
+      </w:r>
+      <w:r>
+        <w:rPr>
+          <w:rFonts w:ascii="Arial" w:hAnsi="Arial" w:cs="Arial"/>
+          <w:color w:val="000000" w:themeColor="text1"/>
+          <w:sz w:val="22"/>
+          <w:szCs w:val="22"/>
+        </w:rPr>
+        <w:t>Wiker et al. 2023; Rapuano et al. 2022; Beck et al. 2023; Nweze et al. 2023; Mewton et al. 2023).</w:t>
+      </w:r>
+    </w:p>
+    <w:p>
+      <w:pPr>
+        <w:pStyle w:val="BodyText"/>
+        <w:rPr>
+          <w:rFonts w:ascii="Arial" w:hAnsi="Arial" w:cs="Arial"/>
+          <w:color w:val="000000" w:themeColor="text1"/>
+          <w:sz w:val="22"/>
+          <w:szCs w:val="22"/>
+        </w:rPr>
+      </w:pPr>
+      <w:r>
+        <w:rPr>
+          <w:rFonts w:ascii="Arial" w:hAnsi="Arial" w:cs="Arial"/>
+          <w:color w:val="000000" w:themeColor="text1"/>
+          <w:sz w:val="22"/>
+          <w:szCs w:val="22"/>
+        </w:rPr>
+        <w:t xml:space="preserve">Latent State-Trait Models (LSTM) offer another variable-centered approach to longitudinal analysis that also allows for the estimation of patterns of change over time. Unlike LGCM, which conceptualizes change as a function of time, and LCSM, which views change through sequential measurements, this approach disaggregates observed behaviors into distinct stable (trait) and occasion-specific (state) components </w:t>
+      </w:r>
+      <w:r>
+        <w:rPr>
+          <w:rFonts w:ascii="Arial" w:hAnsi="Arial" w:cs="Arial"/>
+          <w:color w:val="000000" w:themeColor="text1"/>
+          <w:sz w:val="22"/>
+          <w:szCs w:val="22"/>
+        </w:rPr>
+        <w:t>(</w:t>
+      </w:r>
+      <w:r>
+        <w:rPr>
+          <w:rFonts w:ascii="Arial" w:hAnsi="Arial" w:cs="Arial"/>
+          <w:color w:val="000000" w:themeColor="text1"/>
+          <w:sz w:val="22"/>
+          <w:szCs w:val="22"/>
+        </w:rPr>
+        <w:t xml:space="preserve">Kenny and </w:t>
+      </w:r>
+      <w:proofErr w:type="spellStart"/>
+      <w:r>
+        <w:rPr>
+          <w:rFonts w:ascii="Arial" w:hAnsi="Arial" w:cs="Arial"/>
+          <w:color w:val="000000" w:themeColor="text1"/>
+          <w:sz w:val="22"/>
+          <w:szCs w:val="22"/>
+        </w:rPr>
+        <w:t>Zautra</w:t>
+      </w:r>
+      <w:proofErr w:type="spellEnd"/>
+      <w:r>
+        <w:rPr>
+          <w:rFonts w:ascii="Arial" w:hAnsi="Arial" w:cs="Arial"/>
+          <w:color w:val="000000" w:themeColor="text1"/>
+          <w:sz w:val="22"/>
+          <w:szCs w:val="22"/>
+        </w:rPr>
+        <w:t xml:space="preserve"> 2001; Steyer et al. 2015). Based on LST theory </w:t>
+      </w:r>
+      <w:r>
+        <w:rPr>
+          <w:rFonts w:ascii="Arial" w:hAnsi="Arial" w:cs="Arial"/>
+          <w:color w:val="000000" w:themeColor="text1"/>
+          <w:sz w:val="22"/>
+          <w:szCs w:val="22"/>
+        </w:rPr>
+        <w:t>(</w:t>
+      </w:r>
+      <w:r>
+        <w:rPr>
+          <w:rFonts w:ascii="Arial" w:hAnsi="Arial" w:cs="Arial"/>
+          <w:color w:val="000000" w:themeColor="text1"/>
+          <w:sz w:val="22"/>
+          <w:szCs w:val="22"/>
+        </w:rPr>
+        <w:t xml:space="preserve">Steyer, Schmitt, and Eid 1999; Steyer, Ferring, and Schmitt 1992), these </w:t>
       </w:r>
       <w:r>
         <w:rPr>
@@ -7472,137 +8035,7 @@
           <w:szCs w:val="22"/>
         </w:rPr>
         <w:lastRenderedPageBreak/>
-        <w:t xml:space="preserve">2003). These models are </w:t>
-      </w:r>
-      <w:proofErr w:type="gramStart"/>
-      <w:r>
-        <w:rPr>
-          <w:rFonts w:ascii="Arial" w:hAnsi="Arial" w:cs="Arial"/>
-          <w:color w:val="000000" w:themeColor="text1"/>
-          <w:sz w:val="22"/>
-          <w:szCs w:val="22"/>
-        </w:rPr>
-        <w:t>similar to</w:t>
-      </w:r>
-      <w:proofErr w:type="gramEnd"/>
-      <w:r>
-        <w:rPr>
-          <w:rFonts w:ascii="Arial" w:hAnsi="Arial" w:cs="Arial"/>
-          <w:color w:val="000000" w:themeColor="text1"/>
-          <w:sz w:val="22"/>
-          <w:szCs w:val="22"/>
-        </w:rPr>
-        <w:t xml:space="preserve"> their linear mixed effects counterpart in many ways, with the main conceptual difference being that LGCM includes a repeatedly measured outcome in the model as a function of time (closely resembling a standard CFA approach), rather than as an explanatory variable (as in a standard regression approach</w:t>
-      </w:r>
-      <w:r>
-        <w:rPr>
-          <w:rFonts w:ascii="Arial" w:hAnsi="Arial" w:cs="Arial"/>
-          <w:color w:val="000000" w:themeColor="text1"/>
-          <w:sz w:val="22"/>
-          <w:szCs w:val="22"/>
-        </w:rPr>
-        <w:t xml:space="preserve">; </w:t>
-      </w:r>
-      <w:r>
-        <w:rPr>
-          <w:rFonts w:ascii="Arial" w:hAnsi="Arial" w:cs="Arial"/>
-          <w:color w:val="000000" w:themeColor="text1"/>
-          <w:sz w:val="22"/>
-          <w:szCs w:val="22"/>
-        </w:rPr>
-        <w:t>McNeish and Matta 2018). Specifically, observed scores at each time point are treated as indicator variables with their factors loading scaled to reflect a hypothesized pattern of change (e.g., loadings of 0, 1, and 2 would assume equidistant, linear change). Latent intercepts (initial levels) and slopes (rates of change) are estimated, along with their variances and covariance to capture common trends and individual deviations over time. This method was used in a recent study by Trevino et al. (2023) to show a decreasing trajectory of parent-reported externalizing behaviors from ages 9-12 among youth taking part in the ABCD Study. This study also examined hypothesized predictors of the growth trajectory intercept and slope factors, highlighting a particular strength of these models–– their flexibility and extensibility. As an example, Roy et al. (2024) used publicly available data from the ABCD Study and several other large-scale datasets to explore bivariate (parallel process) relationships between white matter pathways and literacy over time. Beyond these examples, LGCMs can be extended in numerous ways, including to compare rates of growth across groups, investigate the consequences of change, and incorporate time-invariant or time-varying covariates, to highlight only a few (for a more detailed treatment of LGCM applications and methodologies</w:t>
-      </w:r>
-      <w:r>
-        <w:rPr>
-          <w:rFonts w:ascii="Arial" w:hAnsi="Arial" w:cs="Arial"/>
-          <w:color w:val="000000" w:themeColor="text1"/>
-          <w:sz w:val="22"/>
-          <w:szCs w:val="22"/>
-        </w:rPr>
-        <w:t xml:space="preserve"> (</w:t>
-      </w:r>
-      <w:r>
-        <w:rPr>
-          <w:rFonts w:ascii="Arial" w:hAnsi="Arial" w:cs="Arial"/>
-          <w:color w:val="000000" w:themeColor="text1"/>
-          <w:sz w:val="22"/>
-          <w:szCs w:val="22"/>
-        </w:rPr>
-        <w:t>refer to Preacher</w:t>
-      </w:r>
-      <w:r>
-        <w:rPr>
-          <w:rFonts w:ascii="Arial" w:hAnsi="Arial" w:cs="Arial"/>
-          <w:color w:val="000000" w:themeColor="text1"/>
-          <w:sz w:val="22"/>
-          <w:szCs w:val="22"/>
-        </w:rPr>
-        <w:t xml:space="preserve"> et al. </w:t>
-      </w:r>
-      <w:r>
-        <w:rPr>
-          <w:rFonts w:ascii="Arial" w:hAnsi="Arial" w:cs="Arial"/>
-          <w:color w:val="000000" w:themeColor="text1"/>
-          <w:sz w:val="22"/>
-          <w:szCs w:val="22"/>
-        </w:rPr>
-        <w:t>2010</w:t>
-      </w:r>
-      <w:r>
-        <w:rPr>
-          <w:rFonts w:ascii="Arial" w:hAnsi="Arial" w:cs="Arial"/>
-          <w:color w:val="000000" w:themeColor="text1"/>
-          <w:sz w:val="22"/>
-          <w:szCs w:val="22"/>
-        </w:rPr>
-        <w:t>;</w:t>
-      </w:r>
-      <w:r>
-        <w:rPr>
-          <w:rFonts w:ascii="Arial" w:hAnsi="Arial" w:cs="Arial"/>
-          <w:color w:val="000000" w:themeColor="text1"/>
-          <w:sz w:val="22"/>
-          <w:szCs w:val="22"/>
-        </w:rPr>
-        <w:t xml:space="preserve"> Preacher 2018; Curran</w:t>
-      </w:r>
-      <w:r>
-        <w:rPr>
-          <w:rFonts w:ascii="Arial" w:hAnsi="Arial" w:cs="Arial"/>
-          <w:color w:val="000000" w:themeColor="text1"/>
-          <w:sz w:val="22"/>
-          <w:szCs w:val="22"/>
-        </w:rPr>
-        <w:t xml:space="preserve"> et al. </w:t>
-      </w:r>
-      <w:r>
-        <w:rPr>
-          <w:rFonts w:ascii="Arial" w:hAnsi="Arial" w:cs="Arial"/>
-          <w:color w:val="000000" w:themeColor="text1"/>
-          <w:sz w:val="22"/>
-          <w:szCs w:val="22"/>
-        </w:rPr>
-        <w:t>2010).</w:t>
-      </w:r>
-    </w:p>
-    <w:p>
-      <w:pPr>
-        <w:pStyle w:val="BodyText"/>
-        <w:rPr>
-          <w:rFonts w:ascii="Arial" w:hAnsi="Arial" w:cs="Arial"/>
-          <w:color w:val="000000" w:themeColor="text1"/>
-          <w:sz w:val="22"/>
-          <w:szCs w:val="22"/>
-        </w:rPr>
-      </w:pPr>
-      <w:r>
-        <w:rPr>
-          <w:rFonts w:ascii="Arial" w:hAnsi="Arial" w:cs="Arial"/>
-          <w:color w:val="000000" w:themeColor="text1"/>
-          <w:sz w:val="22"/>
-          <w:szCs w:val="22"/>
-        </w:rPr>
-        <w:t xml:space="preserve">The latent change score model (LCSM) is a variable-centered approach uniquely tailored for analyzing temporal variations in how a construct changes over time </w:t>
+        <w:t xml:space="preserve">models hold that scores on a repeated measures outcome can be partitioned into an enduring latent trait variable that reflects between-individual differences, and a transient latent state residual that represents situational influences </w:t>
       </w:r>
       <w:r>
         <w:rPr>
@@ -7613,15 +8046,6 @@
         </w:rPr>
         <w:t>(</w:t>
       </w:r>
-      <w:r>
-        <w:rPr>
-          <w:rFonts w:ascii="Arial" w:hAnsi="Arial" w:cs="Arial"/>
-          <w:color w:val="000000" w:themeColor="text1"/>
-          <w:sz w:val="22"/>
-          <w:szCs w:val="22"/>
-        </w:rPr>
-        <w:t xml:space="preserve">McArdle and Nesselroade 1994; McArdle and </w:t>
-      </w:r>
       <w:proofErr w:type="spellStart"/>
       <w:r>
         <w:rPr>
@@ -7630,7 +8054,7 @@
           <w:sz w:val="22"/>
           <w:szCs w:val="22"/>
         </w:rPr>
-        <w:t>Hamagami</w:t>
+        <w:t>Stadtbaeumer</w:t>
       </w:r>
       <w:proofErr w:type="spellEnd"/>
       <w:r>
@@ -7640,16 +8064,7 @@
           <w:sz w:val="22"/>
           <w:szCs w:val="22"/>
         </w:rPr>
-        <w:t xml:space="preserve"> 2001). These models share many features with growth curve analysis, but with a more explicit focus on how change occurs between measurement occasions </w:t>
-      </w:r>
-      <w:r>
-        <w:rPr>
-          <w:rFonts w:ascii="Arial" w:hAnsi="Arial" w:cs="Arial"/>
-          <w:color w:val="000000" w:themeColor="text1"/>
-          <w:sz w:val="22"/>
-          <w:szCs w:val="22"/>
-        </w:rPr>
-        <w:t>(</w:t>
+        <w:t xml:space="preserve">, </w:t>
       </w:r>
       <w:proofErr w:type="spellStart"/>
       <w:r>
@@ -7659,7 +8074,7 @@
           <w:sz w:val="22"/>
           <w:szCs w:val="22"/>
         </w:rPr>
-        <w:t>Serang</w:t>
+        <w:t>Kreissl</w:t>
       </w:r>
       <w:proofErr w:type="spellEnd"/>
       <w:r>
@@ -7669,265 +8084,6 @@
           <w:sz w:val="22"/>
           <w:szCs w:val="22"/>
         </w:rPr>
-        <w:t xml:space="preserve">, Grimm, and Zhang 2019; McArdle 2009). Specifically, LCSM estimates a series of latent variables to model change in an outcome from one time point to the next, as a function of scores on that outcome at prior time points </w:t>
-      </w:r>
-      <w:r>
-        <w:rPr>
-          <w:rFonts w:ascii="Arial" w:hAnsi="Arial" w:cs="Arial"/>
-          <w:color w:val="000000" w:themeColor="text1"/>
-          <w:sz w:val="22"/>
-          <w:szCs w:val="22"/>
-        </w:rPr>
-        <w:t>(</w:t>
-      </w:r>
-      <w:r>
-        <w:rPr>
-          <w:rFonts w:ascii="Arial" w:hAnsi="Arial" w:cs="Arial"/>
-          <w:color w:val="000000" w:themeColor="text1"/>
-          <w:sz w:val="22"/>
-          <w:szCs w:val="22"/>
-        </w:rPr>
-        <w:t xml:space="preserve">McArdle and </w:t>
-      </w:r>
-      <w:proofErr w:type="spellStart"/>
-      <w:r>
-        <w:rPr>
-          <w:rFonts w:ascii="Arial" w:hAnsi="Arial" w:cs="Arial"/>
-          <w:color w:val="000000" w:themeColor="text1"/>
-          <w:sz w:val="22"/>
-          <w:szCs w:val="22"/>
-        </w:rPr>
-        <w:t>Hamagami</w:t>
-      </w:r>
-      <w:proofErr w:type="spellEnd"/>
-      <w:r>
-        <w:rPr>
-          <w:rFonts w:ascii="Arial" w:hAnsi="Arial" w:cs="Arial"/>
-          <w:color w:val="000000" w:themeColor="text1"/>
-          <w:sz w:val="22"/>
-          <w:szCs w:val="22"/>
-        </w:rPr>
-        <w:t xml:space="preserve"> 2001; </w:t>
-      </w:r>
-      <w:proofErr w:type="spellStart"/>
-      <w:r>
-        <w:rPr>
-          <w:rFonts w:ascii="Arial" w:hAnsi="Arial" w:cs="Arial"/>
-          <w:color w:val="000000" w:themeColor="text1"/>
-          <w:sz w:val="22"/>
-          <w:szCs w:val="22"/>
-        </w:rPr>
-        <w:t>Ghisletta</w:t>
-      </w:r>
-      <w:proofErr w:type="spellEnd"/>
-      <w:r>
-        <w:rPr>
-          <w:rFonts w:ascii="Arial" w:hAnsi="Arial" w:cs="Arial"/>
-          <w:color w:val="000000" w:themeColor="text1"/>
-          <w:sz w:val="22"/>
-          <w:szCs w:val="22"/>
-        </w:rPr>
-        <w:t xml:space="preserve"> and McArdle 2012). Some types of LCSM estimate two underlying latent factors: a constant change factor that remains fixed over time, and a proportional change factor that adjusts for previous scores. By disaggregating change into constant and proportional components, this approach facilitates a more nuanced understanding of whether prior changes </w:t>
-      </w:r>
-      <w:proofErr w:type="gramStart"/>
-      <w:r>
-        <w:rPr>
-          <w:rFonts w:ascii="Arial" w:hAnsi="Arial" w:cs="Arial"/>
-          <w:color w:val="000000" w:themeColor="text1"/>
-          <w:sz w:val="22"/>
-          <w:szCs w:val="22"/>
-        </w:rPr>
-        <w:t>in a given</w:t>
-      </w:r>
-      <w:proofErr w:type="gramEnd"/>
-      <w:r>
-        <w:rPr>
-          <w:rFonts w:ascii="Arial" w:hAnsi="Arial" w:cs="Arial"/>
-          <w:color w:val="000000" w:themeColor="text1"/>
-          <w:sz w:val="22"/>
-          <w:szCs w:val="22"/>
-        </w:rPr>
-        <w:t xml:space="preserve"> process are related to future changes in the same process </w:t>
-      </w:r>
-      <w:r>
-        <w:rPr>
-          <w:rFonts w:ascii="Arial" w:hAnsi="Arial" w:cs="Arial"/>
-          <w:color w:val="000000" w:themeColor="text1"/>
-          <w:sz w:val="22"/>
-          <w:szCs w:val="22"/>
-        </w:rPr>
-        <w:t>(</w:t>
-      </w:r>
-      <w:proofErr w:type="spellStart"/>
-      <w:r>
-        <w:rPr>
-          <w:rFonts w:ascii="Arial" w:hAnsi="Arial" w:cs="Arial"/>
-          <w:color w:val="000000" w:themeColor="text1"/>
-          <w:sz w:val="22"/>
-          <w:szCs w:val="22"/>
-        </w:rPr>
-        <w:t>Serang</w:t>
-      </w:r>
-      <w:proofErr w:type="spellEnd"/>
-      <w:r>
-        <w:rPr>
-          <w:rFonts w:ascii="Arial" w:hAnsi="Arial" w:cs="Arial"/>
-          <w:color w:val="000000" w:themeColor="text1"/>
-          <w:sz w:val="22"/>
-          <w:szCs w:val="22"/>
-        </w:rPr>
-        <w:t xml:space="preserve"> et al., </w:t>
-      </w:r>
-      <w:r>
-        <w:rPr>
-          <w:rFonts w:ascii="Arial" w:hAnsi="Arial" w:cs="Arial"/>
-          <w:color w:val="000000" w:themeColor="text1"/>
-          <w:sz w:val="22"/>
-          <w:szCs w:val="22"/>
-        </w:rPr>
-        <w:t xml:space="preserve">2019; Kievit et al. 2018). Expanding upon the capabilities of this framework, LCSM also allows for comprehensive multivariate analyses that can facilitate investigations into how change in one construct is associated with change in another construct. The appeal of this approach is evidenced by several recent studies that have used data from the ABCD Study to explore bivariate associations between brain development and changes in several mental and physical health indicators </w:t>
-      </w:r>
-      <w:r>
-        <w:rPr>
-          <w:rFonts w:ascii="Arial" w:hAnsi="Arial" w:cs="Arial"/>
-          <w:color w:val="000000" w:themeColor="text1"/>
-          <w:sz w:val="22"/>
-          <w:szCs w:val="22"/>
-        </w:rPr>
-        <w:t xml:space="preserve">(e.g., </w:t>
-      </w:r>
-      <w:r>
-        <w:rPr>
-          <w:rFonts w:ascii="Arial" w:hAnsi="Arial" w:cs="Arial"/>
-          <w:color w:val="000000" w:themeColor="text1"/>
-          <w:sz w:val="22"/>
-          <w:szCs w:val="22"/>
-        </w:rPr>
-        <w:t>Wiker et al. 2023; Rapuano et al. 2022; Beck et al. 2023; Nweze et al. 2023; Mewton et al. 2023).</w:t>
-      </w:r>
-    </w:p>
-    <w:p>
-      <w:pPr>
-        <w:pStyle w:val="BodyText"/>
-        <w:rPr>
-          <w:rFonts w:ascii="Arial" w:hAnsi="Arial" w:cs="Arial"/>
-          <w:color w:val="000000" w:themeColor="text1"/>
-          <w:sz w:val="22"/>
-          <w:szCs w:val="22"/>
-        </w:rPr>
-      </w:pPr>
-      <w:r>
-        <w:rPr>
-          <w:rFonts w:ascii="Arial" w:hAnsi="Arial" w:cs="Arial"/>
-          <w:color w:val="000000" w:themeColor="text1"/>
-          <w:sz w:val="22"/>
-          <w:szCs w:val="22"/>
-        </w:rPr>
-        <w:t xml:space="preserve">Latent State-Trait Models (LSTM) offer another variable-centered approach to longitudinal analysis that also allows for the estimation of patterns of change over time. Unlike LGCM, which conceptualizes change as a function of time, and LCSM, which views change through sequential measurements, this approach disaggregates observed behaviors into distinct stable (trait) and occasion-specific (state) components </w:t>
-      </w:r>
-      <w:r>
-        <w:rPr>
-          <w:rFonts w:ascii="Arial" w:hAnsi="Arial" w:cs="Arial"/>
-          <w:color w:val="000000" w:themeColor="text1"/>
-          <w:sz w:val="22"/>
-          <w:szCs w:val="22"/>
-        </w:rPr>
-        <w:t>(</w:t>
-      </w:r>
-      <w:r>
-        <w:rPr>
-          <w:rFonts w:ascii="Arial" w:hAnsi="Arial" w:cs="Arial"/>
-          <w:color w:val="000000" w:themeColor="text1"/>
-          <w:sz w:val="22"/>
-          <w:szCs w:val="22"/>
-        </w:rPr>
-        <w:t xml:space="preserve">Kenny and </w:t>
-      </w:r>
-      <w:proofErr w:type="spellStart"/>
-      <w:r>
-        <w:rPr>
-          <w:rFonts w:ascii="Arial" w:hAnsi="Arial" w:cs="Arial"/>
-          <w:color w:val="000000" w:themeColor="text1"/>
-          <w:sz w:val="22"/>
-          <w:szCs w:val="22"/>
-        </w:rPr>
-        <w:t>Zautra</w:t>
-      </w:r>
-      <w:proofErr w:type="spellEnd"/>
-      <w:r>
-        <w:rPr>
-          <w:rFonts w:ascii="Arial" w:hAnsi="Arial" w:cs="Arial"/>
-          <w:color w:val="000000" w:themeColor="text1"/>
-          <w:sz w:val="22"/>
-          <w:szCs w:val="22"/>
-        </w:rPr>
-        <w:t xml:space="preserve"> 2001; Steyer et al. 2015). Based on LST theory </w:t>
-      </w:r>
-      <w:r>
-        <w:rPr>
-          <w:rFonts w:ascii="Arial" w:hAnsi="Arial" w:cs="Arial"/>
-          <w:color w:val="000000" w:themeColor="text1"/>
-          <w:sz w:val="22"/>
-          <w:szCs w:val="22"/>
-        </w:rPr>
-        <w:t>(</w:t>
-      </w:r>
-      <w:r>
-        <w:rPr>
-          <w:rFonts w:ascii="Arial" w:hAnsi="Arial" w:cs="Arial"/>
-          <w:color w:val="000000" w:themeColor="text1"/>
-          <w:sz w:val="22"/>
-          <w:szCs w:val="22"/>
-        </w:rPr>
-        <w:t xml:space="preserve">Steyer, Schmitt, and Eid 1999; Steyer, Ferring, and Schmitt 1992), these models hold that scores on a repeated measures outcome can be partitioned into an enduring latent trait variable that reflects between-individual differences, and a transient latent state residual that represents situational influences </w:t>
-      </w:r>
-      <w:r>
-        <w:rPr>
-          <w:rFonts w:ascii="Arial" w:hAnsi="Arial" w:cs="Arial"/>
-          <w:color w:val="000000" w:themeColor="text1"/>
-          <w:sz w:val="22"/>
-          <w:szCs w:val="22"/>
-        </w:rPr>
-        <w:t>(</w:t>
-      </w:r>
-      <w:proofErr w:type="spellStart"/>
-      <w:r>
-        <w:rPr>
-          <w:rFonts w:ascii="Arial" w:hAnsi="Arial" w:cs="Arial"/>
-          <w:color w:val="000000" w:themeColor="text1"/>
-          <w:sz w:val="22"/>
-          <w:szCs w:val="22"/>
-        </w:rPr>
-        <w:t>Stadtbaeumer</w:t>
-      </w:r>
-      <w:proofErr w:type="spellEnd"/>
-      <w:r>
-        <w:rPr>
-          <w:rFonts w:ascii="Arial" w:hAnsi="Arial" w:cs="Arial"/>
-          <w:color w:val="000000" w:themeColor="text1"/>
-          <w:sz w:val="22"/>
-          <w:szCs w:val="22"/>
-        </w:rPr>
-        <w:t xml:space="preserve">, </w:t>
-      </w:r>
-      <w:proofErr w:type="spellStart"/>
-      <w:r>
-        <w:rPr>
-          <w:rFonts w:ascii="Arial" w:hAnsi="Arial" w:cs="Arial"/>
-          <w:color w:val="000000" w:themeColor="text1"/>
-          <w:sz w:val="22"/>
-          <w:szCs w:val="22"/>
-        </w:rPr>
-        <w:t>Kreissl</w:t>
-      </w:r>
-      <w:proofErr w:type="spellEnd"/>
-      <w:r>
-        <w:rPr>
-          <w:rFonts w:ascii="Arial" w:hAnsi="Arial" w:cs="Arial"/>
-          <w:color w:val="000000" w:themeColor="text1"/>
-          <w:sz w:val="22"/>
-          <w:szCs w:val="22"/>
-        </w:rPr>
         <w:t>, and Mayer</w:t>
       </w:r>
       <w:r>
@@ -7946,17 +8102,7 @@
           <w:sz w:val="22"/>
           <w:szCs w:val="22"/>
         </w:rPr>
-        <w:t xml:space="preserve">2022; Geiser and Lockhart 2012). Beyond parsing out these key variance components, LSTM can be </w:t>
-      </w:r>
-      <w:r>
-        <w:rPr>
-          <w:rFonts w:ascii="Arial" w:hAnsi="Arial" w:cs="Arial"/>
-          <w:color w:val="000000" w:themeColor="text1"/>
-          <w:sz w:val="22"/>
-          <w:szCs w:val="22"/>
-        </w:rPr>
-        <w:lastRenderedPageBreak/>
-        <w:t xml:space="preserve">extended in many ways, such as by incorporating autoregressive effects to capture relative stability and the influence of past states on future responses (i.e. carry-over effects; Cole, Martin, and Steiger 2005; Eid et al. 2017; Geiser and Lockhart 2012). The merits of this approach are highlighted in a recent review by Sanchez-Alonso and Aslin (2020) focused on strategies for modeling neurobehavioral development. These study authors encourage researchers to leverage data from the ABCD Study and other large-scale longitudinal and publicly available datasets and to apply state-trait methods to map neural and behavioral trajectories in youth (for a more detailed overview of these models, see Kenny and Zautra 2001); Steyer, Geiser, and Loßnitzer 2023; Steyer, Schmitt, and Eid 1999). In general, while many commonalities and important features are shared across different variable-centered approaches, selecting the most appropriate statistical model for assessing change hinges on the specific theoretical model of change and what is intended to be learned from the model (see Kievit et al. 2018; McArdle 2009; </w:t>
+        <w:t xml:space="preserve">2022; Geiser and Lockhart 2012). Beyond parsing out these key variance components, LSTM can be extended in many ways, such as by incorporating autoregressive effects to capture relative stability and the influence of past states on future responses (i.e. carry-over effects; Cole, Martin, and Steiger 2005; Eid et al. 2017; Geiser and Lockhart 2012). The merits of this approach are highlighted in a recent review by Sanchez-Alonso and Aslin (2020) focused on strategies for modeling neurobehavioral development. These study authors encourage researchers to leverage data from the ABCD Study and other large-scale longitudinal and publicly available datasets and to apply state-trait methods to map neural and behavioral trajectories in youth (for a more detailed overview of these models, see Kenny and Zautra 2001); Steyer, Geiser, and Loßnitzer 2023; Steyer, Schmitt, and Eid 1999). In general, while many commonalities and important features are shared across different variable-centered approaches, selecting the most appropriate statistical model for assessing change hinges on the specific theoretical model of change and what is intended to be learned from the model (see Kievit et al. 2018; McArdle 2009; </w:t>
       </w:r>
       <w:proofErr w:type="spellStart"/>
       <w:r>
@@ -8192,6 +8338,7 @@
           <w:sz w:val="22"/>
           <w:szCs w:val="22"/>
         </w:rPr>
+        <w:lastRenderedPageBreak/>
         <w:t>Hybrid approaches, such as growth mixture (</w:t>
       </w:r>
       <w:proofErr w:type="spellStart"/>
@@ -8317,17 +8464,7 @@
           <w:sz w:val="22"/>
           <w:szCs w:val="22"/>
         </w:rPr>
-        <w:t xml:space="preserve"> 2007) modeling, combine aspects of both variable-centered and person-centered models, allowing for the identification of latent subgroups while also modeling relationships among growth parameters. This combination </w:t>
-      </w:r>
-      <w:r>
-        <w:rPr>
-          <w:rFonts w:ascii="Arial" w:hAnsi="Arial" w:cs="Arial"/>
-          <w:color w:val="000000" w:themeColor="text1"/>
-          <w:sz w:val="22"/>
-          <w:szCs w:val="22"/>
-        </w:rPr>
-        <w:lastRenderedPageBreak/>
-        <w:t>provides a more comprehensive understanding of longitudinal data by capturing both within- and between-person variability. However, hybrid models can be more complex, necessitating careful model specification, selection, and interpretation. Additionally, these methods may require larger sample sizes to ensure the stability and accuracy of results.</w:t>
+        <w:t xml:space="preserve"> 2007) modeling, combine aspects of both variable-centered and person-centered models, allowing for the identification of latent subgroups while also modeling relationships among growth parameters. This combination provides a more comprehensive understanding of longitudinal data by capturing both within- and between-person variability. However, hybrid models can be more complex, necessitating careful model specification, selection, and interpretation. Additionally, these methods may require larger sample sizes to ensure the stability and accuracy of results.</w:t>
       </w:r>
     </w:p>
     <w:p>
@@ -8457,7 +8594,7 @@
           <w:sz w:val="22"/>
           <w:szCs w:val="22"/>
         </w:rPr>
-        <w:t xml:space="preserve">In conclusion, advanced SEM approaches for LDA provide valuable tools for addressing complex research questions and data structures. While they offer more nuanced insights into within-person change dynamics and the influence of individual differences, these models also come with certain limitations, such as the necessity of multiple assessments (e.g., four or more for LCM-SR), increased complexity, computational demands, and the need for careful model specification and interpretation. As with any statistical method, researchers should carefully consider their research objectives, data characteristics, and the assumptions of each model when selecting the most appropriate advanced SEM approach for longitudinal analysis. Given </w:t>
+        <w:t xml:space="preserve">In conclusion, advanced SEM approaches for LDA provide valuable tools for addressing complex research questions and data structures. While they offer more nuanced insights into within-person change dynamics and the influence of individual differences, these models also come with certain limitations, such as the necessity of multiple assessments (e.g., four or more </w:t>
       </w:r>
       <w:r>
         <w:rPr>
@@ -8467,7 +8604,7 @@
           <w:szCs w:val="22"/>
         </w:rPr>
         <w:lastRenderedPageBreak/>
-        <w:t>that these modeling approaches necessitate more waves of data, they are not yet commonly used with ABCD Study data. We anticipate that as more waves of ABCD data are publically released, these models can be used to address some of the pitfalls of the more traditional methods.</w:t>
+        <w:t>for LCM-SR), increased complexity, computational demands, and the need for careful model specification and interpretation. As with any statistical method, researchers should carefully consider their research objectives, data characteristics, and the assumptions of each model when selecting the most appropriate advanced SEM approach for longitudinal analysis. Given that these modeling approaches necessitate more waves of data, they are not yet commonly used with ABCD Study data. We anticipate that as more waves of ABCD data are publically released, these models can be used to address some of the pitfalls of the more traditional methods.</w:t>
       </w:r>
     </w:p>
     <w:p>
@@ -8798,17 +8935,8 @@
           <w:sz w:val="22"/>
           <w:szCs w:val="22"/>
         </w:rPr>
-        <w:t xml:space="preserve">An alternative method for modeling longitudinal data is the marginal model. This approach differs from others by modeling only the population-level factors and covariates rather than explicitly modeling individual intercepts and slopes. It employs a flexible intra-subject covariance model to account for residual dependence. Like the LMM, it allows for unbalanced designs and singleton subjects, and it implicitly measures any covariance that would otherwise be explained </w:t>
-      </w:r>
-      <w:r>
-        <w:rPr>
-          <w:rFonts w:ascii="Arial" w:hAnsi="Arial" w:cs="Arial"/>
-          <w:color w:val="000000" w:themeColor="text1"/>
-          <w:sz w:val="22"/>
-          <w:szCs w:val="22"/>
-        </w:rPr>
         <w:lastRenderedPageBreak/>
-        <w:t xml:space="preserve">by random covariates. In a marginal model, a “working covariance” matrix is utilized. This matrix does not need to be accurately modelled and may even be constructed under the potentially incorrect assumption that the errors are independent. In this case, parameter estimation reduces to ordinary least squares, but remains consistent. A crucial component of this method is the use of a robust “sandwich estimator” for standard errors, which accounts for any dependence not captured by the working covariance. The Sandwich Estimator (SwE) is a toolbox for SPM (https://www.nisox.org/Software/SwE, including CIFTI support) and FSL (https://fsl.fmrib.ox.ac.uk/fsl/fslwiki/Swe) that provides marginal model inference using an independence working covariance matrix </w:t>
+        <w:t xml:space="preserve">An alternative method for modeling longitudinal data is the marginal model. This approach differs from others by modeling only the population-level factors and covariates rather than explicitly modeling individual intercepts and slopes. It employs a flexible intra-subject covariance model to account for residual dependence. Like the LMM, it allows for unbalanced designs and singleton subjects, and it implicitly measures any covariance that would otherwise be explained by random covariates. In a marginal model, a “working covariance” matrix is utilized. This matrix does not need to be accurately modelled and may even be constructed under the potentially incorrect assumption that the errors are independent. In this case, parameter estimation reduces to ordinary least squares, but remains consistent. A crucial component of this method is the use of a robust “sandwich estimator” for standard errors, which accounts for any dependence not captured by the working covariance. The Sandwich Estimator (SwE) is a toolbox for SPM (https://www.nisox.org/Software/SwE, including CIFTI support) and FSL (https://fsl.fmrib.ox.ac.uk/fsl/fslwiki/Swe) that provides marginal model inference using an independence working covariance matrix </w:t>
       </w:r>
       <w:r>
         <w:rPr>
@@ -8864,7 +8992,7 @@
                     </pic:cNvPicPr>
                   </pic:nvPicPr>
                   <pic:blipFill>
-                    <a:blip r:embed="rId15"/>
+                    <a:blip r:embed="rId13"/>
                     <a:stretch>
                       <a:fillRect/>
                     </a:stretch>
@@ -8925,7 +9053,7 @@
                     </pic:cNvPicPr>
                   </pic:nvPicPr>
                   <pic:blipFill>
-                    <a:blip r:embed="rId16"/>
+                    <a:blip r:embed="rId14"/>
                     <a:stretch>
                       <a:fillRect/>
                     </a:stretch>
@@ -9014,7 +9142,7 @@
           <w:sz w:val="22"/>
           <w:szCs w:val="22"/>
         </w:rPr>
-        <w:t xml:space="preserve">We began by addressing fundamental concepts and considerations in longitudinal research that are essential for generating accurate and meaningful insights into developmental processes. Concepts such as vulnerable periods, developmental disturbances and snares, or cascade and experience effects (among many others), are instrumental in shaping the design, analysis, and interpretation of longitudinal studies. Together, these concepts provide a framework for understanding the mechanisms underlying the course of development, while also accounting for the complex interplay between individual development and the influence of environmental factors. By considering the intricate relationships among these factors, researchers can better identify the critical time periods, situations, and contexts that contribute to individual differences </w:t>
+        <w:t xml:space="preserve">We began by addressing fundamental concepts and considerations in longitudinal research that are essential for generating accurate and meaningful insights into developmental processes. Concepts such as vulnerable periods, developmental disturbances and snares, or cascade and experience effects (among many others), are instrumental in shaping the design, analysis, and </w:t>
       </w:r>
       <w:r>
         <w:rPr>
@@ -9024,7 +9152,7 @@
           <w:szCs w:val="22"/>
         </w:rPr>
         <w:lastRenderedPageBreak/>
-        <w:t>in developmental outcomes. This awareness enables more precise inferences regarding the causal relationships between exposures and outcomes, ultimately leading to more robust and meaningful findings that can help facilitate the translation of research findings into practical applications in clinical and public health settings.</w:t>
+        <w:t>interpretation of longitudinal studies. Together, these concepts provide a framework for understanding the mechanisms underlying the course of development, while also accounting for the complex interplay between individual development and the influence of environmental factors. By considering the intricate relationships among these factors, researchers can better identify the critical time periods, situations, and contexts that contribute to individual differences in developmental outcomes. This awareness enables more precise inferences regarding the causal relationships between exposures and outcomes, ultimately leading to more robust and meaningful findings that can help facilitate the translation of research findings into practical applications in clinical and public health settings.</w:t>
       </w:r>
     </w:p>
     <w:p>
@@ -9142,7 +9270,7 @@
           <w:sz w:val="22"/>
           <w:szCs w:val="22"/>
         </w:rPr>
-        <w:t xml:space="preserve"> for further guidance in selecting and implementing longitudinal models when using the ABCD Study dataset. As the field continues to advance, we anticipate the emergence of new methods and refinements to existing approaches, further expanding the toolkit available to researchers for the analysis of longitudinal data. By staying informed about developments in this area and critically evaluating the appropriateness of different models for their research questions, researchers can ensure that their longitudinal analyses are both rigorous and informative. Notably, in this vast and continually evolving field, with numerous models and approaches available to address a </w:t>
+        <w:t xml:space="preserve"> for further guidance in selecting and implementing longitudinal models when using the ABCD Study dataset. As the field continues to advance, we anticipate the emergence of new methods and </w:t>
       </w:r>
       <w:r>
         <w:rPr>
@@ -9152,7 +9280,7 @@
           <w:szCs w:val="22"/>
         </w:rPr>
         <w:lastRenderedPageBreak/>
-        <w:t>wide range of research questions, no single model is universally applicable or without limitations. The diversity of methods ensures that researchers can find an appropriate tool for their specific needs. By familiarizing themselves with the various types of longitudinal models, researchers can more effectively navigate the complexities of longitudinal data and contribute valuable insights into the developmental processes and individual differences that shape human experience.</w:t>
+        <w:t>refinements to existing approaches, further expanding the toolkit available to researchers for the analysis of longitudinal data. By staying informed about developments in this area and critically evaluating the appropriateness of different models for their research questions, researchers can ensure that their longitudinal analyses are both rigorous and informative. Notably, in this vast and continually evolving field, with numerous models and approaches available to address a wide range of research questions, no single model is universally applicable or without limitations. The diversity of methods ensures that researchers can find an appropriate tool for their specific needs. By familiarizing themselves with the various types of longitudinal models, researchers can more effectively navigate the complexities of longitudinal data and contribute valuable insights into the developmental processes and individual differences that shape human experience.</w:t>
       </w:r>
     </w:p>
     <w:p>
@@ -9247,7 +9375,7 @@
         </w:rPr>
         <w:t xml:space="preserve">The ABCD data repository grows and changes over time. The ABCD data used in this report came from DOI: 10.15154/z563-zd24. DOIs can be found at the following </w:t>
       </w:r>
-      <w:hyperlink r:id="rId17">
+      <w:hyperlink r:id="rId15">
         <w:r>
           <w:rPr>
             <w:rStyle w:val="Hyperlink"/>
@@ -9573,7 +9701,7 @@
         </w:rPr>
         <w:t xml:space="preserve">Bauer, D. J., and P. J. Curran. 2019. “Conducting Longitudinal Data Analysis: Knowing What to Do and Learning How to Do It.” </w:t>
       </w:r>
-      <w:hyperlink r:id="rId18">
+      <w:hyperlink r:id="rId16">
         <w:r>
           <w:rPr>
             <w:rStyle w:val="Hyperlink"/>
@@ -10148,7 +10276,7 @@
         </w:rPr>
         <w:t xml:space="preserve">, The Adolescent Brain Cognitive Development (ABCD) Consortium: Rationale, Aims, and Assessment Strategy, 32 (August): 43–54. </w:t>
       </w:r>
-      <w:hyperlink r:id="rId19">
+      <w:hyperlink r:id="rId17">
         <w:r>
           <w:rPr>
             <w:rStyle w:val="Hyperlink"/>
@@ -10211,7 +10339,7 @@
         </w:rPr>
         <w:t xml:space="preserve"> 35 (1): 32–58. </w:t>
       </w:r>
-      <w:hyperlink r:id="rId20">
+      <w:hyperlink r:id="rId18">
         <w:r>
           <w:rPr>
             <w:rStyle w:val="Hyperlink"/>
@@ -10662,7 +10790,7 @@
         </w:rPr>
         <w:t xml:space="preserve"> 82 (5): 879–94. </w:t>
       </w:r>
-      <w:hyperlink r:id="rId21">
+      <w:hyperlink r:id="rId19">
         <w:r>
           <w:rPr>
             <w:rStyle w:val="Hyperlink"/>
@@ -10809,7 +10937,7 @@
         </w:rPr>
         <w:t xml:space="preserve"> 3 (6): 979–91. </w:t>
       </w:r>
-      <w:hyperlink r:id="rId22">
+      <w:hyperlink r:id="rId20">
         <w:r>
           <w:rPr>
             <w:rStyle w:val="Hyperlink"/>
@@ -11541,7 +11669,7 @@
         </w:rPr>
         <w:t xml:space="preserve"> 60 (1): 549–76. </w:t>
       </w:r>
-      <w:hyperlink r:id="rId23">
+      <w:hyperlink r:id="rId21">
         <w:r>
           <w:rPr>
             <w:rStyle w:val="Hyperlink"/>
@@ -11646,7 +11774,7 @@
         </w:rPr>
         <w:t xml:space="preserve"> 202 (November): 116091. </w:t>
       </w:r>
-      <w:hyperlink r:id="rId24">
+      <w:hyperlink r:id="rId22">
         <w:r>
           <w:rPr>
             <w:rStyle w:val="Hyperlink"/>
@@ -11823,7 +11951,7 @@
         </w:rPr>
         <w:t xml:space="preserve"> 20 (1): 102–16. </w:t>
       </w:r>
-      <w:hyperlink r:id="rId25">
+      <w:hyperlink r:id="rId23">
         <w:r>
           <w:rPr>
             <w:rStyle w:val="Hyperlink"/>
@@ -12426,7 +12554,7 @@
         </w:rPr>
         <w:t xml:space="preserve">, edited by Linda M. Collins and A. G. Sayer, 243–63. Washington, DC, US: American Psychological Association. </w:t>
       </w:r>
-      <w:hyperlink r:id="rId26">
+      <w:hyperlink r:id="rId24">
         <w:r>
           <w:rPr>
             <w:rStyle w:val="Hyperlink"/>
@@ -12583,7 +12711,7 @@
         </w:rPr>
         <w:t xml:space="preserve">, Methodological Challenges in Developmental Neuroimaging: Contemporary Approaches and Solutions, 33 (October): 54–72. </w:t>
       </w:r>
-      <w:hyperlink r:id="rId27">
+      <w:hyperlink r:id="rId25">
         <w:r>
           <w:rPr>
             <w:rStyle w:val="Hyperlink"/>
@@ -12876,7 +13004,7 @@
         </w:rPr>
         <w:t xml:space="preserve"> 18 (2-3): 292–326. </w:t>
       </w:r>
-      <w:hyperlink r:id="rId28">
+      <w:hyperlink r:id="rId26">
         <w:r>
           <w:rPr>
             <w:rStyle w:val="Hyperlink"/>
@@ -13023,7 +13151,7 @@
         </w:rPr>
         <w:t xml:space="preserve">. </w:t>
       </w:r>
-      <w:hyperlink r:id="rId29">
+      <w:hyperlink r:id="rId27">
         <w:r>
           <w:rPr>
             <w:rStyle w:val="Hyperlink"/>
@@ -13767,6 +13895,66 @@
           <w:szCs w:val="22"/>
         </w:rPr>
       </w:pPr>
+      <w:r>
+        <w:rPr>
+          <w:rFonts w:ascii="Arial" w:hAnsi="Arial" w:cs="Arial"/>
+          <w:color w:val="000000" w:themeColor="text1"/>
+          <w:sz w:val="22"/>
+          <w:szCs w:val="22"/>
+        </w:rPr>
+        <w:t>McCormick, E. M., Byrne, M. L., Flournoy, J. C., Mills, K. L., &amp; Pfeifer, J. H. (2023). The Hitchhiker’s guide to longitudinal models: A primer on model selection for repeated-measures methods. </w:t>
+      </w:r>
+      <w:r>
+        <w:rPr>
+          <w:rFonts w:ascii="Arial" w:hAnsi="Arial" w:cs="Arial"/>
+          <w:i/>
+          <w:iCs/>
+          <w:color w:val="000000" w:themeColor="text1"/>
+          <w:sz w:val="22"/>
+          <w:szCs w:val="22"/>
+        </w:rPr>
+        <w:t>Developmental cognitive neuroscience</w:t>
+      </w:r>
+      <w:r>
+        <w:rPr>
+          <w:rFonts w:ascii="Arial" w:hAnsi="Arial" w:cs="Arial"/>
+          <w:color w:val="000000" w:themeColor="text1"/>
+          <w:sz w:val="22"/>
+          <w:szCs w:val="22"/>
+        </w:rPr>
+        <w:t>, </w:t>
+      </w:r>
+      <w:r>
+        <w:rPr>
+          <w:rFonts w:ascii="Arial" w:hAnsi="Arial" w:cs="Arial"/>
+          <w:i/>
+          <w:iCs/>
+          <w:color w:val="000000" w:themeColor="text1"/>
+          <w:sz w:val="22"/>
+          <w:szCs w:val="22"/>
+        </w:rPr>
+        <w:t>63</w:t>
+      </w:r>
+      <w:r>
+        <w:rPr>
+          <w:rFonts w:ascii="Arial" w:hAnsi="Arial" w:cs="Arial"/>
+          <w:color w:val="000000" w:themeColor="text1"/>
+          <w:sz w:val="22"/>
+          <w:szCs w:val="22"/>
+        </w:rPr>
+        <w:t>, 101281.</w:t>
+      </w:r>
+    </w:p>
+    <w:p>
+      <w:pPr>
+        <w:pStyle w:val="Bibliography"/>
+        <w:rPr>
+          <w:rFonts w:ascii="Arial" w:hAnsi="Arial" w:cs="Arial"/>
+          <w:color w:val="000000" w:themeColor="text1"/>
+          <w:sz w:val="22"/>
+          <w:szCs w:val="22"/>
+        </w:rPr>
+      </w:pPr>
       <w:bookmarkStart w:id="120" w:name="ref-mcneish2021"/>
       <w:bookmarkEnd w:id="119"/>
       <w:r>
@@ -14246,6 +14434,7 @@
           <w:sz w:val="22"/>
           <w:szCs w:val="22"/>
         </w:rPr>
+        <w:lastRenderedPageBreak/>
         <w:t>Nweze</w:t>
       </w:r>
       <w:proofErr w:type="spellEnd"/>
@@ -14378,7 +14567,6 @@
           <w:sz w:val="22"/>
           <w:szCs w:val="22"/>
         </w:rPr>
-        <w:lastRenderedPageBreak/>
         <w:t xml:space="preserve">Orth, Ulrich, D. Angus Clark, M. Brent Donnellan, and Richard W. Robins. 2021. “Testing Prospective Effects in Longitudinal Research: Comparing Seven Competing Cross-Lagged Models.” </w:t>
       </w:r>
       <w:r>
@@ -14919,6 +15107,7 @@
           <w:sz w:val="22"/>
           <w:szCs w:val="22"/>
         </w:rPr>
+        <w:lastRenderedPageBreak/>
         <w:t>Revelle, W., &amp; Condon, D. M. (2019). Reliability from α to ω: A tutorial. </w:t>
       </w:r>
       <w:r>
@@ -15023,7 +15212,6 @@
           <w:sz w:val="22"/>
           <w:szCs w:val="22"/>
         </w:rPr>
-        <w:lastRenderedPageBreak/>
         <w:t xml:space="preserve">Roberts, Brent W, and Wendy F DelVecchio. 2000. “The Rank-Order Consistency of Personality Traits from Childhood to Old Age: A Quantitative Review of Longitudinal Studies.” </w:t>
       </w:r>
       <w:r>
@@ -15130,7 +15318,7 @@
         </w:rPr>
         <w:t xml:space="preserve"> Psychiatry  JAMA Network.” </w:t>
       </w:r>
-      <w:hyperlink r:id="rId30">
+      <w:hyperlink r:id="rId28">
         <w:r>
           <w:rPr>
             <w:rStyle w:val="Hyperlink"/>
@@ -15658,6 +15846,7 @@
           <w:sz w:val="22"/>
           <w:szCs w:val="22"/>
         </w:rPr>
+        <w:lastRenderedPageBreak/>
         <w:t xml:space="preserve">Serang, Sarfaraz, Kevin J Grimm, and Zhiyong Zhang. 2019. “On the Correspondence Between the Latent Growth Curve and Latent Change Score Models.” </w:t>
       </w:r>
       <w:r>
@@ -15700,7 +15889,6 @@
           <w:sz w:val="22"/>
           <w:szCs w:val="22"/>
         </w:rPr>
-        <w:lastRenderedPageBreak/>
         <w:t xml:space="preserve">Sher, Kenneth J, Kristina M Jackson, and Douglas Steinley. 2011. “Alcohol Use Trajectories and the Ubiquitous Cat’s Cradle: Cause for Concern?” </w:t>
       </w:r>
       <w:r>
@@ -16265,6 +16453,7 @@
           <w:sz w:val="22"/>
           <w:szCs w:val="22"/>
         </w:rPr>
+        <w:lastRenderedPageBreak/>
         <w:t xml:space="preserve">Thompson, Wesley K, Gauri N Savla, Ipsit V Vahia, Colin A Depp, Ruth O’Hara, Dilip V Jeste, and Barton W Palmer. 2013. “Characterizing Trajectories of Cognitive Functioning in Older Adults with Schizophrenia: Does Method Matter?” </w:t>
       </w:r>
       <w:r>
@@ -16307,7 +16496,6 @@
           <w:sz w:val="22"/>
           <w:szCs w:val="22"/>
         </w:rPr>
-        <w:lastRenderedPageBreak/>
         <w:t xml:space="preserve">Trevino, Angel D, Belal Jamil, Jinni Su, Fazil Aliev, Kit K Elam, and Kathryn Lemery-Chalfant. 2023. “Alcohol Use Disorder Polygenic Risk Scores and Trajectories of Early Adolescent Externalizing Behaviors: Examining the Role of Parenting and Family Conflict in the Racially/Ethnically Diverse ABCD Sample.” </w:t>
       </w:r>
       <w:r>
@@ -16414,7 +16602,7 @@
         </w:rPr>
         <w:t xml:space="preserve">, The Adolescent Brain Cognitive Development (ABCD) Consortium: Rationale, Aims, and Assessment Strategy, 32 (August): 97–106. </w:t>
       </w:r>
-      <w:hyperlink r:id="rId31">
+      <w:hyperlink r:id="rId29">
         <w:r>
           <w:rPr>
             <w:rStyle w:val="Hyperlink"/>
@@ -16530,6 +16718,106 @@
           <w:szCs w:val="22"/>
         </w:rPr>
       </w:pPr>
+      <w:r>
+        <w:rPr>
+          <w:rFonts w:ascii="Arial" w:hAnsi="Arial" w:cs="Arial"/>
+          <w:color w:val="000000" w:themeColor="text1"/>
+          <w:sz w:val="22"/>
+          <w:szCs w:val="22"/>
+        </w:rPr>
+        <w:t xml:space="preserve">van </w:t>
+      </w:r>
+      <w:proofErr w:type="spellStart"/>
+      <w:r>
+        <w:rPr>
+          <w:rFonts w:ascii="Arial" w:hAnsi="Arial" w:cs="Arial"/>
+          <w:color w:val="000000" w:themeColor="text1"/>
+          <w:sz w:val="22"/>
+          <w:szCs w:val="22"/>
+        </w:rPr>
+        <w:t>Zwieten</w:t>
+      </w:r>
+      <w:proofErr w:type="spellEnd"/>
+      <w:r>
+        <w:rPr>
+          <w:rFonts w:ascii="Arial" w:hAnsi="Arial" w:cs="Arial"/>
+          <w:color w:val="000000" w:themeColor="text1"/>
+          <w:sz w:val="22"/>
+          <w:szCs w:val="22"/>
+        </w:rPr>
+        <w:t xml:space="preserve">, A., Tennant, P. W., Kelly-Irving, M., Blyth, F. M., Teixeira-Pinto, A., &amp; </w:t>
+      </w:r>
+      <w:proofErr w:type="spellStart"/>
+      <w:r>
+        <w:rPr>
+          <w:rFonts w:ascii="Arial" w:hAnsi="Arial" w:cs="Arial"/>
+          <w:color w:val="000000" w:themeColor="text1"/>
+          <w:sz w:val="22"/>
+          <w:szCs w:val="22"/>
+        </w:rPr>
+        <w:t>Khalatbari-Soltani</w:t>
+      </w:r>
+      <w:proofErr w:type="spellEnd"/>
+      <w:r>
+        <w:rPr>
+          <w:rFonts w:ascii="Arial" w:hAnsi="Arial" w:cs="Arial"/>
+          <w:color w:val="000000" w:themeColor="text1"/>
+          <w:sz w:val="22"/>
+          <w:szCs w:val="22"/>
+        </w:rPr>
+        <w:t>, S. (2022). Avoiding overadjustment bias in social epidemiology through appropriate covariate selection: a primer. </w:t>
+      </w:r>
+      <w:r>
+        <w:rPr>
+          <w:rFonts w:ascii="Arial" w:hAnsi="Arial" w:cs="Arial"/>
+          <w:i/>
+          <w:iCs/>
+          <w:color w:val="000000" w:themeColor="text1"/>
+          <w:sz w:val="22"/>
+          <w:szCs w:val="22"/>
+        </w:rPr>
+        <w:t>Journal of clinical epidemiology</w:t>
+      </w:r>
+      <w:r>
+        <w:rPr>
+          <w:rFonts w:ascii="Arial" w:hAnsi="Arial" w:cs="Arial"/>
+          <w:color w:val="000000" w:themeColor="text1"/>
+          <w:sz w:val="22"/>
+          <w:szCs w:val="22"/>
+        </w:rPr>
+        <w:t>, </w:t>
+      </w:r>
+      <w:r>
+        <w:rPr>
+          <w:rFonts w:ascii="Arial" w:hAnsi="Arial" w:cs="Arial"/>
+          <w:i/>
+          <w:iCs/>
+          <w:color w:val="000000" w:themeColor="text1"/>
+          <w:sz w:val="22"/>
+          <w:szCs w:val="22"/>
+        </w:rPr>
+        <w:t>149</w:t>
+      </w:r>
+      <w:r>
+        <w:rPr>
+          <w:rFonts w:ascii="Arial" w:hAnsi="Arial" w:cs="Arial"/>
+          <w:color w:val="000000" w:themeColor="text1"/>
+          <w:sz w:val="22"/>
+          <w:szCs w:val="22"/>
+        </w:rPr>
+        <w:t>, 127-136.</w:t>
+      </w:r>
+    </w:p>
+    <w:p>
+      <w:pPr>
+        <w:pStyle w:val="Bibliography"/>
+        <w:rPr>
+          <w:rFonts w:ascii="Arial" w:hAnsi="Arial" w:cs="Arial"/>
+          <w:color w:val="000000" w:themeColor="text1"/>
+          <w:sz w:val="22"/>
+          <w:szCs w:val="22"/>
+        </w:rPr>
+      </w:pPr>
       <w:bookmarkStart w:id="172" w:name="ref-vanderweele2016"/>
       <w:bookmarkEnd w:id="171"/>
       <w:r>
@@ -16667,7 +16955,7 @@
         </w:rPr>
         <w:t xml:space="preserve">, The Adolescent Brain Cognitive Development (ABCD) Consortium: Rationale, Aims, and Assessment Strategy, 32 (August): 4–7. </w:t>
       </w:r>
-      <w:hyperlink r:id="rId32">
+      <w:hyperlink r:id="rId30">
         <w:r>
           <w:rPr>
             <w:rStyle w:val="Hyperlink"/>
@@ -16750,6 +17038,7 @@
           <w:sz w:val="22"/>
           <w:szCs w:val="22"/>
         </w:rPr>
+        <w:lastRenderedPageBreak/>
         <w:t xml:space="preserve">Watson, Nicole, Eva Leissou, Heidi Guyer, and Mark Wooden. 2018. “Best Practices for Panel Maintenance and Retention.” In </w:t>
       </w:r>
       <w:r>
@@ -16772,7 +17061,7 @@
         </w:rPr>
         <w:t xml:space="preserve">, 597–622. John Wiley &amp; Sons, Ltd. </w:t>
       </w:r>
-      <w:hyperlink r:id="rId33">
+      <w:hyperlink r:id="rId31">
         <w:r>
           <w:rPr>
             <w:rStyle w:val="Hyperlink"/>
@@ -16813,17 +17102,7 @@
           <w:sz w:val="22"/>
           <w:szCs w:val="22"/>
         </w:rPr>
-        <w:t>Wiker, Thea, Mads L Pedersen, Lia Ferschmann, Dani Beck, Linn B Norbom, Andreas Dahl, Tilmann von Soest, et al. 2023. “Assessing the Longitudinal Associations Between Decision-</w:t>
-      </w:r>
-      <w:r>
-        <w:rPr>
-          <w:rFonts w:ascii="Arial" w:hAnsi="Arial" w:cs="Arial"/>
-          <w:color w:val="000000" w:themeColor="text1"/>
-          <w:sz w:val="22"/>
-          <w:szCs w:val="22"/>
-        </w:rPr>
-        <w:lastRenderedPageBreak/>
-        <w:t xml:space="preserve">Making Processes and Attention Problems in Early Adolescence.” </w:t>
+        <w:t xml:space="preserve">Wiker, Thea, Mads L Pedersen, Lia Ferschmann, Dani Beck, Linn B Norbom, Andreas Dahl, Tilmann von Soest, et al. 2023. “Assessing the Longitudinal Associations Between Decision-Making Processes and Attention Problems in Early Adolescence.” </w:t>
       </w:r>
       <w:r>
         <w:rPr>
@@ -17928,7 +18207,6 @@
   <w:style w:type="character" w:default="1" w:styleId="DefaultParagraphFont">
     <w:name w:val="Default Paragraph Font"/>
     <w:uiPriority w:val="1"/>
-    <w:semiHidden/>
     <w:unhideWhenUsed/>
   </w:style>
   <w:style w:type="table" w:default="1" w:styleId="TableNormal">

--- a/public/abcd_manuscript.docx
+++ b/public/abcd_manuscript.docx
@@ -1517,61 +1517,63 @@
           <w:sz w:val="22"/>
           <w:szCs w:val="22"/>
         </w:rPr>
-        <w:t xml:space="preserve">Data are publicly released approximately annually. The study’s earliest data releases consisted primarily of one or two visits per participant. However, the most recent public release as of the writing of this paper (Release </w:t>
-      </w:r>
-      <w:r>
-        <w:rPr>
-          <w:rFonts w:ascii="Arial" w:hAnsi="Arial" w:cs="Arial"/>
-          <w:color w:val="000000" w:themeColor="text1"/>
-          <w:sz w:val="22"/>
-          <w:szCs w:val="22"/>
-        </w:rPr>
-        <w:t>6.0</w:t>
-      </w:r>
-      <w:r>
-        <w:rPr>
-          <w:rFonts w:ascii="Arial" w:hAnsi="Arial" w:cs="Arial"/>
-          <w:color w:val="000000" w:themeColor="text1"/>
-          <w:sz w:val="22"/>
-          <w:szCs w:val="22"/>
-        </w:rPr>
-        <w:t xml:space="preserve">) contains data collected across </w:t>
-      </w:r>
-      <w:r>
-        <w:rPr>
-          <w:rFonts w:ascii="Arial" w:hAnsi="Arial" w:cs="Arial"/>
-          <w:color w:val="000000" w:themeColor="text1"/>
-          <w:sz w:val="22"/>
-          <w:szCs w:val="22"/>
-        </w:rPr>
-        <w:t>six</w:t>
-      </w:r>
-      <w:r>
-        <w:rPr>
-          <w:rFonts w:ascii="Arial" w:hAnsi="Arial" w:cs="Arial"/>
-          <w:color w:val="000000" w:themeColor="text1"/>
-          <w:sz w:val="22"/>
-          <w:szCs w:val="22"/>
-        </w:rPr>
-        <w:t xml:space="preserve"> annual visits, including three brain imaging assessments (baseline, year 2 follow-up, and year 4 follow-up visits). Hence, starting with Release </w:t>
-      </w:r>
-      <w:r>
-        <w:rPr>
-          <w:rFonts w:ascii="Arial" w:hAnsi="Arial" w:cs="Arial"/>
-          <w:color w:val="000000" w:themeColor="text1"/>
-          <w:sz w:val="22"/>
-          <w:szCs w:val="22"/>
-        </w:rPr>
-        <w:t>6</w:t>
-      </w:r>
-      <w:r>
-        <w:rPr>
-          <w:rFonts w:ascii="Arial" w:hAnsi="Arial" w:cs="Arial"/>
-          <w:color w:val="000000" w:themeColor="text1"/>
-          <w:sz w:val="22"/>
-          <w:szCs w:val="22"/>
-        </w:rPr>
-        <w:t>.0, it is feasible for researchers to begin focusing on the characterization of neurodevelopmental and other trajectories.</w:t>
+        <w:t xml:space="preserve">Data are publicly released approximately annually, currently through the NIH Brain Development Cohorts (NBDC) </w:t>
+      </w:r>
+      <w:r>
+        <w:rPr>
+          <w:rFonts w:ascii="Arial" w:hAnsi="Arial" w:cs="Arial"/>
+          <w:color w:val="000000" w:themeColor="text1"/>
+          <w:sz w:val="22"/>
+          <w:szCs w:val="22"/>
+        </w:rPr>
+        <w:t>Data Sharing Platform</w:t>
+      </w:r>
+      <w:r>
+        <w:rPr>
+          <w:rFonts w:ascii="Arial" w:hAnsi="Arial" w:cs="Arial"/>
+          <w:color w:val="000000" w:themeColor="text1"/>
+          <w:sz w:val="22"/>
+          <w:szCs w:val="22"/>
+        </w:rPr>
+        <w:t xml:space="preserve"> (https://nbdc.nida.nih.gov/). The study’s earliest data releases consisted primarily of one or two visits per participant. However, the most recent public release as of the writing of this paper (Release 6.0</w:t>
+      </w:r>
+      <w:r>
+        <w:rPr>
+          <w:rFonts w:ascii="Arial" w:hAnsi="Arial" w:cs="Arial"/>
+          <w:color w:val="000000" w:themeColor="text1"/>
+          <w:sz w:val="22"/>
+          <w:szCs w:val="22"/>
+        </w:rPr>
+        <w:t xml:space="preserve"> [</w:t>
+      </w:r>
+      <w:r>
+        <w:rPr>
+          <w:rFonts w:ascii="Arial" w:hAnsi="Arial" w:cs="Arial"/>
+          <w:i/>
+          <w:iCs/>
+          <w:color w:val="000000" w:themeColor="text1"/>
+          <w:sz w:val="22"/>
+          <w:szCs w:val="22"/>
+        </w:rPr>
+        <w:t>tentatively scheduled for 1/31/25</w:t>
+      </w:r>
+      <w:r>
+        <w:rPr>
+          <w:rFonts w:ascii="Arial" w:hAnsi="Arial" w:cs="Arial"/>
+          <w:color w:val="000000" w:themeColor="text1"/>
+          <w:sz w:val="22"/>
+          <w:szCs w:val="22"/>
+        </w:rPr>
+        <w:t>]</w:t>
+      </w:r>
+      <w:r>
+        <w:rPr>
+          <w:rFonts w:ascii="Arial" w:hAnsi="Arial" w:cs="Arial"/>
+          <w:color w:val="000000" w:themeColor="text1"/>
+          <w:sz w:val="22"/>
+          <w:szCs w:val="22"/>
+        </w:rPr>
+        <w:t>) contains cumulative data from 7 annual assessments (i.e., baseline through the six-year follow-up visit), with full data available for all years except the six-year follow-up, for which data is available from approximately 50% of participants at that timepoint. For the 6.0 release, brain imaging data are available at the following assessments: baseline, year 2 follow-up, year 4 follow-up, and year 6 follow-up. This release allows researchers to further explore neurodevelopmental and other trajectories across a more extended period.</w:t>
       </w:r>
     </w:p>
     <w:p>
@@ -2001,7 +2003,7 @@
           <w:sz w:val="22"/>
           <w:szCs w:val="22"/>
         </w:rPr>
-        <w:t xml:space="preserve">For example, collecting two or more within-person observations on the same construct at different times enables estimation of individual rates of change (slopes) where more observations allow for more precise estimates of individual slopes (random slopes), as well as characterization of non-linear development. Rate of change or other trajectory characteristics may be more informative about individuals than the simple snapshots of level differences that cross-sectional data are limited to informing about. Cross-sectional age-related differences across individuals are poor substitutes for longitudinal </w:t>
+        <w:t xml:space="preserve">For example, collecting two or more within-person observations on the same construct at different times enables estimation of individual rates of change (slopes) where more observations allow for more precise estimates of individual </w:t>
       </w:r>
       <w:r>
         <w:rPr>
@@ -2011,7 +2013,7 @@
           <w:szCs w:val="22"/>
         </w:rPr>
         <w:lastRenderedPageBreak/>
-        <w:t>trajectory estimates, except under highly restrictive assumptions</w:t>
+        <w:t>slopes (random slopes), as well as characterization of non-linear development. Rate of change or other trajectory characteristics may be more informative about individuals than the simple snapshots of level differences that cross-sectional data are limited to informing about. Cross-sectional age-related differences across individuals are poor substitutes for longitudinal trajectory estimates, except under highly restrictive assumptions</w:t>
       </w:r>
       <w:r>
         <w:rPr>
@@ -2374,7 +2376,7 @@
           <w:sz w:val="22"/>
           <w:szCs w:val="22"/>
         </w:rPr>
-        <w:t xml:space="preserve">2010). Although conceptually distinct from vulnerable periods, both types of developmental considerations highlight the importance of viewing behavior in the context of development and attempting to determine how various developmental pathways unfold. Longitudinal data are crucial in this context to assess individual levels of development prior to and following onset of experiences or other </w:t>
+        <w:t xml:space="preserve">2010). Although conceptually distinct from vulnerable periods, both types of developmental considerations highlight the </w:t>
       </w:r>
       <w:r>
         <w:rPr>
@@ -2384,7 +2386,7 @@
           <w:szCs w:val="22"/>
         </w:rPr>
         <w:lastRenderedPageBreak/>
-        <w:t xml:space="preserve">environmental factors (e.g., the ABCD Study collected data starting at </w:t>
+        <w:t xml:space="preserve">importance of viewing behavior in the context of development and attempting to determine how various developmental pathways unfold. Longitudinal data are crucial in this context to assess individual levels of development prior to and following onset of experiences or other environmental factors (e.g., the ABCD Study collected data starting at </w:t>
       </w:r>
       <w:r>
         <w:rPr>
@@ -2906,7 +2908,17 @@
           <w:sz w:val="22"/>
           <w:szCs w:val="22"/>
         </w:rPr>
-        <w:t xml:space="preserve">These sentiments are reflected in more contemporary recommendations regarding best-practice guidelines for prospective data, which increasingly emphasize the benefits of additional measurement occasions for trajectory estimation, model identification and accurate parameter inferences. This is also consistent with recommendations that developmental studies include three or more assessment points, given it is impossible for data based on two-time points to determine the shape of development (given that linear change is the only estimable form for two assessment waves; (see Duncan </w:t>
+        <w:t xml:space="preserve">These sentiments are reflected in more contemporary recommendations regarding best-practice guidelines for prospective data, which increasingly emphasize the benefits of additional measurement occasions for trajectory estimation, model identification and accurate parameter inferences. This is also consistent with recommendations that developmental studies include </w:t>
+      </w:r>
+      <w:r>
+        <w:rPr>
+          <w:rFonts w:ascii="Arial" w:hAnsi="Arial" w:cs="Arial"/>
+          <w:color w:val="000000" w:themeColor="text1"/>
+          <w:sz w:val="22"/>
+          <w:szCs w:val="22"/>
+        </w:rPr>
+        <w:lastRenderedPageBreak/>
+        <w:t xml:space="preserve">three or more assessment points, given it is impossible for data based on two-time points to determine the shape of development (given that linear change is the only estimable form for two assessment waves; (see Duncan </w:t>
       </w:r>
       <w:r>
         <w:rPr>
@@ -2924,17 +2936,7 @@
           <w:sz w:val="22"/>
           <w:szCs w:val="22"/>
         </w:rPr>
-        <w:t xml:space="preserve"> Duncan 2009). Research designs that include three (but </w:t>
-      </w:r>
-      <w:r>
-        <w:rPr>
-          <w:rFonts w:ascii="Arial" w:hAnsi="Arial" w:cs="Arial"/>
-          <w:color w:val="000000" w:themeColor="text1"/>
-          <w:sz w:val="22"/>
-          <w:szCs w:val="22"/>
-        </w:rPr>
-        <w:lastRenderedPageBreak/>
-        <w:t xml:space="preserve">preferably more) time points allow for non-linear trajectory estimation and increasingly nuanced analyses that more adequately tease apart sources of variation and covariation among the repeated assessments </w:t>
+        <w:t xml:space="preserve"> Duncan 2009). Research designs that include three (but preferably more) time points allow for non-linear trajectory estimation and increasingly nuanced analyses that more adequately tease apart sources of variation and covariation among the repeated assessments </w:t>
       </w:r>
       <w:r>
         <w:rPr>
@@ -3108,17 +3110,8 @@
           <w:sz w:val="22"/>
           <w:szCs w:val="22"/>
         </w:rPr>
-        <w:t xml:space="preserve">Both types of stability and change are important. Mean-level change in certain traits might help to explain why, in general, populations of individuals tend to be particularly vulnerable to the effects of environmental factors in specific age ranges; rank-order stability might help to quantify </w:t>
-      </w:r>
-      <w:r>
-        <w:rPr>
-          <w:rFonts w:ascii="Arial" w:hAnsi="Arial" w:cs="Arial"/>
-          <w:color w:val="000000" w:themeColor="text1"/>
-          <w:sz w:val="22"/>
-          <w:szCs w:val="22"/>
-        </w:rPr>
         <w:lastRenderedPageBreak/>
-        <w:t xml:space="preserve">the extent to which certain characteristics of the individual are </w:t>
+        <w:t xml:space="preserve">Both types of stability and change are important. Mean-level change in certain traits might help to explain why, in general, populations of individuals tend to be particularly vulnerable to the effects of environmental factors in specific age ranges; rank-order stability might help to quantify the extent to which certain characteristics of the individual are </w:t>
       </w:r>
       <w:proofErr w:type="gramStart"/>
       <w:r>
@@ -3396,7 +3389,7 @@
           <w:sz w:val="22"/>
           <w:szCs w:val="22"/>
         </w:rPr>
-        <w:t xml:space="preserve">There is growing recognition that statistical models commonly applied to longitudinal data often fail to align with the developmental theory they are being used to assess (Curran and Bauer 2011; Hoffman 2015; Littlefield et al. 2021). First, developmental studies typically involve the use of prospective data to inform theories that are concerned with clear within-person processes (e.g., how phenotypes change or remain stable within individuals over time, (Curran and Bauer 2011). Despite this, methods generally unsuited for disaggregating between- and within-person effects (e.g., cross-lagged panel models [CLPM]) remain common within various extant literatures. Fortunately, there exists a range of models that have been proposed to tease apart </w:t>
+        <w:t xml:space="preserve">There is growing recognition that statistical models commonly applied to longitudinal data often fail to align with the developmental theory they are being used to assess (Curran and Bauer 2011; Hoffman 2015; Littlefield et al. 2021). First, developmental studies typically involve the use of prospective data to inform theories that are concerned with clear within-person processes (e.g., how phenotypes change or remain stable within individuals over time, (Curran and Bauer </w:t>
       </w:r>
       <w:r>
         <w:rPr>
@@ -3406,7 +3399,7 @@
           <w:szCs w:val="22"/>
         </w:rPr>
         <w:lastRenderedPageBreak/>
-        <w:t>between- and within-person sources of variance across time (see Littlefield et al. 2021; Orth et al. 2021). Most of these contemporary alternatives incorporate time-specific latent variables to capture between-person sources of variance and model within-person deviations around an individual’s mean (or trait) level across time (e.g., random-intercept cross-lagged panel model [RI-CLPM]</w:t>
+        <w:t>2011). Despite this, methods generally unsuited for disaggregating between- and within-person effects (e.g., cross-lagged panel models [CLPM]) remain common within various extant literatures. Fortunately, there exists a range of models that have been proposed to tease apart between- and within-person sources of variance across time (see Littlefield et al. 2021; Orth et al. 2021). Most of these contemporary alternatives incorporate time-specific latent variables to capture between-person sources of variance and model within-person deviations around an individual’s mean (or trait) level across time (e.g., random-intercept cross-lagged panel model [RI-CLPM]</w:t>
       </w:r>
       <w:r>
         <w:rPr>
@@ -3643,7 +3636,7 @@
           <w:sz w:val="22"/>
           <w:szCs w:val="22"/>
         </w:rPr>
-        <w:t xml:space="preserve">Ren et al. 2022). These models account for issues that may occur when working with discrete outcomes, including overdispersion, i.e., when the variance is higher than would be expected based on a given parametric distribution (see Lenz 2016). Given the sheer breadth of issues relevant to determining adequate models for discrete outcomes, it is not uncommon for texts on LDA to </w:t>
+        <w:t xml:space="preserve">Ren et al. 2022). These models account for issues that may occur when working with discrete outcomes, including </w:t>
       </w:r>
       <w:r>
         <w:rPr>
@@ -3653,7 +3646,7 @@
           <w:szCs w:val="22"/>
         </w:rPr>
         <w:lastRenderedPageBreak/>
-        <w:t>only cover models and approaches that assume continuous variables (e.g., Little 2013). However, some textbooks on categorical data analysis provide more detailed coverage of the myriad issues and modeling choices to consider when working with discrete outcomes: Lenz (2016), Chapter 11 for matched pair/two-assessment designs; Chapter 12 for marginal and transitional models for repeated designs, such as generalized estimating equations, and Chapter 13 for random effects models for discrete outcomes.</w:t>
+        <w:t>overdispersion, i.e., when the variance is higher than would be expected based on a given parametric distribution (see Lenz 2016). Given the sheer breadth of issues relevant to determining adequate models for discrete outcomes, it is not uncommon for texts on LDA to only cover models and approaches that assume continuous variables (e.g., Little 2013). However, some textbooks on categorical data analysis provide more detailed coverage of the myriad issues and modeling choices to consider when working with discrete outcomes: Lenz (2016), Chapter 11 for matched pair/two-assessment designs; Chapter 12 for marginal and transitional models for repeated designs, such as generalized estimating equations, and Chapter 13 for random effects models for discrete outcomes.</w:t>
       </w:r>
     </w:p>
     <w:p>
@@ -4008,7 +4001,7 @@
           <w:sz w:val="22"/>
           <w:szCs w:val="22"/>
         </w:rPr>
-        <w:t xml:space="preserve"> analytically. In the case of performance-based measures (e.g., matrix reasoning related to neurocognitive functioning; see Salthouse 2014), this can be due to “learning” the task from previous test administrations (e.g., someone taking the test a second time performs better than they did the first time simply as a function of having taken it before). Even in the case of non-performance-based measures (e.g., </w:t>
+        <w:t xml:space="preserve"> analytically. In the case of performance-based measures (e.g., matrix reasoning related to neurocognitive functioning; see </w:t>
       </w:r>
       <w:r>
         <w:rPr>
@@ -4018,7 +4011,7 @@
           <w:szCs w:val="22"/>
         </w:rPr>
         <w:lastRenderedPageBreak/>
-        <w:t xml:space="preserve">levels of depression), where one cannot easily make the argument that one has acquired some task-specific skill through learning, it has been observed that respondents tend to endorse lower levels on subsequent assessments (e.g., Beck et al. 1961; French and Sutton 2010) and this phenomenon has been well documented in research using structured diagnostic interviews </w:t>
+        <w:t xml:space="preserve">Salthouse 2014), this can be due to “learning” the task from previous test administrations (e.g., someone taking the test a second time performs better than they did the first time simply as a function of having taken it before). Even in the case of non-performance-based measures (e.g., levels of depression), where one cannot easily make the argument that one has acquired some task-specific skill through learning, it has been observed that respondents tend to endorse lower levels on subsequent assessments (e.g., Beck et al. 1961; French and Sutton 2010) and this phenomenon has been well documented in research using structured diagnostic interviews </w:t>
       </w:r>
       <w:r>
         <w:rPr>
@@ -4176,7 +4169,7 @@
           <w:sz w:val="22"/>
           <w:szCs w:val="22"/>
         </w:rPr>
-        <w:t xml:space="preserve">The most common approach is to use random effects. Essentially, random effects allow for covariance estimates around fixed effects. A classic example (from Bryk and Raudenbush 1992; Singer 1998) involves math achievement measured among students nested within schools. In a basic, intercept-only model with no covariates (i.e., an unconditional growth model), there would be one fixed effect (the grand mean, or intercept, of math achievement), one school random effect (representing variation in the intercept between schools) and the within-school student residuals (variation left over after accounting for fixed and random effects). In this framework, each student’s score would be the sum of the fixed effect (the grand mean), the school random effect and the student’s within-school residual. Assumptions about the variance and covariance components of this model dictate the form of the variance/covariance structure. For example, if we assume the random effects are independent and identically distributed, the implied structure would be compound symmetry, where it is assumed the covariance of any two students in a </w:t>
+        <w:t xml:space="preserve">The most common approach is to use random effects. Essentially, random effects allow for covariance estimates around fixed effects. A classic example (from Bryk and Raudenbush 1992; Singer 1998) involves math achievement measured among students nested within schools. In a basic, intercept-only model with no covariates (i.e., an unconditional growth model), there would be one fixed effect (the grand mean, or intercept, of math achievement), one school random effect (representing variation in the intercept between schools) and the within-school student residuals (variation left over after accounting for fixed and random effects). In this framework, each student’s score would be the sum of the fixed effect (the grand mean), the school random effect and the student’s within-school residual. Assumptions about the variance and covariance </w:t>
       </w:r>
       <w:r>
         <w:rPr>
@@ -4186,7 +4179,7 @@
           <w:szCs w:val="22"/>
         </w:rPr>
         <w:lastRenderedPageBreak/>
-        <w:t>single school is captured by a school random intercept and the covariance of any two students in different schools is zero. The assumptions of this relatively simple covariance structure can be relaxed depending on the nesting structure of the data, resulting in different covariance structures with additional parameters (see Singer 1998).</w:t>
+        <w:t>components of this model dictate the form of the variance/covariance structure. For example, if we assume the random effects are independent and identically distributed, the implied structure would be compound symmetry, where it is assumed the covariance of any two students in a single school is captured by a school random intercept and the covariance of any two students in different schools is zero. The assumptions of this relatively simple covariance structure can be relaxed depending on the nesting structure of the data, resulting in different covariance structures with additional parameters (see Singer 1998).</w:t>
       </w:r>
     </w:p>
     <w:p>
@@ -4775,7 +4768,7 @@
           <w:sz w:val="22"/>
           <w:szCs w:val="22"/>
         </w:rPr>
-        <w:t xml:space="preserve">1) structure may involve a more realistic set of assumptions compared to compound symmetry, in that the AR(1) model allows for diminishing correlations across time, the basic AR(1) model, as well as autoregressive models more generally, can also suffer from several limitations in contexts that are common in prospective designs. In particular, recent work demonstrates that if a construct being assessed prospectively across time is trait-like in nature, </w:t>
+        <w:t xml:space="preserve">1) structure may involve a more realistic set of assumptions compared to compound symmetry, in that the AR(1) model allows for diminishing correlations across time, </w:t>
       </w:r>
       <w:r>
         <w:rPr>
@@ -4785,7 +4778,7 @@
           <w:szCs w:val="22"/>
         </w:rPr>
         <w:lastRenderedPageBreak/>
-        <w:t xml:space="preserve">then a simple AR(1) process fail to adequately account for this trait-like structure, with the downstream consequence that estimates derived from models based on AR structures (such as the CLPM) can be misleading and fail to adequately demarcate between- vs. within-person sources of variance </w:t>
+        <w:t xml:space="preserve">the basic AR(1) model, as well as autoregressive models more generally, can also suffer from several limitations in contexts that are common in prospective designs. In particular, recent work demonstrates that if a construct being assessed prospectively across time is trait-like in nature, then a simple AR(1) process fail to adequately account for this trait-like structure, with the downstream consequence that estimates derived from models based on AR structures (such as the CLPM) can be misleading and fail to adequately demarcate between- vs. within-person sources of variance </w:t>
       </w:r>
       <w:r>
         <w:rPr>
@@ -5053,7 +5046,17 @@
           <w:sz w:val="22"/>
           <w:szCs w:val="22"/>
         </w:rPr>
-        <w:t xml:space="preserve">Modern approaches for handling missing data, such as full-information maximum likelihood, propensity weighting, auxiliary variables and multiple imputation avoid the biases of older approaches (see Enders 2010; Graham 2009). Graham (2009) noted several “myths” regarding missing data. For example, Graham notes many assume the data must be minimally MAR to permit estimating procedures (such as maximum likelihood or multiple imputation) compared to other, more traditional approaches (e.g., using only complete case data). Violations of MAR impact both traditional and more modern data estimation procedures, though as noted by Graham, violations of MAR tend to have a greater effect on older methods. Graham thus suggests that imputing missing data is a better approach compared to listwise deletion in most circumstances, regardless of the model of missingness (i.e., MCAR, MAR, MNAR; see Graham 2009; but also see Twisk et al. 2013). The ABCD Biostatistics Workgroup is currently implementing several missing data approaches which are being implemented and compared to </w:t>
+        <w:t xml:space="preserve">Modern approaches for handling missing data, such as full-information maximum likelihood, propensity weighting, auxiliary variables and multiple imputation avoid the biases of older approaches (see Enders 2010; Graham 2009). Graham (2009) noted several “myths” regarding missing data. For example, Graham notes many assume the data must be minimally MAR to permit estimating procedures (such as maximum likelihood or multiple imputation) compared to other, more traditional approaches (e.g., using only complete case data). Violations of MAR impact both traditional and more modern data estimation procedures, though as noted by Graham, violations of MAR tend to have a greater effect on older methods. Graham thus suggests that imputing missing data is a better approach compared to listwise deletion in most circumstances, regardless of the model of missingness (i.e., MCAR, MAR, MNAR; see Graham 2009; but also see Twisk et al. 2013). The ABCD Biostatistics Workgroup is currently </w:t>
+      </w:r>
+      <w:r>
+        <w:rPr>
+          <w:rFonts w:ascii="Arial" w:hAnsi="Arial" w:cs="Arial"/>
+          <w:color w:val="000000" w:themeColor="text1"/>
+          <w:sz w:val="22"/>
+          <w:szCs w:val="22"/>
+        </w:rPr>
+        <w:lastRenderedPageBreak/>
+        <w:t xml:space="preserve">implementing several missing data approaches which are being implemented and compared to </w:t>
       </w:r>
       <w:r>
         <w:rPr>
@@ -5104,7 +5107,6 @@
           <w:sz w:val="22"/>
           <w:szCs w:val="22"/>
         </w:rPr>
-        <w:lastRenderedPageBreak/>
         <w:t>3.1.</w:t>
       </w:r>
       <w:r>
@@ -5459,7 +5461,7 @@
           <w:sz w:val="22"/>
           <w:szCs w:val="22"/>
         </w:rPr>
-        <w:t xml:space="preserve"> et al., 2022). The minimally adjusted model can help assess the baseline relationship between the predictors and outcomes, while the fully adjusted model controls for additional variables. This comparison provides insight into whether over-adjustment might be distorting the results. Researchers should be cautious when adding more covariates to a model, as doing so can sometimes lead to diminishing returns in terms of model precision and reliability. Additionally, performing sensitivity analyses to test the robustness of </w:t>
+        <w:t xml:space="preserve"> et al., 2022). The minimally adjusted model can help assess the baseline relationship between the predictors and outcomes, while the fully adjusted model controls for additional variables. This comparison provides insight into whether over-</w:t>
       </w:r>
       <w:r>
         <w:rPr>
@@ -5469,7 +5471,7 @@
           <w:szCs w:val="22"/>
         </w:rPr>
         <w:lastRenderedPageBreak/>
-        <w:t>the results in both the minimally adjusted and fully adjusted models can help identify any significant changes or potential biases introduced by including specific covariates.</w:t>
+        <w:t>adjustment might be distorting the results. Researchers should be cautious when adding more covariates to a model, as doing so can sometimes lead to diminishing returns in terms of model precision and reliability. Additionally, performing sensitivity analyses to test the robustness of the results in both the minimally adjusted and fully adjusted models can help identify any significant changes or potential biases introduced by including specific covariates.</w:t>
       </w:r>
     </w:p>
     <w:p>
@@ -5741,7 +5743,7 @@
           <w:sz w:val="22"/>
           <w:szCs w:val="22"/>
         </w:rPr>
-        <w:t xml:space="preserve">2006). To accommodate various research questions and contexts, different types of longitudinal data and data structures have emerged (see Figure 1). An understanding of these data structures is helpful, as they can warrant different types of LDA. Given that identifying a starting point for making comparisons is somewhat arbitrary, Curran and </w:t>
+        <w:t xml:space="preserve">2006). To accommodate various research questions and </w:t>
       </w:r>
       <w:r>
         <w:rPr>
@@ -5751,7 +5753,7 @@
           <w:szCs w:val="22"/>
         </w:rPr>
         <w:lastRenderedPageBreak/>
-        <w:t xml:space="preserve">Bauer (2019) provide a nice on-ramp in first distinguishing between the use of “time-to-event” and “repeated measures” data. Although both model time, the former is concerned with whether and when an event occurs, whereas the later is focused on growth and change </w:t>
+        <w:t xml:space="preserve">contexts, different types of longitudinal data and data structures have emerged (see Figure 1). An understanding of these data structures is helpful, as they can warrant different types of LDA. Given that identifying a starting point for making comparisons is somewhat arbitrary, Curran and Bauer (2019) provide a nice on-ramp in first distinguishing between the use of “time-to-event” and “repeated measures” data. Although both model time, the former is concerned with whether and when an event occurs, whereas the later is focused on growth and change </w:t>
       </w:r>
       <w:r>
         <w:rPr>
@@ -6077,7 +6079,17 @@
           <w:sz w:val="22"/>
           <w:szCs w:val="22"/>
         </w:rPr>
-        <w:t xml:space="preserve"> data, thus allowing for the exploration of individual differences in outcomes (Curran &amp; Bauer, 2011). With the growing use of ILD in fields like neuroimaging and behavioral science, advanced analytical techniques such as Dynamic Structural Equation Modeling (DSEM) (</w:t>
+        <w:t xml:space="preserve"> data, thus allowing for the exploration of individual differences in outcomes (Curran &amp; Bauer, 2011). With the growing use of ILD in fields like neuroimaging and behavioral science, advanced analytical techniques such as Dynamic Structural Equation Modeling (DSEM) </w:t>
+      </w:r>
+      <w:r>
+        <w:rPr>
+          <w:rFonts w:ascii="Arial" w:hAnsi="Arial" w:cs="Arial"/>
+          <w:color w:val="000000" w:themeColor="text1"/>
+          <w:sz w:val="22"/>
+          <w:szCs w:val="22"/>
+        </w:rPr>
+        <w:lastRenderedPageBreak/>
+        <w:t>(</w:t>
       </w:r>
       <w:proofErr w:type="spellStart"/>
       <w:r>
@@ -6117,17 +6129,7 @@
           <w:sz w:val="22"/>
           <w:szCs w:val="22"/>
         </w:rPr>
-        <w:t xml:space="preserve">) (Gates et al., 2010) are becoming increasingly relevant. DSEM, for instance, extends traditional SEM by allowing for the </w:t>
-      </w:r>
-      <w:r>
-        <w:rPr>
-          <w:rFonts w:ascii="Arial" w:hAnsi="Arial" w:cs="Arial"/>
-          <w:color w:val="000000" w:themeColor="text1"/>
-          <w:sz w:val="22"/>
-          <w:szCs w:val="22"/>
-        </w:rPr>
-        <w:lastRenderedPageBreak/>
-        <w:t>modeling of time-varying processes and latent variables within ILD, making it possible to disentangle within-person and between-person variations over time (</w:t>
+        <w:t>) (Gates et al., 2010) are becoming increasingly relevant. DSEM, for instance, extends traditional SEM by allowing for the modeling of time-varying processes and latent variables within ILD, making it possible to disentangle within-person and between-person variations over time (</w:t>
       </w:r>
       <w:proofErr w:type="spellStart"/>
       <w:r>
@@ -6435,6 +6437,7 @@
           <w:sz w:val="22"/>
           <w:szCs w:val="22"/>
         </w:rPr>
+        <w:lastRenderedPageBreak/>
         <w:t>McCormick, Byrne, Flournoy, Mills, &amp; Pfeifer</w:t>
       </w:r>
       <w:r>
@@ -6462,17 +6465,7 @@
           <w:sz w:val="22"/>
           <w:szCs w:val="22"/>
         </w:rPr>
-        <w:t xml:space="preserve">. In the following sections, we briefly summarize the advantages/disadvantages of a series of longitudinal models organized into the following groupings: Traditional Models, Modern GLM Extensions, Structural Equation Models </w:t>
-      </w:r>
-      <w:r>
-        <w:rPr>
-          <w:rFonts w:ascii="Arial" w:hAnsi="Arial" w:cs="Arial"/>
-          <w:color w:val="000000" w:themeColor="text1"/>
-          <w:sz w:val="22"/>
-          <w:szCs w:val="22"/>
-        </w:rPr>
-        <w:lastRenderedPageBreak/>
-        <w:t>(SEM), and Advanced SEM (see Figure 2). We note that this is not an exhaustive review of each of these methods, and for more in-depth detail we do provide the reader with relevant resources. As aptly summarized by Bauer and Curran (2019), “…there are many exceptions, alternatives, nuances, ‘what ifs’, and ’but couldn’t you’s that aren’t addressed here.”</w:t>
+        <w:t>. In the following sections, we briefly summarize the advantages/disadvantages of a series of longitudinal models organized into the following groupings: Traditional Models, Modern GLM Extensions, Structural Equation Models (SEM), and Advanced SEM (see Figure 2). We note that this is not an exhaustive review of each of these methods, and for more in-depth detail we do provide the reader with relevant resources. As aptly summarized by Bauer and Curran (2019), “…there are many exceptions, alternatives, nuances, ‘what ifs’, and ’but couldn’t you’s that aren’t addressed here.”</w:t>
       </w:r>
     </w:p>
     <w:tbl>
@@ -6681,6 +6674,7 @@
           <w:sz w:val="22"/>
           <w:szCs w:val="22"/>
         </w:rPr>
+        <w:lastRenderedPageBreak/>
         <w:t xml:space="preserve">For example, to examine change in cortico-limbic connectivity among ABCD participants, </w:t>
       </w:r>
       <w:r>
@@ -6719,17 +6713,7 @@
           <w:sz w:val="22"/>
           <w:szCs w:val="22"/>
         </w:rPr>
-        <w:t xml:space="preserve">2021) regressed cortico-limbic connectivity at the year 2 follow-up on baseline cortico-limbic connectivity, which allowed the authors to examine the associations between </w:t>
-      </w:r>
-      <w:r>
-        <w:rPr>
-          <w:rFonts w:ascii="Arial" w:hAnsi="Arial" w:cs="Arial"/>
-          <w:color w:val="000000" w:themeColor="text1"/>
-          <w:sz w:val="22"/>
-          <w:szCs w:val="22"/>
-        </w:rPr>
-        <w:lastRenderedPageBreak/>
-        <w:t>negative life events and the variance of cortico-limbic connectivity unexplained by baseline connectivity. Similarly, Romer and Pizzagalli (2021) used a residualized-change model to examine the bidirectional influences of executive functioning and a general psychopathology factor ‘p’ across the first two years of the ABCD Study. Both studies were able to conclude associations between their constructs of interest that could not be accounted for by prior frequencies at baseline.</w:t>
+        <w:t>2021) regressed cortico-limbic connectivity at the year 2 follow-up on baseline cortico-limbic connectivity, which allowed the authors to examine the associations between negative life events and the variance of cortico-limbic connectivity unexplained by baseline connectivity. Similarly, Romer and Pizzagalli (2021) used a residualized-change model to examine the bidirectional influences of executive functioning and a general psychopathology factor ‘p’ across the first two years of the ABCD Study. Both studies were able to conclude associations between their constructs of interest that could not be accounted for by prior frequencies at baseline.</w:t>
       </w:r>
     </w:p>
     <w:p>
@@ -6929,7 +6913,17 @@
           <w:sz w:val="22"/>
           <w:szCs w:val="22"/>
         </w:rPr>
-        <w:t xml:space="preserve">Finally, ARCL models are used to investigate reciprocal relationships between variables over time, as they estimate both autoregressive and cross-lagged effects, although ARCL models are relatively less useful for teasing apart between-person and within-person sources of variances; see </w:t>
+        <w:t xml:space="preserve">Finally, ARCL models are used to investigate reciprocal relationships between variables over time, as they estimate both autoregressive and cross-lagged effects, although ARCL models are </w:t>
+      </w:r>
+      <w:r>
+        <w:rPr>
+          <w:rFonts w:ascii="Arial" w:hAnsi="Arial" w:cs="Arial"/>
+          <w:color w:val="000000" w:themeColor="text1"/>
+          <w:sz w:val="22"/>
+          <w:szCs w:val="22"/>
+        </w:rPr>
+        <w:lastRenderedPageBreak/>
+        <w:t xml:space="preserve">relatively less useful for teasing apart between-person and within-person sources of variances; see </w:t>
       </w:r>
       <w:r>
         <w:rPr>
@@ -7003,7 +6997,6 @@
           <w:sz w:val="22"/>
           <w:szCs w:val="22"/>
         </w:rPr>
-        <w:lastRenderedPageBreak/>
         <w:t>The strengths of these modern methods lie in their ability to account for individual differences, within-person change, and time-varying predictors, thereby providing a more comprehensive understanding of complex relationships in longitudinal data. Despite these advantages, modern approaches may require more complex modeling assumptions and higher computational demands compared to traditional methods. Additionally, proper model specification and the interpretation of results can be more challenging, especially in cases of high multicollinearity or missing data. However, modern longitudinal analysis methods have generally surpassed traditional methods in addressing a wider range of research questions, accommodating diverse data structures, and elucidating the intricate dynamics of developmental processes.</w:t>
       </w:r>
     </w:p>
@@ -7549,7 +7542,17 @@
           <w:sz w:val="22"/>
           <w:szCs w:val="22"/>
         </w:rPr>
-        <w:t xml:space="preserve"> 2005). The choice between these approaches is primarily driven by the research question, data structure, and relevant underlying assumptions.</w:t>
+        <w:t xml:space="preserve"> </w:t>
+      </w:r>
+      <w:r>
+        <w:rPr>
+          <w:rFonts w:ascii="Arial" w:hAnsi="Arial" w:cs="Arial"/>
+          <w:color w:val="000000" w:themeColor="text1"/>
+          <w:sz w:val="22"/>
+          <w:szCs w:val="22"/>
+        </w:rPr>
+        <w:lastRenderedPageBreak/>
+        <w:t>2005). The choice between these approaches is primarily driven by the research question, data structure, and relevant underlying assumptions.</w:t>
       </w:r>
     </w:p>
     <w:p>
@@ -7579,28 +7582,406 @@
           <w:sz w:val="22"/>
           <w:szCs w:val="22"/>
         </w:rPr>
+        <w:t>4.5 Variable-centered models</w:t>
+      </w:r>
+    </w:p>
+    <w:p>
+      <w:pPr>
+        <w:pStyle w:val="FirstParagraph"/>
+        <w:rPr>
+          <w:rFonts w:ascii="Arial" w:hAnsi="Arial" w:cs="Arial"/>
+          <w:color w:val="000000" w:themeColor="text1"/>
+          <w:sz w:val="22"/>
+          <w:szCs w:val="22"/>
+        </w:rPr>
+      </w:pPr>
+      <w:r>
+        <w:rPr>
+          <w:rFonts w:ascii="Arial" w:hAnsi="Arial" w:cs="Arial"/>
+          <w:color w:val="000000" w:themeColor="text1"/>
+          <w:sz w:val="22"/>
+          <w:szCs w:val="22"/>
+        </w:rPr>
+        <w:t xml:space="preserve">One key application of the SEM framework to the analysis of longitudinal data is the latent growth curve model (LGCM). This is a variable-centered approach that characterizes average group trajectories and individual variations (random effects) in an outcome over time </w:t>
+      </w:r>
+      <w:r>
+        <w:rPr>
+          <w:rFonts w:ascii="Arial" w:hAnsi="Arial" w:cs="Arial"/>
+          <w:color w:val="000000" w:themeColor="text1"/>
+          <w:sz w:val="22"/>
+          <w:szCs w:val="22"/>
+        </w:rPr>
+        <w:t>(</w:t>
+      </w:r>
+      <w:r>
+        <w:rPr>
+          <w:rFonts w:ascii="Arial" w:hAnsi="Arial" w:cs="Arial"/>
+          <w:color w:val="000000" w:themeColor="text1"/>
+          <w:sz w:val="22"/>
+          <w:szCs w:val="22"/>
+        </w:rPr>
+        <w:t xml:space="preserve">Curran 2003). These models are </w:t>
+      </w:r>
+      <w:proofErr w:type="gramStart"/>
+      <w:r>
+        <w:rPr>
+          <w:rFonts w:ascii="Arial" w:hAnsi="Arial" w:cs="Arial"/>
+          <w:color w:val="000000" w:themeColor="text1"/>
+          <w:sz w:val="22"/>
+          <w:szCs w:val="22"/>
+        </w:rPr>
+        <w:t>similar to</w:t>
+      </w:r>
+      <w:proofErr w:type="gramEnd"/>
+      <w:r>
+        <w:rPr>
+          <w:rFonts w:ascii="Arial" w:hAnsi="Arial" w:cs="Arial"/>
+          <w:color w:val="000000" w:themeColor="text1"/>
+          <w:sz w:val="22"/>
+          <w:szCs w:val="22"/>
+        </w:rPr>
+        <w:t xml:space="preserve"> their linear mixed effects counterpart in many ways, with the main conceptual difference being that LGCM includes a repeatedly measured outcome in the model as a function of time (closely resembling a standard CFA approach), rather than as an explanatory variable (as in a standard regression approach</w:t>
+      </w:r>
+      <w:r>
+        <w:rPr>
+          <w:rFonts w:ascii="Arial" w:hAnsi="Arial" w:cs="Arial"/>
+          <w:color w:val="000000" w:themeColor="text1"/>
+          <w:sz w:val="22"/>
+          <w:szCs w:val="22"/>
+        </w:rPr>
+        <w:t xml:space="preserve">; </w:t>
+      </w:r>
+      <w:r>
+        <w:rPr>
+          <w:rFonts w:ascii="Arial" w:hAnsi="Arial" w:cs="Arial"/>
+          <w:color w:val="000000" w:themeColor="text1"/>
+          <w:sz w:val="22"/>
+          <w:szCs w:val="22"/>
+        </w:rPr>
+        <w:t>McNeish and Matta 2018). Specifically, observed scores at each time point are treated as indicator variables with their factors loading scaled to reflect a hypothesized pattern of change (e.g., loadings of 0, 1, and 2 would assume equidistant, linear change). Latent intercepts (initial levels) and slopes (rates of change) are estimated, along with their variances and covariance to capture common trends and individual deviations over time. This method was used in a recent study by Trevino et al. (2023) to show a decreasing trajectory of parent-reported externalizing behaviors from ages 9-12 among youth taking part in the ABCD Study. This study also examined hypothesized predictors of the growth trajectory intercept and slope factors, highlighting a particular strength of these models–– their flexibility and extensibility. As an example, Roy et al. (2024) used publicly available data from the ABCD Study and several other large-scale datasets to explore bivariate (parallel process) relationships between white matter pathways and literacy over time. Beyond these examples, LGCMs can be extended in numerous ways, including to compare rates of growth across groups, investigate the consequences of change, and incorporate time-invariant or time-varying covariates, to highlight only a few (for a more detailed treatment of LGCM applications and methodologies</w:t>
+      </w:r>
+      <w:r>
+        <w:rPr>
+          <w:rFonts w:ascii="Arial" w:hAnsi="Arial" w:cs="Arial"/>
+          <w:color w:val="000000" w:themeColor="text1"/>
+          <w:sz w:val="22"/>
+          <w:szCs w:val="22"/>
+        </w:rPr>
+        <w:t xml:space="preserve"> (</w:t>
+      </w:r>
+      <w:r>
+        <w:rPr>
+          <w:rFonts w:ascii="Arial" w:hAnsi="Arial" w:cs="Arial"/>
+          <w:color w:val="000000" w:themeColor="text1"/>
+          <w:sz w:val="22"/>
+          <w:szCs w:val="22"/>
+        </w:rPr>
+        <w:t>refer to Preacher</w:t>
+      </w:r>
+      <w:r>
+        <w:rPr>
+          <w:rFonts w:ascii="Arial" w:hAnsi="Arial" w:cs="Arial"/>
+          <w:color w:val="000000" w:themeColor="text1"/>
+          <w:sz w:val="22"/>
+          <w:szCs w:val="22"/>
+        </w:rPr>
+        <w:t xml:space="preserve"> et al. </w:t>
+      </w:r>
+      <w:r>
+        <w:rPr>
+          <w:rFonts w:ascii="Arial" w:hAnsi="Arial" w:cs="Arial"/>
+          <w:color w:val="000000" w:themeColor="text1"/>
+          <w:sz w:val="22"/>
+          <w:szCs w:val="22"/>
+        </w:rPr>
+        <w:t>2010</w:t>
+      </w:r>
+      <w:r>
+        <w:rPr>
+          <w:rFonts w:ascii="Arial" w:hAnsi="Arial" w:cs="Arial"/>
+          <w:color w:val="000000" w:themeColor="text1"/>
+          <w:sz w:val="22"/>
+          <w:szCs w:val="22"/>
+        </w:rPr>
+        <w:t>;</w:t>
+      </w:r>
+      <w:r>
+        <w:rPr>
+          <w:rFonts w:ascii="Arial" w:hAnsi="Arial" w:cs="Arial"/>
+          <w:color w:val="000000" w:themeColor="text1"/>
+          <w:sz w:val="22"/>
+          <w:szCs w:val="22"/>
+        </w:rPr>
+        <w:t xml:space="preserve"> Preacher 2018; Curran</w:t>
+      </w:r>
+      <w:r>
+        <w:rPr>
+          <w:rFonts w:ascii="Arial" w:hAnsi="Arial" w:cs="Arial"/>
+          <w:color w:val="000000" w:themeColor="text1"/>
+          <w:sz w:val="22"/>
+          <w:szCs w:val="22"/>
+        </w:rPr>
+        <w:t xml:space="preserve"> et al. </w:t>
+      </w:r>
+      <w:r>
+        <w:rPr>
+          <w:rFonts w:ascii="Arial" w:hAnsi="Arial" w:cs="Arial"/>
+          <w:color w:val="000000" w:themeColor="text1"/>
+          <w:sz w:val="22"/>
+          <w:szCs w:val="22"/>
+        </w:rPr>
+        <w:t>2010).</w:t>
+      </w:r>
+    </w:p>
+    <w:p>
+      <w:pPr>
+        <w:pStyle w:val="BodyText"/>
+        <w:rPr>
+          <w:rFonts w:ascii="Arial" w:hAnsi="Arial" w:cs="Arial"/>
+          <w:color w:val="000000" w:themeColor="text1"/>
+          <w:sz w:val="22"/>
+          <w:szCs w:val="22"/>
+        </w:rPr>
+      </w:pPr>
+      <w:r>
+        <w:rPr>
+          <w:rFonts w:ascii="Arial" w:hAnsi="Arial" w:cs="Arial"/>
+          <w:color w:val="000000" w:themeColor="text1"/>
+          <w:sz w:val="22"/>
+          <w:szCs w:val="22"/>
+        </w:rPr>
+        <w:t xml:space="preserve">The latent change score model (LCSM) is a variable-centered approach uniquely tailored for analyzing temporal variations in how a construct changes over time </w:t>
+      </w:r>
+      <w:r>
+        <w:rPr>
+          <w:rFonts w:ascii="Arial" w:hAnsi="Arial" w:cs="Arial"/>
+          <w:color w:val="000000" w:themeColor="text1"/>
+          <w:sz w:val="22"/>
+          <w:szCs w:val="22"/>
+        </w:rPr>
+        <w:t>(</w:t>
+      </w:r>
+      <w:r>
+        <w:rPr>
+          <w:rFonts w:ascii="Arial" w:hAnsi="Arial" w:cs="Arial"/>
+          <w:color w:val="000000" w:themeColor="text1"/>
+          <w:sz w:val="22"/>
+          <w:szCs w:val="22"/>
+        </w:rPr>
+        <w:t xml:space="preserve">McArdle and Nesselroade 1994; McArdle and </w:t>
+      </w:r>
+      <w:proofErr w:type="spellStart"/>
+      <w:r>
+        <w:rPr>
+          <w:rFonts w:ascii="Arial" w:hAnsi="Arial" w:cs="Arial"/>
+          <w:color w:val="000000" w:themeColor="text1"/>
+          <w:sz w:val="22"/>
+          <w:szCs w:val="22"/>
+        </w:rPr>
+        <w:t>Hamagami</w:t>
+      </w:r>
+      <w:proofErr w:type="spellEnd"/>
+      <w:r>
+        <w:rPr>
+          <w:rFonts w:ascii="Arial" w:hAnsi="Arial" w:cs="Arial"/>
+          <w:color w:val="000000" w:themeColor="text1"/>
+          <w:sz w:val="22"/>
+          <w:szCs w:val="22"/>
+        </w:rPr>
+        <w:t xml:space="preserve"> 2001). These models share many features with growth curve analysis, but with a more explicit focus on how change occurs between measurement occasions </w:t>
+      </w:r>
+      <w:r>
+        <w:rPr>
+          <w:rFonts w:ascii="Arial" w:hAnsi="Arial" w:cs="Arial"/>
+          <w:color w:val="000000" w:themeColor="text1"/>
+          <w:sz w:val="22"/>
+          <w:szCs w:val="22"/>
+        </w:rPr>
+        <w:t>(</w:t>
+      </w:r>
+      <w:proofErr w:type="spellStart"/>
+      <w:r>
+        <w:rPr>
+          <w:rFonts w:ascii="Arial" w:hAnsi="Arial" w:cs="Arial"/>
+          <w:color w:val="000000" w:themeColor="text1"/>
+          <w:sz w:val="22"/>
+          <w:szCs w:val="22"/>
+        </w:rPr>
+        <w:t>Serang</w:t>
+      </w:r>
+      <w:proofErr w:type="spellEnd"/>
+      <w:r>
+        <w:rPr>
+          <w:rFonts w:ascii="Arial" w:hAnsi="Arial" w:cs="Arial"/>
+          <w:color w:val="000000" w:themeColor="text1"/>
+          <w:sz w:val="22"/>
+          <w:szCs w:val="22"/>
+        </w:rPr>
+        <w:t xml:space="preserve">, Grimm, and Zhang 2019; McArdle 2009). Specifically, LCSM estimates a series of latent variables to model change in an outcome from one time point to the next, as a function of scores on that outcome at prior time points </w:t>
+      </w:r>
+      <w:r>
+        <w:rPr>
+          <w:rFonts w:ascii="Arial" w:hAnsi="Arial" w:cs="Arial"/>
+          <w:color w:val="000000" w:themeColor="text1"/>
+          <w:sz w:val="22"/>
+          <w:szCs w:val="22"/>
+        </w:rPr>
+        <w:t>(</w:t>
+      </w:r>
+      <w:r>
+        <w:rPr>
+          <w:rFonts w:ascii="Arial" w:hAnsi="Arial" w:cs="Arial"/>
+          <w:color w:val="000000" w:themeColor="text1"/>
+          <w:sz w:val="22"/>
+          <w:szCs w:val="22"/>
+        </w:rPr>
+        <w:t xml:space="preserve">McArdle and </w:t>
+      </w:r>
+      <w:proofErr w:type="spellStart"/>
+      <w:r>
+        <w:rPr>
+          <w:rFonts w:ascii="Arial" w:hAnsi="Arial" w:cs="Arial"/>
+          <w:color w:val="000000" w:themeColor="text1"/>
+          <w:sz w:val="22"/>
+          <w:szCs w:val="22"/>
+        </w:rPr>
+        <w:t>Hamagami</w:t>
+      </w:r>
+      <w:proofErr w:type="spellEnd"/>
+      <w:r>
+        <w:rPr>
+          <w:rFonts w:ascii="Arial" w:hAnsi="Arial" w:cs="Arial"/>
+          <w:color w:val="000000" w:themeColor="text1"/>
+          <w:sz w:val="22"/>
+          <w:szCs w:val="22"/>
+        </w:rPr>
+        <w:t xml:space="preserve"> 2001; </w:t>
+      </w:r>
+      <w:proofErr w:type="spellStart"/>
+      <w:r>
+        <w:rPr>
+          <w:rFonts w:ascii="Arial" w:hAnsi="Arial" w:cs="Arial"/>
+          <w:color w:val="000000" w:themeColor="text1"/>
+          <w:sz w:val="22"/>
+          <w:szCs w:val="22"/>
+        </w:rPr>
+        <w:t>Ghisletta</w:t>
+      </w:r>
+      <w:proofErr w:type="spellEnd"/>
+      <w:r>
+        <w:rPr>
+          <w:rFonts w:ascii="Arial" w:hAnsi="Arial" w:cs="Arial"/>
+          <w:color w:val="000000" w:themeColor="text1"/>
+          <w:sz w:val="22"/>
+          <w:szCs w:val="22"/>
+        </w:rPr>
+        <w:t xml:space="preserve"> and McArdle 2012). Some types of LCSM estimate two underlying latent factors: a constant change factor that remains fixed over time, and a proportional change factor that adjusts for previous scores. By disaggregating change into constant and proportional components, this approach facilitates a more nuanced understanding of whether prior changes </w:t>
+      </w:r>
+      <w:proofErr w:type="gramStart"/>
+      <w:r>
+        <w:rPr>
+          <w:rFonts w:ascii="Arial" w:hAnsi="Arial" w:cs="Arial"/>
+          <w:color w:val="000000" w:themeColor="text1"/>
+          <w:sz w:val="22"/>
+          <w:szCs w:val="22"/>
+        </w:rPr>
+        <w:t>in a given</w:t>
+      </w:r>
+      <w:proofErr w:type="gramEnd"/>
+      <w:r>
+        <w:rPr>
+          <w:rFonts w:ascii="Arial" w:hAnsi="Arial" w:cs="Arial"/>
+          <w:color w:val="000000" w:themeColor="text1"/>
+          <w:sz w:val="22"/>
+          <w:szCs w:val="22"/>
+        </w:rPr>
+        <w:t xml:space="preserve"> process are related to future changes in the same process </w:t>
+      </w:r>
+      <w:r>
+        <w:rPr>
+          <w:rFonts w:ascii="Arial" w:hAnsi="Arial" w:cs="Arial"/>
+          <w:color w:val="000000" w:themeColor="text1"/>
+          <w:sz w:val="22"/>
+          <w:szCs w:val="22"/>
+        </w:rPr>
+        <w:t>(</w:t>
+      </w:r>
+      <w:proofErr w:type="spellStart"/>
+      <w:r>
+        <w:rPr>
+          <w:rFonts w:ascii="Arial" w:hAnsi="Arial" w:cs="Arial"/>
+          <w:color w:val="000000" w:themeColor="text1"/>
+          <w:sz w:val="22"/>
+          <w:szCs w:val="22"/>
+        </w:rPr>
+        <w:t>Serang</w:t>
+      </w:r>
+      <w:proofErr w:type="spellEnd"/>
+      <w:r>
+        <w:rPr>
+          <w:rFonts w:ascii="Arial" w:hAnsi="Arial" w:cs="Arial"/>
+          <w:color w:val="000000" w:themeColor="text1"/>
+          <w:sz w:val="22"/>
+          <w:szCs w:val="22"/>
+        </w:rPr>
+        <w:t xml:space="preserve"> et al., </w:t>
+      </w:r>
+      <w:r>
+        <w:rPr>
+          <w:rFonts w:ascii="Arial" w:hAnsi="Arial" w:cs="Arial"/>
+          <w:color w:val="000000" w:themeColor="text1"/>
+          <w:sz w:val="22"/>
+          <w:szCs w:val="22"/>
+        </w:rPr>
+        <w:t xml:space="preserve">2019; Kievit et al. 2018). Expanding upon the capabilities of this framework, LCSM also allows for comprehensive multivariate analyses that can facilitate investigations into how change in one construct is associated with change in another construct. The appeal of this approach is evidenced by several recent studies that have used data from the ABCD Study to explore bivariate associations between brain development and changes in several mental and physical health indicators </w:t>
+      </w:r>
+      <w:r>
+        <w:rPr>
+          <w:rFonts w:ascii="Arial" w:hAnsi="Arial" w:cs="Arial"/>
+          <w:color w:val="000000" w:themeColor="text1"/>
+          <w:sz w:val="22"/>
+          <w:szCs w:val="22"/>
+        </w:rPr>
+        <w:t xml:space="preserve">(e.g., </w:t>
+      </w:r>
+      <w:r>
+        <w:rPr>
+          <w:rFonts w:ascii="Arial" w:hAnsi="Arial" w:cs="Arial"/>
+          <w:color w:val="000000" w:themeColor="text1"/>
+          <w:sz w:val="22"/>
+          <w:szCs w:val="22"/>
+        </w:rPr>
+        <w:t>Wiker et al. 2023; Rapuano et al. 2022; Beck et al. 2023; Nweze et al. 2023; Mewton et al. 2023).</w:t>
+      </w:r>
+    </w:p>
+    <w:p>
+      <w:pPr>
+        <w:pStyle w:val="BodyText"/>
+        <w:rPr>
+          <w:rFonts w:ascii="Arial" w:hAnsi="Arial" w:cs="Arial"/>
+          <w:color w:val="000000" w:themeColor="text1"/>
+          <w:sz w:val="22"/>
+          <w:szCs w:val="22"/>
+        </w:rPr>
+      </w:pPr>
+      <w:r>
+        <w:rPr>
+          <w:rFonts w:ascii="Arial" w:hAnsi="Arial" w:cs="Arial"/>
+          <w:color w:val="000000" w:themeColor="text1"/>
+          <w:sz w:val="22"/>
+          <w:szCs w:val="22"/>
+        </w:rPr>
+        <w:t xml:space="preserve">Latent State-Trait Models (LSTM) offer another variable-centered approach to longitudinal analysis that also allows for the estimation of patterns of change over time. Unlike LGCM, which conceptualizes change as a function of time, and LCSM, which views change through </w:t>
+      </w:r>
+      <w:r>
+        <w:rPr>
+          <w:rFonts w:ascii="Arial" w:hAnsi="Arial" w:cs="Arial"/>
+          <w:color w:val="000000" w:themeColor="text1"/>
+          <w:sz w:val="22"/>
+          <w:szCs w:val="22"/>
+        </w:rPr>
         <w:lastRenderedPageBreak/>
-        <w:t>4.5 Variable-centered models</w:t>
-      </w:r>
-    </w:p>
-    <w:p>
-      <w:pPr>
-        <w:pStyle w:val="FirstParagraph"/>
-        <w:rPr>
-          <w:rFonts w:ascii="Arial" w:hAnsi="Arial" w:cs="Arial"/>
-          <w:color w:val="000000" w:themeColor="text1"/>
-          <w:sz w:val="22"/>
-          <w:szCs w:val="22"/>
-        </w:rPr>
-      </w:pPr>
-      <w:r>
-        <w:rPr>
-          <w:rFonts w:ascii="Arial" w:hAnsi="Arial" w:cs="Arial"/>
-          <w:color w:val="000000" w:themeColor="text1"/>
-          <w:sz w:val="22"/>
-          <w:szCs w:val="22"/>
-        </w:rPr>
-        <w:t xml:space="preserve">One key application of the SEM framework to the analysis of longitudinal data is the latent growth curve model (LGCM). This is a variable-centered approach that characterizes average group trajectories and individual variations (random effects) in an outcome over time </w:t>
+        <w:t xml:space="preserve">sequential measurements, this approach disaggregates observed behaviors into distinct stable (trait) and occasion-specific (state) components </w:t>
       </w:r>
       <w:r>
         <w:rPr>
@@ -7618,137 +7999,27 @@
           <w:sz w:val="22"/>
           <w:szCs w:val="22"/>
         </w:rPr>
-        <w:t xml:space="preserve">Curran 2003). These models are </w:t>
-      </w:r>
-      <w:proofErr w:type="gramStart"/>
-      <w:r>
-        <w:rPr>
-          <w:rFonts w:ascii="Arial" w:hAnsi="Arial" w:cs="Arial"/>
-          <w:color w:val="000000" w:themeColor="text1"/>
-          <w:sz w:val="22"/>
-          <w:szCs w:val="22"/>
-        </w:rPr>
-        <w:t>similar to</w:t>
-      </w:r>
-      <w:proofErr w:type="gramEnd"/>
-      <w:r>
-        <w:rPr>
-          <w:rFonts w:ascii="Arial" w:hAnsi="Arial" w:cs="Arial"/>
-          <w:color w:val="000000" w:themeColor="text1"/>
-          <w:sz w:val="22"/>
-          <w:szCs w:val="22"/>
-        </w:rPr>
-        <w:t xml:space="preserve"> their linear mixed effects counterpart in many ways, with the main conceptual difference being that LGCM includes a repeatedly measured outcome in the model as a function of time (closely resembling a standard CFA approach), rather than as an explanatory variable (as in a standard regression approach</w:t>
-      </w:r>
-      <w:r>
-        <w:rPr>
-          <w:rFonts w:ascii="Arial" w:hAnsi="Arial" w:cs="Arial"/>
-          <w:color w:val="000000" w:themeColor="text1"/>
-          <w:sz w:val="22"/>
-          <w:szCs w:val="22"/>
-        </w:rPr>
-        <w:t xml:space="preserve">; </w:t>
-      </w:r>
-      <w:r>
-        <w:rPr>
-          <w:rFonts w:ascii="Arial" w:hAnsi="Arial" w:cs="Arial"/>
-          <w:color w:val="000000" w:themeColor="text1"/>
-          <w:sz w:val="22"/>
-          <w:szCs w:val="22"/>
-        </w:rPr>
-        <w:t>McNeish and Matta 2018). Specifically, observed scores at each time point are treated as indicator variables with their factors loading scaled to reflect a hypothesized pattern of change (e.g., loadings of 0, 1, and 2 would assume equidistant, linear change). Latent intercepts (initial levels) and slopes (rates of change) are estimated, along with their variances and covariance to capture common trends and individual deviations over time. This method was used in a recent study by Trevino et al. (2023) to show a decreasing trajectory of parent-reported externalizing behaviors from ages 9-12 among youth taking part in the ABCD Study. This study also examined hypothesized predictors of the growth trajectory intercept and slope factors, highlighting a particular strength of these models–– their flexibility and extensibility. As an example, Roy et al. (2024) used publicly available data from the ABCD Study and several other large-scale datasets to explore bivariate (parallel process) relationships between white matter pathways and literacy over time. Beyond these examples, LGCMs can be extended in numerous ways, including to compare rates of growth across groups, investigate the consequences of change, and incorporate time-invariant or time-varying covariates, to highlight only a few (for a more detailed treatment of LGCM applications and methodologies</w:t>
-      </w:r>
-      <w:r>
-        <w:rPr>
-          <w:rFonts w:ascii="Arial" w:hAnsi="Arial" w:cs="Arial"/>
-          <w:color w:val="000000" w:themeColor="text1"/>
-          <w:sz w:val="22"/>
-          <w:szCs w:val="22"/>
-        </w:rPr>
-        <w:t xml:space="preserve"> (</w:t>
-      </w:r>
-      <w:r>
-        <w:rPr>
-          <w:rFonts w:ascii="Arial" w:hAnsi="Arial" w:cs="Arial"/>
-          <w:color w:val="000000" w:themeColor="text1"/>
-          <w:sz w:val="22"/>
-          <w:szCs w:val="22"/>
-        </w:rPr>
-        <w:t>refer to Preacher</w:t>
-      </w:r>
-      <w:r>
-        <w:rPr>
-          <w:rFonts w:ascii="Arial" w:hAnsi="Arial" w:cs="Arial"/>
-          <w:color w:val="000000" w:themeColor="text1"/>
-          <w:sz w:val="22"/>
-          <w:szCs w:val="22"/>
-        </w:rPr>
-        <w:t xml:space="preserve"> et al. </w:t>
-      </w:r>
-      <w:r>
-        <w:rPr>
-          <w:rFonts w:ascii="Arial" w:hAnsi="Arial" w:cs="Arial"/>
-          <w:color w:val="000000" w:themeColor="text1"/>
-          <w:sz w:val="22"/>
-          <w:szCs w:val="22"/>
-        </w:rPr>
-        <w:t>2010</w:t>
-      </w:r>
-      <w:r>
-        <w:rPr>
-          <w:rFonts w:ascii="Arial" w:hAnsi="Arial" w:cs="Arial"/>
-          <w:color w:val="000000" w:themeColor="text1"/>
-          <w:sz w:val="22"/>
-          <w:szCs w:val="22"/>
-        </w:rPr>
-        <w:t>;</w:t>
-      </w:r>
-      <w:r>
-        <w:rPr>
-          <w:rFonts w:ascii="Arial" w:hAnsi="Arial" w:cs="Arial"/>
-          <w:color w:val="000000" w:themeColor="text1"/>
-          <w:sz w:val="22"/>
-          <w:szCs w:val="22"/>
-        </w:rPr>
-        <w:t xml:space="preserve"> Preacher 2018; Curran</w:t>
-      </w:r>
-      <w:r>
-        <w:rPr>
-          <w:rFonts w:ascii="Arial" w:hAnsi="Arial" w:cs="Arial"/>
-          <w:color w:val="000000" w:themeColor="text1"/>
-          <w:sz w:val="22"/>
-          <w:szCs w:val="22"/>
-        </w:rPr>
-        <w:t xml:space="preserve"> et al. </w:t>
-      </w:r>
-      <w:r>
-        <w:rPr>
-          <w:rFonts w:ascii="Arial" w:hAnsi="Arial" w:cs="Arial"/>
-          <w:color w:val="000000" w:themeColor="text1"/>
-          <w:sz w:val="22"/>
-          <w:szCs w:val="22"/>
-        </w:rPr>
-        <w:t>2010).</w:t>
-      </w:r>
-    </w:p>
-    <w:p>
-      <w:pPr>
-        <w:pStyle w:val="BodyText"/>
-        <w:rPr>
-          <w:rFonts w:ascii="Arial" w:hAnsi="Arial" w:cs="Arial"/>
-          <w:color w:val="000000" w:themeColor="text1"/>
-          <w:sz w:val="22"/>
-          <w:szCs w:val="22"/>
-        </w:rPr>
-      </w:pPr>
-      <w:r>
-        <w:rPr>
-          <w:rFonts w:ascii="Arial" w:hAnsi="Arial" w:cs="Arial"/>
-          <w:color w:val="000000" w:themeColor="text1"/>
-          <w:sz w:val="22"/>
-          <w:szCs w:val="22"/>
-        </w:rPr>
-        <w:t xml:space="preserve">The latent change score model (LCSM) is a variable-centered approach uniquely tailored for analyzing temporal variations in how a construct changes over time </w:t>
+        <w:t xml:space="preserve">Kenny and </w:t>
+      </w:r>
+      <w:proofErr w:type="spellStart"/>
+      <w:r>
+        <w:rPr>
+          <w:rFonts w:ascii="Arial" w:hAnsi="Arial" w:cs="Arial"/>
+          <w:color w:val="000000" w:themeColor="text1"/>
+          <w:sz w:val="22"/>
+          <w:szCs w:val="22"/>
+        </w:rPr>
+        <w:t>Zautra</w:t>
+      </w:r>
+      <w:proofErr w:type="spellEnd"/>
+      <w:r>
+        <w:rPr>
+          <w:rFonts w:ascii="Arial" w:hAnsi="Arial" w:cs="Arial"/>
+          <w:color w:val="000000" w:themeColor="text1"/>
+          <w:sz w:val="22"/>
+          <w:szCs w:val="22"/>
+        </w:rPr>
+        <w:t xml:space="preserve"> 2001; Steyer et al. 2015). Based on LST theory </w:t>
       </w:r>
       <w:r>
         <w:rPr>
@@ -7766,276 +8037,7 @@
           <w:sz w:val="22"/>
           <w:szCs w:val="22"/>
         </w:rPr>
-        <w:t xml:space="preserve">McArdle and Nesselroade 1994; McArdle and </w:t>
-      </w:r>
-      <w:proofErr w:type="spellStart"/>
-      <w:r>
-        <w:rPr>
-          <w:rFonts w:ascii="Arial" w:hAnsi="Arial" w:cs="Arial"/>
-          <w:color w:val="000000" w:themeColor="text1"/>
-          <w:sz w:val="22"/>
-          <w:szCs w:val="22"/>
-        </w:rPr>
-        <w:t>Hamagami</w:t>
-      </w:r>
-      <w:proofErr w:type="spellEnd"/>
-      <w:r>
-        <w:rPr>
-          <w:rFonts w:ascii="Arial" w:hAnsi="Arial" w:cs="Arial"/>
-          <w:color w:val="000000" w:themeColor="text1"/>
-          <w:sz w:val="22"/>
-          <w:szCs w:val="22"/>
-        </w:rPr>
-        <w:t xml:space="preserve"> 2001). These models share many features with growth curve analysis, but with a more explicit focus on how change occurs between measurement occasions </w:t>
-      </w:r>
-      <w:r>
-        <w:rPr>
-          <w:rFonts w:ascii="Arial" w:hAnsi="Arial" w:cs="Arial"/>
-          <w:color w:val="000000" w:themeColor="text1"/>
-          <w:sz w:val="22"/>
-          <w:szCs w:val="22"/>
-        </w:rPr>
-        <w:t>(</w:t>
-      </w:r>
-      <w:proofErr w:type="spellStart"/>
-      <w:r>
-        <w:rPr>
-          <w:rFonts w:ascii="Arial" w:hAnsi="Arial" w:cs="Arial"/>
-          <w:color w:val="000000" w:themeColor="text1"/>
-          <w:sz w:val="22"/>
-          <w:szCs w:val="22"/>
-        </w:rPr>
-        <w:t>Serang</w:t>
-      </w:r>
-      <w:proofErr w:type="spellEnd"/>
-      <w:r>
-        <w:rPr>
-          <w:rFonts w:ascii="Arial" w:hAnsi="Arial" w:cs="Arial"/>
-          <w:color w:val="000000" w:themeColor="text1"/>
-          <w:sz w:val="22"/>
-          <w:szCs w:val="22"/>
-        </w:rPr>
-        <w:t xml:space="preserve">, Grimm, and Zhang 2019; McArdle 2009). Specifically, LCSM estimates a series of latent variables to model change in an outcome from one time point to the next, as a function of scores on that outcome at prior time points </w:t>
-      </w:r>
-      <w:r>
-        <w:rPr>
-          <w:rFonts w:ascii="Arial" w:hAnsi="Arial" w:cs="Arial"/>
-          <w:color w:val="000000" w:themeColor="text1"/>
-          <w:sz w:val="22"/>
-          <w:szCs w:val="22"/>
-        </w:rPr>
-        <w:t>(</w:t>
-      </w:r>
-      <w:r>
-        <w:rPr>
-          <w:rFonts w:ascii="Arial" w:hAnsi="Arial" w:cs="Arial"/>
-          <w:color w:val="000000" w:themeColor="text1"/>
-          <w:sz w:val="22"/>
-          <w:szCs w:val="22"/>
-        </w:rPr>
-        <w:t xml:space="preserve">McArdle and </w:t>
-      </w:r>
-      <w:proofErr w:type="spellStart"/>
-      <w:r>
-        <w:rPr>
-          <w:rFonts w:ascii="Arial" w:hAnsi="Arial" w:cs="Arial"/>
-          <w:color w:val="000000" w:themeColor="text1"/>
-          <w:sz w:val="22"/>
-          <w:szCs w:val="22"/>
-        </w:rPr>
-        <w:t>Hamagami</w:t>
-      </w:r>
-      <w:proofErr w:type="spellEnd"/>
-      <w:r>
-        <w:rPr>
-          <w:rFonts w:ascii="Arial" w:hAnsi="Arial" w:cs="Arial"/>
-          <w:color w:val="000000" w:themeColor="text1"/>
-          <w:sz w:val="22"/>
-          <w:szCs w:val="22"/>
-        </w:rPr>
-        <w:t xml:space="preserve"> 2001; </w:t>
-      </w:r>
-      <w:proofErr w:type="spellStart"/>
-      <w:r>
-        <w:rPr>
-          <w:rFonts w:ascii="Arial" w:hAnsi="Arial" w:cs="Arial"/>
-          <w:color w:val="000000" w:themeColor="text1"/>
-          <w:sz w:val="22"/>
-          <w:szCs w:val="22"/>
-        </w:rPr>
-        <w:t>Ghisletta</w:t>
-      </w:r>
-      <w:proofErr w:type="spellEnd"/>
-      <w:r>
-        <w:rPr>
-          <w:rFonts w:ascii="Arial" w:hAnsi="Arial" w:cs="Arial"/>
-          <w:color w:val="000000" w:themeColor="text1"/>
-          <w:sz w:val="22"/>
-          <w:szCs w:val="22"/>
-        </w:rPr>
-        <w:t xml:space="preserve"> and McArdle 2012). Some types of LCSM estimate two underlying latent factors: a constant change factor that remains fixed over time, and a proportional change factor that adjusts for previous scores. By disaggregating change into constant and proportional components, this approach facilitates a more nuanced understanding of whether prior changes </w:t>
-      </w:r>
-      <w:proofErr w:type="gramStart"/>
-      <w:r>
-        <w:rPr>
-          <w:rFonts w:ascii="Arial" w:hAnsi="Arial" w:cs="Arial"/>
-          <w:color w:val="000000" w:themeColor="text1"/>
-          <w:sz w:val="22"/>
-          <w:szCs w:val="22"/>
-        </w:rPr>
-        <w:t>in a given</w:t>
-      </w:r>
-      <w:proofErr w:type="gramEnd"/>
-      <w:r>
-        <w:rPr>
-          <w:rFonts w:ascii="Arial" w:hAnsi="Arial" w:cs="Arial"/>
-          <w:color w:val="000000" w:themeColor="text1"/>
-          <w:sz w:val="22"/>
-          <w:szCs w:val="22"/>
-        </w:rPr>
-        <w:t xml:space="preserve"> process are related to future changes in the same process </w:t>
-      </w:r>
-      <w:r>
-        <w:rPr>
-          <w:rFonts w:ascii="Arial" w:hAnsi="Arial" w:cs="Arial"/>
-          <w:color w:val="000000" w:themeColor="text1"/>
-          <w:sz w:val="22"/>
-          <w:szCs w:val="22"/>
-        </w:rPr>
-        <w:t>(</w:t>
-      </w:r>
-      <w:proofErr w:type="spellStart"/>
-      <w:r>
-        <w:rPr>
-          <w:rFonts w:ascii="Arial" w:hAnsi="Arial" w:cs="Arial"/>
-          <w:color w:val="000000" w:themeColor="text1"/>
-          <w:sz w:val="22"/>
-          <w:szCs w:val="22"/>
-        </w:rPr>
-        <w:t>Serang</w:t>
-      </w:r>
-      <w:proofErr w:type="spellEnd"/>
-      <w:r>
-        <w:rPr>
-          <w:rFonts w:ascii="Arial" w:hAnsi="Arial" w:cs="Arial"/>
-          <w:color w:val="000000" w:themeColor="text1"/>
-          <w:sz w:val="22"/>
-          <w:szCs w:val="22"/>
-        </w:rPr>
-        <w:t xml:space="preserve"> et al., </w:t>
-      </w:r>
-      <w:r>
-        <w:rPr>
-          <w:rFonts w:ascii="Arial" w:hAnsi="Arial" w:cs="Arial"/>
-          <w:color w:val="000000" w:themeColor="text1"/>
-          <w:sz w:val="22"/>
-          <w:szCs w:val="22"/>
-        </w:rPr>
-        <w:t xml:space="preserve">2019; Kievit et al. 2018). Expanding upon the capabilities of this framework, LCSM also allows for comprehensive multivariate analyses that can facilitate investigations into how change in one construct is associated with change in another construct. The appeal of this approach is evidenced by several recent studies that have used data from the ABCD Study to explore bivariate associations between brain development and changes in several mental and physical health indicators </w:t>
-      </w:r>
-      <w:r>
-        <w:rPr>
-          <w:rFonts w:ascii="Arial" w:hAnsi="Arial" w:cs="Arial"/>
-          <w:color w:val="000000" w:themeColor="text1"/>
-          <w:sz w:val="22"/>
-          <w:szCs w:val="22"/>
-        </w:rPr>
-        <w:t xml:space="preserve">(e.g., </w:t>
-      </w:r>
-      <w:r>
-        <w:rPr>
-          <w:rFonts w:ascii="Arial" w:hAnsi="Arial" w:cs="Arial"/>
-          <w:color w:val="000000" w:themeColor="text1"/>
-          <w:sz w:val="22"/>
-          <w:szCs w:val="22"/>
-        </w:rPr>
-        <w:t>Wiker et al. 2023; Rapuano et al. 2022; Beck et al. 2023; Nweze et al. 2023; Mewton et al. 2023).</w:t>
-      </w:r>
-    </w:p>
-    <w:p>
-      <w:pPr>
-        <w:pStyle w:val="BodyText"/>
-        <w:rPr>
-          <w:rFonts w:ascii="Arial" w:hAnsi="Arial" w:cs="Arial"/>
-          <w:color w:val="000000" w:themeColor="text1"/>
-          <w:sz w:val="22"/>
-          <w:szCs w:val="22"/>
-        </w:rPr>
-      </w:pPr>
-      <w:r>
-        <w:rPr>
-          <w:rFonts w:ascii="Arial" w:hAnsi="Arial" w:cs="Arial"/>
-          <w:color w:val="000000" w:themeColor="text1"/>
-          <w:sz w:val="22"/>
-          <w:szCs w:val="22"/>
-        </w:rPr>
-        <w:t xml:space="preserve">Latent State-Trait Models (LSTM) offer another variable-centered approach to longitudinal analysis that also allows for the estimation of patterns of change over time. Unlike LGCM, which conceptualizes change as a function of time, and LCSM, which views change through sequential measurements, this approach disaggregates observed behaviors into distinct stable (trait) and occasion-specific (state) components </w:t>
-      </w:r>
-      <w:r>
-        <w:rPr>
-          <w:rFonts w:ascii="Arial" w:hAnsi="Arial" w:cs="Arial"/>
-          <w:color w:val="000000" w:themeColor="text1"/>
-          <w:sz w:val="22"/>
-          <w:szCs w:val="22"/>
-        </w:rPr>
-        <w:t>(</w:t>
-      </w:r>
-      <w:r>
-        <w:rPr>
-          <w:rFonts w:ascii="Arial" w:hAnsi="Arial" w:cs="Arial"/>
-          <w:color w:val="000000" w:themeColor="text1"/>
-          <w:sz w:val="22"/>
-          <w:szCs w:val="22"/>
-        </w:rPr>
-        <w:t xml:space="preserve">Kenny and </w:t>
-      </w:r>
-      <w:proofErr w:type="spellStart"/>
-      <w:r>
-        <w:rPr>
-          <w:rFonts w:ascii="Arial" w:hAnsi="Arial" w:cs="Arial"/>
-          <w:color w:val="000000" w:themeColor="text1"/>
-          <w:sz w:val="22"/>
-          <w:szCs w:val="22"/>
-        </w:rPr>
-        <w:t>Zautra</w:t>
-      </w:r>
-      <w:proofErr w:type="spellEnd"/>
-      <w:r>
-        <w:rPr>
-          <w:rFonts w:ascii="Arial" w:hAnsi="Arial" w:cs="Arial"/>
-          <w:color w:val="000000" w:themeColor="text1"/>
-          <w:sz w:val="22"/>
-          <w:szCs w:val="22"/>
-        </w:rPr>
-        <w:t xml:space="preserve"> 2001; Steyer et al. 2015). Based on LST theory </w:t>
-      </w:r>
-      <w:r>
-        <w:rPr>
-          <w:rFonts w:ascii="Arial" w:hAnsi="Arial" w:cs="Arial"/>
-          <w:color w:val="000000" w:themeColor="text1"/>
-          <w:sz w:val="22"/>
-          <w:szCs w:val="22"/>
-        </w:rPr>
-        <w:t>(</w:t>
-      </w:r>
-      <w:r>
-        <w:rPr>
-          <w:rFonts w:ascii="Arial" w:hAnsi="Arial" w:cs="Arial"/>
-          <w:color w:val="000000" w:themeColor="text1"/>
-          <w:sz w:val="22"/>
-          <w:szCs w:val="22"/>
-        </w:rPr>
-        <w:t xml:space="preserve">Steyer, Schmitt, and Eid 1999; Steyer, Ferring, and Schmitt 1992), these </w:t>
-      </w:r>
-      <w:r>
-        <w:rPr>
-          <w:rFonts w:ascii="Arial" w:hAnsi="Arial" w:cs="Arial"/>
-          <w:color w:val="000000" w:themeColor="text1"/>
-          <w:sz w:val="22"/>
-          <w:szCs w:val="22"/>
-        </w:rPr>
-        <w:lastRenderedPageBreak/>
-        <w:t xml:space="preserve">models hold that scores on a repeated measures outcome can be partitioned into an enduring latent trait variable that reflects between-individual differences, and a transient latent state residual that represents situational influences </w:t>
+        <w:t xml:space="preserve">Steyer, Schmitt, and Eid 1999; Steyer, Ferring, and Schmitt 1992), these models hold that scores on a repeated measures outcome can be partitioned into an enduring latent trait variable that reflects between-individual differences, and a transient latent state residual that represents situational influences </w:t>
       </w:r>
       <w:r>
         <w:rPr>
@@ -8309,7 +8311,17 @@
           <w:sz w:val="22"/>
           <w:szCs w:val="22"/>
         </w:rPr>
-        <w:t xml:space="preserve"> et al. 2</w:t>
+        <w:t xml:space="preserve"> et al. </w:t>
+      </w:r>
+      <w:r>
+        <w:rPr>
+          <w:rFonts w:ascii="Arial" w:hAnsi="Arial" w:cs="Arial"/>
+          <w:color w:val="000000" w:themeColor="text1"/>
+          <w:sz w:val="22"/>
+          <w:szCs w:val="22"/>
+        </w:rPr>
+        <w:lastRenderedPageBreak/>
+        <w:t>2</w:t>
       </w:r>
       <w:r>
         <w:rPr>
@@ -8338,7 +8350,6 @@
           <w:sz w:val="22"/>
           <w:szCs w:val="22"/>
         </w:rPr>
-        <w:lastRenderedPageBreak/>
         <w:t>Hybrid approaches, such as growth mixture (</w:t>
       </w:r>
       <w:proofErr w:type="spellStart"/>
@@ -8594,7 +8605,7 @@
           <w:sz w:val="22"/>
           <w:szCs w:val="22"/>
         </w:rPr>
-        <w:t xml:space="preserve">In conclusion, advanced SEM approaches for LDA provide valuable tools for addressing complex research questions and data structures. While they offer more nuanced insights into within-person change dynamics and the influence of individual differences, these models also come with certain limitations, such as the necessity of multiple assessments (e.g., four or more </w:t>
+        <w:t xml:space="preserve">In conclusion, advanced SEM approaches for LDA provide valuable tools for addressing complex research questions and data structures. While they offer more nuanced insights into </w:t>
       </w:r>
       <w:r>
         <w:rPr>
@@ -8604,7 +8615,7 @@
           <w:szCs w:val="22"/>
         </w:rPr>
         <w:lastRenderedPageBreak/>
-        <w:t>for LCM-SR), increased complexity, computational demands, and the need for careful model specification and interpretation. As with any statistical method, researchers should carefully consider their research objectives, data characteristics, and the assumptions of each model when selecting the most appropriate advanced SEM approach for longitudinal analysis. Given that these modeling approaches necessitate more waves of data, they are not yet commonly used with ABCD Study data. We anticipate that as more waves of ABCD data are publically released, these models can be used to address some of the pitfalls of the more traditional methods.</w:t>
+        <w:t>within-person change dynamics and the influence of individual differences, these models also come with certain limitations, such as the necessity of multiple assessments (e.g., four or more for LCM-SR), increased complexity, computational demands, and the need for careful model specification and interpretation. As with any statistical method, researchers should carefully consider their research objectives, data characteristics, and the assumptions of each model when selecting the most appropriate advanced SEM approach for longitudinal analysis. Given that these modeling approaches necessitate more waves of data, they are not yet commonly used with ABCD Study data. We anticipate that as more waves of ABCD data are publically released, these models can be used to address some of the pitfalls of the more traditional methods.</w:t>
       </w:r>
     </w:p>
     <w:p>
@@ -18207,6 +18218,7 @@
   <w:style w:type="character" w:default="1" w:styleId="DefaultParagraphFont">
     <w:name w:val="Default Paragraph Font"/>
     <w:uiPriority w:val="1"/>
+    <w:semiHidden/>
     <w:unhideWhenUsed/>
   </w:style>
   <w:style w:type="table" w:default="1" w:styleId="TableNormal">

--- a/public/abcd_manuscript.docx
+++ b/public/abcd_manuscript.docx
@@ -9049,22 +9049,28 @@
           <w:szCs w:val="22"/>
         </w:rPr>
         <w:drawing>
-          <wp:inline distT="0" distB="0" distL="0" distR="0" wp14:anchorId="5902DB05" wp14:editId="72E3D288">
-            <wp:extent cx="3264837" cy="1953260"/>
-            <wp:effectExtent l="0" t="0" r="0" b="2540"/>
-            <wp:docPr id="67" name="Picture" descr="Figure 4 Statistical modeling of brain imaging data"/>
+          <wp:inline distT="0" distB="0" distL="0" distR="0" wp14:anchorId="5902DB05" wp14:editId="0F1F8104">
+            <wp:extent cx="3264408" cy="1956816"/>
+            <wp:effectExtent l="0" t="0" r="0" b="0"/>
+            <wp:docPr id="67" name="Picture"/>
             <wp:cNvGraphicFramePr/>
             <a:graphic xmlns:a="http://schemas.openxmlformats.org/drawingml/2006/main">
               <a:graphicData uri="http://schemas.openxmlformats.org/drawingml/2006/picture">
                 <pic:pic xmlns:pic="http://schemas.openxmlformats.org/drawingml/2006/picture">
                   <pic:nvPicPr>
-                    <pic:cNvPr id="68" name="Picture" descr="img/Picture2.png"/>
-                    <pic:cNvPicPr>
+                    <pic:cNvPr id="67" name="Picture"/>
+                    <pic:cNvPicPr preferRelativeResize="0">
                       <a:picLocks noChangeAspect="1" noChangeArrowheads="1"/>
                     </pic:cNvPicPr>
                   </pic:nvPicPr>
                   <pic:blipFill>
-                    <a:blip r:embed="rId14"/>
+                    <a:blip r:embed="rId14" cstate="print">
+                      <a:extLst>
+                        <a:ext uri="{28A0092B-C50C-407E-A947-70E740481C1C}">
+                          <a14:useLocalDpi xmlns:a14="http://schemas.microsoft.com/office/drawing/2010/main" val="0"/>
+                        </a:ext>
+                      </a:extLst>
+                    </a:blip>
                     <a:stretch>
                       <a:fillRect/>
                     </a:stretch>
@@ -9072,7 +9078,7 @@
                   <pic:spPr bwMode="auto">
                     <a:xfrm>
                       <a:off x="0" y="0"/>
-                      <a:ext cx="3295316" cy="1971495"/>
+                      <a:ext cx="3264408" cy="1956816"/>
                     </a:xfrm>
                     <a:prstGeom prst="rect">
                       <a:avLst/>
